--- a/Описание.docx
+++ b/Описание.docx
@@ -2,37 +2,1917 @@
 <file path=word/document.xml><?xml version="1.0" encoding="utf-8"?>
 <w:document xmlns:wpc="http://schemas.microsoft.com/office/word/2010/wordprocessingCanvas" xmlns:cx="http://schemas.microsoft.com/office/drawing/2014/chartex" xmlns:cx1="http://schemas.microsoft.com/office/drawing/2015/9/8/chartex" xmlns:cx2="http://schemas.microsoft.com/office/drawing/2015/10/21/chartex" xmlns:cx3="http://schemas.microsoft.com/office/drawing/2016/5/9/chartex" xmlns:cx4="http://schemas.microsoft.com/office/drawing/2016/5/10/chartex" xmlns:cx5="http://schemas.microsoft.com/office/drawing/2016/5/11/chartex" xmlns:cx6="http://schemas.microsoft.com/office/drawing/2016/5/12/chartex" xmlns:cx7="http://schemas.microsoft.com/office/drawing/2016/5/13/chartex" xmlns:cx8="http://schemas.microsoft.com/office/drawing/2016/5/14/chartex" xmlns:mc="http://schemas.openxmlformats.org/markup-compatibility/2006" xmlns:aink="http://schemas.microsoft.com/office/drawing/2016/ink" xmlns:am3d="http://schemas.microsoft.com/office/drawing/2017/model3d" xmlns:o="urn:schemas-microsoft-com:office:office" xmlns:r="http://schemas.openxmlformats.org/officeDocument/2006/relationships" xmlns:m="http://schemas.openxmlformats.org/officeDocument/2006/math" xmlns:v="urn:schemas-microsoft-com:vml" xmlns:wp14="http://schemas.microsoft.com/office/word/2010/wordprocessingDrawing" xmlns:wp="http://schemas.openxmlformats.org/drawingml/2006/wordprocessingDrawing" xmlns:w10="urn:schemas-microsoft-com:office:word" xmlns:w="http://schemas.openxmlformats.org/wordprocessingml/2006/main" xmlns:w14="http://schemas.microsoft.com/office/word/2010/wordml" xmlns:w15="http://schemas.microsoft.com/office/word/2012/wordml" xmlns:w16cex="http://schemas.microsoft.com/office/word/2018/wordml/cex" xmlns:w16cid="http://schemas.microsoft.com/office/word/2016/wordml/cid" xmlns:w16="http://schemas.microsoft.com/office/word/2018/wordml" xmlns:w16sdtdh="http://schemas.microsoft.com/office/word/2020/wordml/sdtdatahash" xmlns:w16se="http://schemas.microsoft.com/office/word/2015/wordml/symex" xmlns:wpg="http://schemas.microsoft.com/office/word/2010/wordprocessingGroup" xmlns:wpi="http://schemas.microsoft.com/office/word/2010/wordprocessingInk" xmlns:wne="http://schemas.microsoft.com/office/word/2006/wordml" xmlns:wps="http://schemas.microsoft.com/office/word/2010/wordprocessingShape" mc:Ignorable="w14 w15 w16se w16cid w16 w16cex w16sdtdh wp14">
   <w:body>
-    <w:p>
+    <w:p/>
+    <w:p>
+      <w:pPr>
+        <w:shd w:val="clear" w:color="auto" w:fill="191919"/>
+        <w:spacing w:before="300" w:after="120" w:line="420" w:lineRule="atLeast"/>
+        <w:outlineLvl w:val="2"/>
+        <w:rPr>
+          <w:rFonts w:ascii="Arial" w:eastAsia="Times New Roman" w:hAnsi="Arial" w:cs="Arial"/>
+          <w:b/>
+          <w:bCs/>
+          <w:sz w:val="27"/>
+          <w:szCs w:val="27"/>
+          <w:lang w:eastAsia="ru-RU"/>
+        </w:rPr>
+      </w:pPr>
+      <w:r>
+        <w:rPr>
+          <w:rFonts w:ascii="Arial" w:eastAsia="Times New Roman" w:hAnsi="Arial" w:cs="Arial"/>
+          <w:b/>
+          <w:bCs/>
+          <w:sz w:val="27"/>
+          <w:szCs w:val="27"/>
+          <w:lang w:eastAsia="ru-RU"/>
+        </w:rPr>
+        <w:t>Значение </w:t>
+      </w:r>
       <w:proofErr w:type="spellStart"/>
       <w:r>
+        <w:rPr>
+          <w:rFonts w:ascii="Arial" w:eastAsia="Times New Roman" w:hAnsi="Arial" w:cs="Arial"/>
+          <w:b/>
+          <w:bCs/>
+          <w:sz w:val="27"/>
+          <w:szCs w:val="27"/>
+          <w:lang w:eastAsia="ru-RU"/>
+        </w:rPr>
+        <w:t>микрозелени</w:t>
+      </w:r>
+      <w:proofErr w:type="spellEnd"/>
+      <w:r>
+        <w:rPr>
+          <w:rFonts w:ascii="Arial" w:eastAsia="Times New Roman" w:hAnsi="Arial" w:cs="Arial"/>
+          <w:b/>
+          <w:bCs/>
+          <w:sz w:val="27"/>
+          <w:szCs w:val="27"/>
+          <w:lang w:eastAsia="ru-RU"/>
+        </w:rPr>
+        <w:t> в современном мире</w:t>
+      </w:r>
+    </w:p>
+    <w:p>
+      <w:pPr>
+        <w:shd w:val="clear" w:color="auto" w:fill="191919"/>
+        <w:spacing w:before="120" w:after="120" w:line="420" w:lineRule="atLeast"/>
+        <w:rPr>
+          <w:rFonts w:ascii="Arial" w:eastAsia="Times New Roman" w:hAnsi="Arial" w:cs="Arial"/>
+          <w:sz w:val="24"/>
+          <w:szCs w:val="24"/>
+          <w:lang w:eastAsia="ru-RU"/>
+        </w:rPr>
+      </w:pPr>
+      <w:proofErr w:type="spellStart"/>
+      <w:r>
+        <w:rPr>
+          <w:rFonts w:ascii="Arial" w:eastAsia="Times New Roman" w:hAnsi="Arial" w:cs="Arial"/>
+          <w:b/>
+          <w:bCs/>
+          <w:sz w:val="24"/>
+          <w:szCs w:val="24"/>
+          <w:lang w:eastAsia="ru-RU"/>
+        </w:rPr>
         <w:t>Микрозелень</w:t>
       </w:r>
       <w:proofErr w:type="spellEnd"/>
       <w:r>
-        <w:t xml:space="preserve"> щавеля имеет характерный кисловатый вкус. Идеально подходит для салатов и рыбных блюд.</w:t>
-      </w:r>
-    </w:p>
-    <w:p>
-      <w:r>
-        <w:t xml:space="preserve">   Время роста до стадии технической зрелости 20-30 дней. Затем, желательно, употребить в пищу, либо хранить в срезке при температуре 4 - 6  градусов Цельсия в герметичном контейнере или плотном пакете до 14 дней.</w:t>
-      </w:r>
-    </w:p>
-    <w:p>
-      <w:r>
-        <w:t xml:space="preserve">    Цена указана за единицу товара размером 160мм х 110мм. Чистый вес </w:t>
+        <w:rPr>
+          <w:rFonts w:ascii="Arial" w:eastAsia="Times New Roman" w:hAnsi="Arial" w:cs="Arial"/>
+          <w:sz w:val="24"/>
+          <w:szCs w:val="24"/>
+          <w:lang w:eastAsia="ru-RU"/>
+        </w:rPr>
+        <w:t> (или </w:t>
       </w:r>
       <w:proofErr w:type="spellStart"/>
       <w:r>
+        <w:rPr>
+          <w:rFonts w:ascii="Arial" w:eastAsia="Times New Roman" w:hAnsi="Arial" w:cs="Arial"/>
+          <w:sz w:val="24"/>
+          <w:szCs w:val="24"/>
+          <w:lang w:eastAsia="ru-RU"/>
+        </w:rPr>
+        <w:t>микрогрин</w:t>
+      </w:r>
+      <w:proofErr w:type="spellEnd"/>
+      <w:r>
+        <w:rPr>
+          <w:rFonts w:ascii="Arial" w:eastAsia="Times New Roman" w:hAnsi="Arial" w:cs="Arial"/>
+          <w:sz w:val="24"/>
+          <w:szCs w:val="24"/>
+          <w:lang w:eastAsia="ru-RU"/>
+        </w:rPr>
+        <w:t>) — это молодые съедобные ростки овощей, трав и злаков. Урожай собирают через 7–14 дней после посева, когда у ростков появляются первые настоящие листочки.</w:t>
+      </w:r>
+    </w:p>
+    <w:p>
+      <w:pPr>
+        <w:shd w:val="clear" w:color="auto" w:fill="191919"/>
+        <w:spacing w:before="120" w:after="120" w:line="420" w:lineRule="atLeast"/>
+        <w:rPr>
+          <w:rFonts w:ascii="Arial" w:eastAsia="Times New Roman" w:hAnsi="Arial" w:cs="Arial"/>
+          <w:sz w:val="24"/>
+          <w:szCs w:val="24"/>
+          <w:lang w:eastAsia="ru-RU"/>
+        </w:rPr>
+      </w:pPr>
+      <w:r>
+        <w:rPr>
+          <w:rFonts w:ascii="Arial" w:eastAsia="Times New Roman" w:hAnsi="Arial" w:cs="Arial"/>
+          <w:sz w:val="24"/>
+          <w:szCs w:val="24"/>
+          <w:lang w:eastAsia="ru-RU"/>
+        </w:rPr>
+        <w:t>Разберём подробно, в чём состоит значение </w:t>
+      </w:r>
+      <w:proofErr w:type="spellStart"/>
+      <w:r>
+        <w:rPr>
+          <w:rFonts w:ascii="Arial" w:eastAsia="Times New Roman" w:hAnsi="Arial" w:cs="Arial"/>
+          <w:sz w:val="24"/>
+          <w:szCs w:val="24"/>
+          <w:lang w:eastAsia="ru-RU"/>
+        </w:rPr>
         <w:t>микрозелени</w:t>
       </w:r>
       <w:proofErr w:type="spellEnd"/>
       <w:r>
-        <w:t>, в зависимости от длительности периода роста от 8 гр. до 14 гр.</w:t>
-      </w:r>
-    </w:p>
-    <w:p>
-      <w:r>
-        <w:t xml:space="preserve">    Возможен предзаказ любого количества: срок от 20 дней.</w:t>
+        <w:rPr>
+          <w:rFonts w:ascii="Arial" w:eastAsia="Times New Roman" w:hAnsi="Arial" w:cs="Arial"/>
+          <w:sz w:val="24"/>
+          <w:szCs w:val="24"/>
+          <w:lang w:eastAsia="ru-RU"/>
+        </w:rPr>
+        <w:t> сегодня.</w:t>
+      </w:r>
+    </w:p>
+    <w:p>
+      <w:pPr>
+        <w:shd w:val="clear" w:color="auto" w:fill="191919"/>
+        <w:spacing w:before="300" w:after="60" w:line="360" w:lineRule="atLeast"/>
+        <w:outlineLvl w:val="3"/>
+        <w:rPr>
+          <w:rFonts w:ascii="Arial" w:eastAsia="Times New Roman" w:hAnsi="Arial" w:cs="Arial"/>
+          <w:b/>
+          <w:bCs/>
+          <w:sz w:val="24"/>
+          <w:szCs w:val="24"/>
+          <w:lang w:eastAsia="ru-RU"/>
+        </w:rPr>
+      </w:pPr>
+      <w:r>
+        <w:rPr>
+          <w:rFonts w:ascii="Arial" w:eastAsia="Times New Roman" w:hAnsi="Arial" w:cs="Arial"/>
+          <w:b/>
+          <w:bCs/>
+          <w:sz w:val="24"/>
+          <w:szCs w:val="24"/>
+          <w:lang w:eastAsia="ru-RU"/>
+        </w:rPr>
+        <w:t>1. Пищевая и оздоровительная ценность</w:t>
+      </w:r>
+    </w:p>
+    <w:p>
+      <w:pPr>
+        <w:shd w:val="clear" w:color="auto" w:fill="191919"/>
+        <w:spacing w:before="120" w:after="120" w:line="420" w:lineRule="atLeast"/>
+        <w:rPr>
+          <w:rFonts w:ascii="Arial" w:eastAsia="Times New Roman" w:hAnsi="Arial" w:cs="Arial"/>
+          <w:sz w:val="24"/>
+          <w:szCs w:val="24"/>
+          <w:lang w:eastAsia="ru-RU"/>
+        </w:rPr>
+      </w:pPr>
+      <w:proofErr w:type="spellStart"/>
+      <w:r>
+        <w:rPr>
+          <w:rFonts w:ascii="Arial" w:eastAsia="Times New Roman" w:hAnsi="Arial" w:cs="Arial"/>
+          <w:sz w:val="24"/>
+          <w:szCs w:val="24"/>
+          <w:lang w:eastAsia="ru-RU"/>
+        </w:rPr>
+        <w:t>Микрозелень</w:t>
+      </w:r>
+      <w:proofErr w:type="spellEnd"/>
+      <w:r>
+        <w:rPr>
+          <w:rFonts w:ascii="Arial" w:eastAsia="Times New Roman" w:hAnsi="Arial" w:cs="Arial"/>
+          <w:sz w:val="24"/>
+          <w:szCs w:val="24"/>
+          <w:lang w:eastAsia="ru-RU"/>
+        </w:rPr>
+        <w:t> ценится за высокую концентрацию полезных веществ — в ней содержится в </w:t>
+      </w:r>
+      <w:r>
+        <w:rPr>
+          <w:rFonts w:ascii="Arial" w:eastAsia="Times New Roman" w:hAnsi="Arial" w:cs="Arial"/>
+          <w:b/>
+          <w:bCs/>
+          <w:sz w:val="24"/>
+          <w:szCs w:val="24"/>
+          <w:lang w:eastAsia="ru-RU"/>
+        </w:rPr>
+        <w:t>4–40 раз больше витаминов, минералов и антиоксидантов</w:t>
+      </w:r>
+      <w:r>
+        <w:rPr>
+          <w:rFonts w:ascii="Arial" w:eastAsia="Times New Roman" w:hAnsi="Arial" w:cs="Arial"/>
+          <w:sz w:val="24"/>
+          <w:szCs w:val="24"/>
+          <w:lang w:eastAsia="ru-RU"/>
+        </w:rPr>
+        <w:t>, чем в зрелых растениях. Это связано с тем, что на ранней стадии роста в ростках аккумулируются питательные вещества, необходимые для развития семени.</w:t>
+      </w:r>
+    </w:p>
+    <w:p>
+      <w:pPr>
+        <w:shd w:val="clear" w:color="auto" w:fill="191919"/>
+        <w:spacing w:before="120" w:after="120" w:line="420" w:lineRule="atLeast"/>
+        <w:rPr>
+          <w:rFonts w:ascii="Arial" w:eastAsia="Times New Roman" w:hAnsi="Arial" w:cs="Arial"/>
+          <w:sz w:val="24"/>
+          <w:szCs w:val="24"/>
+          <w:lang w:eastAsia="ru-RU"/>
+        </w:rPr>
+      </w:pPr>
+      <w:r>
+        <w:rPr>
+          <w:rFonts w:ascii="Arial" w:eastAsia="Times New Roman" w:hAnsi="Arial" w:cs="Arial"/>
+          <w:b/>
+          <w:bCs/>
+          <w:sz w:val="24"/>
+          <w:szCs w:val="24"/>
+          <w:lang w:eastAsia="ru-RU"/>
+        </w:rPr>
+        <w:t>Что содержится в </w:t>
+      </w:r>
+      <w:proofErr w:type="spellStart"/>
+      <w:r>
+        <w:rPr>
+          <w:rFonts w:ascii="Arial" w:eastAsia="Times New Roman" w:hAnsi="Arial" w:cs="Arial"/>
+          <w:b/>
+          <w:bCs/>
+          <w:sz w:val="24"/>
+          <w:szCs w:val="24"/>
+          <w:lang w:eastAsia="ru-RU"/>
+        </w:rPr>
+        <w:t>микрозелени</w:t>
+      </w:r>
+      <w:proofErr w:type="spellEnd"/>
+      <w:r>
+        <w:rPr>
+          <w:rFonts w:ascii="Arial" w:eastAsia="Times New Roman" w:hAnsi="Arial" w:cs="Arial"/>
+          <w:b/>
+          <w:bCs/>
+          <w:sz w:val="24"/>
+          <w:szCs w:val="24"/>
+          <w:lang w:eastAsia="ru-RU"/>
+        </w:rPr>
+        <w:t>:</w:t>
+      </w:r>
+    </w:p>
+    <w:p>
+      <w:pPr>
+        <w:numPr>
+          <w:ilvl w:val="0"/>
+          <w:numId w:val="1"/>
+        </w:numPr>
+        <w:shd w:val="clear" w:color="auto" w:fill="191919"/>
+        <w:spacing w:before="120" w:after="120" w:line="420" w:lineRule="atLeast"/>
+        <w:rPr>
+          <w:rFonts w:ascii="Arial" w:eastAsia="Times New Roman" w:hAnsi="Arial" w:cs="Arial"/>
+          <w:sz w:val="24"/>
+          <w:szCs w:val="24"/>
+          <w:lang w:eastAsia="ru-RU"/>
+        </w:rPr>
+      </w:pPr>
+      <w:r>
+        <w:rPr>
+          <w:rFonts w:ascii="Arial" w:eastAsia="Times New Roman" w:hAnsi="Arial" w:cs="Arial"/>
+          <w:sz w:val="24"/>
+          <w:szCs w:val="24"/>
+          <w:lang w:eastAsia="ru-RU"/>
+        </w:rPr>
+        <w:t>витамины А, С, Е, К, группы B;</w:t>
+      </w:r>
+    </w:p>
+    <w:p>
+      <w:pPr>
+        <w:numPr>
+          <w:ilvl w:val="0"/>
+          <w:numId w:val="1"/>
+        </w:numPr>
+        <w:shd w:val="clear" w:color="auto" w:fill="191919"/>
+        <w:spacing w:before="120" w:after="120" w:line="420" w:lineRule="atLeast"/>
+        <w:rPr>
+          <w:rFonts w:ascii="Arial" w:eastAsia="Times New Roman" w:hAnsi="Arial" w:cs="Arial"/>
+          <w:sz w:val="24"/>
+          <w:szCs w:val="24"/>
+          <w:lang w:eastAsia="ru-RU"/>
+        </w:rPr>
+      </w:pPr>
+      <w:r>
+        <w:rPr>
+          <w:rFonts w:ascii="Arial" w:eastAsia="Times New Roman" w:hAnsi="Arial" w:cs="Arial"/>
+          <w:sz w:val="24"/>
+          <w:szCs w:val="24"/>
+          <w:lang w:eastAsia="ru-RU"/>
+        </w:rPr>
+        <w:t>бета</w:t>
+      </w:r>
+      <w:r>
+        <w:rPr>
+          <w:rFonts w:ascii="Arial" w:eastAsia="Times New Roman" w:hAnsi="Arial" w:cs="Arial"/>
+          <w:sz w:val="24"/>
+          <w:szCs w:val="24"/>
+          <w:lang w:eastAsia="ru-RU"/>
+        </w:rPr>
+        <w:noBreakHyphen/>
+        <w:t>каротин и лютеин;</w:t>
+      </w:r>
+    </w:p>
+    <w:p>
+      <w:pPr>
+        <w:numPr>
+          <w:ilvl w:val="0"/>
+          <w:numId w:val="1"/>
+        </w:numPr>
+        <w:shd w:val="clear" w:color="auto" w:fill="191919"/>
+        <w:spacing w:before="120" w:after="120" w:line="420" w:lineRule="atLeast"/>
+        <w:rPr>
+          <w:rFonts w:ascii="Arial" w:eastAsia="Times New Roman" w:hAnsi="Arial" w:cs="Arial"/>
+          <w:sz w:val="24"/>
+          <w:szCs w:val="24"/>
+          <w:lang w:eastAsia="ru-RU"/>
+        </w:rPr>
+      </w:pPr>
+      <w:r>
+        <w:rPr>
+          <w:rFonts w:ascii="Arial" w:eastAsia="Times New Roman" w:hAnsi="Arial" w:cs="Arial"/>
+          <w:sz w:val="24"/>
+          <w:szCs w:val="24"/>
+          <w:lang w:eastAsia="ru-RU"/>
+        </w:rPr>
+        <w:t>минералы (калий, железо и др.);</w:t>
+      </w:r>
+    </w:p>
+    <w:p>
+      <w:pPr>
+        <w:numPr>
+          <w:ilvl w:val="0"/>
+          <w:numId w:val="1"/>
+        </w:numPr>
+        <w:shd w:val="clear" w:color="auto" w:fill="191919"/>
+        <w:spacing w:before="120" w:after="120" w:line="420" w:lineRule="atLeast"/>
+        <w:rPr>
+          <w:rFonts w:ascii="Arial" w:eastAsia="Times New Roman" w:hAnsi="Arial" w:cs="Arial"/>
+          <w:sz w:val="24"/>
+          <w:szCs w:val="24"/>
+          <w:lang w:eastAsia="ru-RU"/>
+        </w:rPr>
+      </w:pPr>
+      <w:r>
+        <w:rPr>
+          <w:rFonts w:ascii="Arial" w:eastAsia="Times New Roman" w:hAnsi="Arial" w:cs="Arial"/>
+          <w:sz w:val="24"/>
+          <w:szCs w:val="24"/>
+          <w:lang w:eastAsia="ru-RU"/>
+        </w:rPr>
+        <w:t>антиоксиданты;</w:t>
+      </w:r>
+    </w:p>
+    <w:p>
+      <w:pPr>
+        <w:numPr>
+          <w:ilvl w:val="0"/>
+          <w:numId w:val="1"/>
+        </w:numPr>
+        <w:shd w:val="clear" w:color="auto" w:fill="191919"/>
+        <w:spacing w:before="120" w:after="120" w:line="420" w:lineRule="atLeast"/>
+        <w:rPr>
+          <w:rFonts w:ascii="Arial" w:eastAsia="Times New Roman" w:hAnsi="Arial" w:cs="Arial"/>
+          <w:sz w:val="24"/>
+          <w:szCs w:val="24"/>
+          <w:lang w:eastAsia="ru-RU"/>
+        </w:rPr>
+      </w:pPr>
+      <w:r>
+        <w:rPr>
+          <w:rFonts w:ascii="Arial" w:eastAsia="Times New Roman" w:hAnsi="Arial" w:cs="Arial"/>
+          <w:sz w:val="24"/>
+          <w:szCs w:val="24"/>
+          <w:lang w:eastAsia="ru-RU"/>
+        </w:rPr>
+        <w:t>клетчатка;</w:t>
+      </w:r>
+    </w:p>
+    <w:p>
+      <w:pPr>
+        <w:numPr>
+          <w:ilvl w:val="0"/>
+          <w:numId w:val="1"/>
+        </w:numPr>
+        <w:shd w:val="clear" w:color="auto" w:fill="191919"/>
+        <w:spacing w:before="120" w:after="120" w:line="420" w:lineRule="atLeast"/>
+        <w:rPr>
+          <w:rFonts w:ascii="Arial" w:eastAsia="Times New Roman" w:hAnsi="Arial" w:cs="Arial"/>
+          <w:sz w:val="24"/>
+          <w:szCs w:val="24"/>
+          <w:lang w:eastAsia="ru-RU"/>
+        </w:rPr>
+      </w:pPr>
+      <w:r>
+        <w:rPr>
+          <w:rFonts w:ascii="Arial" w:eastAsia="Times New Roman" w:hAnsi="Arial" w:cs="Arial"/>
+          <w:sz w:val="24"/>
+          <w:szCs w:val="24"/>
+          <w:lang w:eastAsia="ru-RU"/>
+        </w:rPr>
+        <w:t>полифенолы;</w:t>
+      </w:r>
+    </w:p>
+    <w:p>
+      <w:pPr>
+        <w:numPr>
+          <w:ilvl w:val="0"/>
+          <w:numId w:val="1"/>
+        </w:numPr>
+        <w:shd w:val="clear" w:color="auto" w:fill="191919"/>
+        <w:spacing w:before="120" w:after="120" w:line="420" w:lineRule="atLeast"/>
+        <w:rPr>
+          <w:rFonts w:ascii="Arial" w:eastAsia="Times New Roman" w:hAnsi="Arial" w:cs="Arial"/>
+          <w:sz w:val="24"/>
+          <w:szCs w:val="24"/>
+          <w:lang w:eastAsia="ru-RU"/>
+        </w:rPr>
+      </w:pPr>
+      <w:proofErr w:type="spellStart"/>
+      <w:r>
+        <w:rPr>
+          <w:rFonts w:ascii="Arial" w:eastAsia="Times New Roman" w:hAnsi="Arial" w:cs="Arial"/>
+          <w:sz w:val="24"/>
+          <w:szCs w:val="24"/>
+          <w:lang w:eastAsia="ru-RU"/>
+        </w:rPr>
+        <w:t>сульфорафан</w:t>
+      </w:r>
+      <w:proofErr w:type="spellEnd"/>
+      <w:r>
+        <w:rPr>
+          <w:rFonts w:ascii="Arial" w:eastAsia="Times New Roman" w:hAnsi="Arial" w:cs="Arial"/>
+          <w:sz w:val="24"/>
+          <w:szCs w:val="24"/>
+          <w:lang w:eastAsia="ru-RU"/>
+        </w:rPr>
+        <w:t> (особенно много в брокколи — вещество, подавляющее рост раковых клеток).</w:t>
+      </w:r>
+    </w:p>
+    <w:p>
+      <w:pPr>
+        <w:shd w:val="clear" w:color="auto" w:fill="191919"/>
+        <w:spacing w:before="120" w:after="120" w:line="420" w:lineRule="atLeast"/>
+        <w:rPr>
+          <w:rFonts w:ascii="Arial" w:eastAsia="Times New Roman" w:hAnsi="Arial" w:cs="Arial"/>
+          <w:sz w:val="24"/>
+          <w:szCs w:val="24"/>
+          <w:lang w:eastAsia="ru-RU"/>
+        </w:rPr>
+      </w:pPr>
+      <w:r>
+        <w:rPr>
+          <w:rFonts w:ascii="Arial" w:eastAsia="Times New Roman" w:hAnsi="Arial" w:cs="Arial"/>
+          <w:b/>
+          <w:bCs/>
+          <w:sz w:val="24"/>
+          <w:szCs w:val="24"/>
+          <w:lang w:eastAsia="ru-RU"/>
+        </w:rPr>
+        <w:t>Польза для здоровья:</w:t>
+      </w:r>
+    </w:p>
+    <w:p>
+      <w:pPr>
+        <w:numPr>
+          <w:ilvl w:val="0"/>
+          <w:numId w:val="2"/>
+        </w:numPr>
+        <w:shd w:val="clear" w:color="auto" w:fill="191919"/>
+        <w:spacing w:before="120" w:after="120" w:line="420" w:lineRule="atLeast"/>
+        <w:rPr>
+          <w:rFonts w:ascii="Arial" w:eastAsia="Times New Roman" w:hAnsi="Arial" w:cs="Arial"/>
+          <w:sz w:val="24"/>
+          <w:szCs w:val="24"/>
+          <w:lang w:eastAsia="ru-RU"/>
+        </w:rPr>
+      </w:pPr>
+      <w:r>
+        <w:rPr>
+          <w:rFonts w:ascii="Arial" w:eastAsia="Times New Roman" w:hAnsi="Arial" w:cs="Arial"/>
+          <w:sz w:val="24"/>
+          <w:szCs w:val="24"/>
+          <w:lang w:eastAsia="ru-RU"/>
+        </w:rPr>
+        <w:t>укрепление иммунитета;</w:t>
+      </w:r>
+    </w:p>
+    <w:p>
+      <w:pPr>
+        <w:numPr>
+          <w:ilvl w:val="0"/>
+          <w:numId w:val="2"/>
+        </w:numPr>
+        <w:shd w:val="clear" w:color="auto" w:fill="191919"/>
+        <w:spacing w:before="120" w:after="120" w:line="420" w:lineRule="atLeast"/>
+        <w:rPr>
+          <w:rFonts w:ascii="Arial" w:eastAsia="Times New Roman" w:hAnsi="Arial" w:cs="Arial"/>
+          <w:sz w:val="24"/>
+          <w:szCs w:val="24"/>
+          <w:lang w:eastAsia="ru-RU"/>
+        </w:rPr>
+      </w:pPr>
+      <w:r>
+        <w:rPr>
+          <w:rFonts w:ascii="Arial" w:eastAsia="Times New Roman" w:hAnsi="Arial" w:cs="Arial"/>
+          <w:sz w:val="24"/>
+          <w:szCs w:val="24"/>
+          <w:lang w:eastAsia="ru-RU"/>
+        </w:rPr>
+        <w:t>улучшение пищеварения и поддержка микрофлоры кишечника;</w:t>
+      </w:r>
+    </w:p>
+    <w:p>
+      <w:pPr>
+        <w:numPr>
+          <w:ilvl w:val="0"/>
+          <w:numId w:val="2"/>
+        </w:numPr>
+        <w:shd w:val="clear" w:color="auto" w:fill="191919"/>
+        <w:spacing w:before="120" w:after="120" w:line="420" w:lineRule="atLeast"/>
+        <w:rPr>
+          <w:rFonts w:ascii="Arial" w:eastAsia="Times New Roman" w:hAnsi="Arial" w:cs="Arial"/>
+          <w:sz w:val="24"/>
+          <w:szCs w:val="24"/>
+          <w:lang w:eastAsia="ru-RU"/>
+        </w:rPr>
+      </w:pPr>
+      <w:r>
+        <w:rPr>
+          <w:rFonts w:ascii="Arial" w:eastAsia="Times New Roman" w:hAnsi="Arial" w:cs="Arial"/>
+          <w:sz w:val="24"/>
+          <w:szCs w:val="24"/>
+          <w:lang w:eastAsia="ru-RU"/>
+        </w:rPr>
+        <w:t>снижение риска сердечно</w:t>
+      </w:r>
+      <w:r>
+        <w:rPr>
+          <w:rFonts w:ascii="Arial" w:eastAsia="Times New Roman" w:hAnsi="Arial" w:cs="Arial"/>
+          <w:sz w:val="24"/>
+          <w:szCs w:val="24"/>
+          <w:lang w:eastAsia="ru-RU"/>
+        </w:rPr>
+        <w:noBreakHyphen/>
+        <w:t>сосудистых заболеваний;</w:t>
+      </w:r>
+    </w:p>
+    <w:p>
+      <w:pPr>
+        <w:numPr>
+          <w:ilvl w:val="0"/>
+          <w:numId w:val="2"/>
+        </w:numPr>
+        <w:shd w:val="clear" w:color="auto" w:fill="191919"/>
+        <w:spacing w:before="120" w:after="120" w:line="420" w:lineRule="atLeast"/>
+        <w:rPr>
+          <w:rFonts w:ascii="Arial" w:eastAsia="Times New Roman" w:hAnsi="Arial" w:cs="Arial"/>
+          <w:sz w:val="24"/>
+          <w:szCs w:val="24"/>
+          <w:lang w:eastAsia="ru-RU"/>
+        </w:rPr>
+      </w:pPr>
+      <w:r>
+        <w:rPr>
+          <w:rFonts w:ascii="Arial" w:eastAsia="Times New Roman" w:hAnsi="Arial" w:cs="Arial"/>
+          <w:sz w:val="24"/>
+          <w:szCs w:val="24"/>
+          <w:lang w:eastAsia="ru-RU"/>
+        </w:rPr>
+        <w:t>профилактика онкологических заболеваний;</w:t>
+      </w:r>
+    </w:p>
+    <w:p>
+      <w:pPr>
+        <w:numPr>
+          <w:ilvl w:val="0"/>
+          <w:numId w:val="2"/>
+        </w:numPr>
+        <w:shd w:val="clear" w:color="auto" w:fill="191919"/>
+        <w:spacing w:before="120" w:after="120" w:line="420" w:lineRule="atLeast"/>
+        <w:rPr>
+          <w:rFonts w:ascii="Arial" w:eastAsia="Times New Roman" w:hAnsi="Arial" w:cs="Arial"/>
+          <w:sz w:val="24"/>
+          <w:szCs w:val="24"/>
+          <w:lang w:eastAsia="ru-RU"/>
+        </w:rPr>
+      </w:pPr>
+      <w:r>
+        <w:rPr>
+          <w:rFonts w:ascii="Arial" w:eastAsia="Times New Roman" w:hAnsi="Arial" w:cs="Arial"/>
+          <w:sz w:val="24"/>
+          <w:szCs w:val="24"/>
+          <w:lang w:eastAsia="ru-RU"/>
+        </w:rPr>
+        <w:t>помощь в контроле веса;</w:t>
+      </w:r>
+    </w:p>
+    <w:p>
+      <w:pPr>
+        <w:numPr>
+          <w:ilvl w:val="0"/>
+          <w:numId w:val="2"/>
+        </w:numPr>
+        <w:shd w:val="clear" w:color="auto" w:fill="191919"/>
+        <w:spacing w:before="120" w:after="120" w:line="420" w:lineRule="atLeast"/>
+        <w:rPr>
+          <w:rFonts w:ascii="Arial" w:eastAsia="Times New Roman" w:hAnsi="Arial" w:cs="Arial"/>
+          <w:sz w:val="24"/>
+          <w:szCs w:val="24"/>
+          <w:lang w:eastAsia="ru-RU"/>
+        </w:rPr>
+      </w:pPr>
+      <w:r>
+        <w:rPr>
+          <w:rFonts w:ascii="Arial" w:eastAsia="Times New Roman" w:hAnsi="Arial" w:cs="Arial"/>
+          <w:sz w:val="24"/>
+          <w:szCs w:val="24"/>
+          <w:lang w:eastAsia="ru-RU"/>
+        </w:rPr>
+        <w:t>защита клеток от окисления и воспалений;</w:t>
+      </w:r>
+    </w:p>
+    <w:p>
+      <w:pPr>
+        <w:numPr>
+          <w:ilvl w:val="0"/>
+          <w:numId w:val="2"/>
+        </w:numPr>
+        <w:shd w:val="clear" w:color="auto" w:fill="191919"/>
+        <w:spacing w:before="120" w:after="120" w:line="420" w:lineRule="atLeast"/>
+        <w:rPr>
+          <w:rFonts w:ascii="Arial" w:eastAsia="Times New Roman" w:hAnsi="Arial" w:cs="Arial"/>
+          <w:sz w:val="24"/>
+          <w:szCs w:val="24"/>
+          <w:lang w:eastAsia="ru-RU"/>
+        </w:rPr>
+      </w:pPr>
+      <w:r>
+        <w:rPr>
+          <w:rFonts w:ascii="Arial" w:eastAsia="Times New Roman" w:hAnsi="Arial" w:cs="Arial"/>
+          <w:sz w:val="24"/>
+          <w:szCs w:val="24"/>
+          <w:lang w:eastAsia="ru-RU"/>
+        </w:rPr>
+        <w:lastRenderedPageBreak/>
+        <w:t>общее поддержание бодрости и молодости организма.</w:t>
+      </w:r>
+    </w:p>
+    <w:p>
+      <w:pPr>
+        <w:shd w:val="clear" w:color="auto" w:fill="191919"/>
+        <w:spacing w:before="300" w:after="60" w:line="360" w:lineRule="atLeast"/>
+        <w:outlineLvl w:val="3"/>
+        <w:rPr>
+          <w:rFonts w:ascii="Arial" w:eastAsia="Times New Roman" w:hAnsi="Arial" w:cs="Arial"/>
+          <w:b/>
+          <w:bCs/>
+          <w:sz w:val="24"/>
+          <w:szCs w:val="24"/>
+          <w:lang w:eastAsia="ru-RU"/>
+        </w:rPr>
+      </w:pPr>
+      <w:r>
+        <w:rPr>
+          <w:rFonts w:ascii="Arial" w:eastAsia="Times New Roman" w:hAnsi="Arial" w:cs="Arial"/>
+          <w:b/>
+          <w:bCs/>
+          <w:sz w:val="24"/>
+          <w:szCs w:val="24"/>
+          <w:lang w:eastAsia="ru-RU"/>
+        </w:rPr>
+        <w:t>2. Удобство и доступность выращивания</w:t>
+      </w:r>
+    </w:p>
+    <w:p>
+      <w:pPr>
+        <w:shd w:val="clear" w:color="auto" w:fill="191919"/>
+        <w:spacing w:before="120" w:after="120" w:line="420" w:lineRule="atLeast"/>
+        <w:rPr>
+          <w:rFonts w:ascii="Arial" w:eastAsia="Times New Roman" w:hAnsi="Arial" w:cs="Arial"/>
+          <w:sz w:val="24"/>
+          <w:szCs w:val="24"/>
+          <w:lang w:eastAsia="ru-RU"/>
+        </w:rPr>
+      </w:pPr>
+      <w:proofErr w:type="spellStart"/>
+      <w:r>
+        <w:rPr>
+          <w:rFonts w:ascii="Arial" w:eastAsia="Times New Roman" w:hAnsi="Arial" w:cs="Arial"/>
+          <w:sz w:val="24"/>
+          <w:szCs w:val="24"/>
+          <w:lang w:eastAsia="ru-RU"/>
+        </w:rPr>
+        <w:t>Микрозелень</w:t>
+      </w:r>
+      <w:proofErr w:type="spellEnd"/>
+      <w:r>
+        <w:rPr>
+          <w:rFonts w:ascii="Arial" w:eastAsia="Times New Roman" w:hAnsi="Arial" w:cs="Arial"/>
+          <w:sz w:val="24"/>
+          <w:szCs w:val="24"/>
+          <w:lang w:eastAsia="ru-RU"/>
+        </w:rPr>
+        <w:t> можно выращивать практически в любых условиях:</w:t>
+      </w:r>
+    </w:p>
+    <w:p>
+      <w:pPr>
+        <w:numPr>
+          <w:ilvl w:val="0"/>
+          <w:numId w:val="3"/>
+        </w:numPr>
+        <w:shd w:val="clear" w:color="auto" w:fill="191919"/>
+        <w:spacing w:before="120" w:after="120" w:line="420" w:lineRule="atLeast"/>
+        <w:rPr>
+          <w:rFonts w:ascii="Arial" w:eastAsia="Times New Roman" w:hAnsi="Arial" w:cs="Arial"/>
+          <w:sz w:val="24"/>
+          <w:szCs w:val="24"/>
+          <w:lang w:eastAsia="ru-RU"/>
+        </w:rPr>
+      </w:pPr>
+      <w:r>
+        <w:rPr>
+          <w:rFonts w:ascii="Arial" w:eastAsia="Times New Roman" w:hAnsi="Arial" w:cs="Arial"/>
+          <w:sz w:val="24"/>
+          <w:szCs w:val="24"/>
+          <w:lang w:eastAsia="ru-RU"/>
+        </w:rPr>
+        <w:t>на подоконниках и балконах (на солнечной или северной стороне);</w:t>
+      </w:r>
+    </w:p>
+    <w:p>
+      <w:pPr>
+        <w:numPr>
+          <w:ilvl w:val="0"/>
+          <w:numId w:val="3"/>
+        </w:numPr>
+        <w:shd w:val="clear" w:color="auto" w:fill="191919"/>
+        <w:spacing w:before="120" w:after="120" w:line="420" w:lineRule="atLeast"/>
+        <w:rPr>
+          <w:rFonts w:ascii="Arial" w:eastAsia="Times New Roman" w:hAnsi="Arial" w:cs="Arial"/>
+          <w:sz w:val="24"/>
+          <w:szCs w:val="24"/>
+          <w:lang w:eastAsia="ru-RU"/>
+        </w:rPr>
+      </w:pPr>
+      <w:r>
+        <w:rPr>
+          <w:rFonts w:ascii="Arial" w:eastAsia="Times New Roman" w:hAnsi="Arial" w:cs="Arial"/>
+          <w:sz w:val="24"/>
+          <w:szCs w:val="24"/>
+          <w:lang w:eastAsia="ru-RU"/>
+        </w:rPr>
+        <w:t>под </w:t>
+      </w:r>
+      <w:proofErr w:type="spellStart"/>
+      <w:r>
+        <w:rPr>
+          <w:rFonts w:ascii="Arial" w:eastAsia="Times New Roman" w:hAnsi="Arial" w:cs="Arial"/>
+          <w:sz w:val="24"/>
+          <w:szCs w:val="24"/>
+          <w:lang w:eastAsia="ru-RU"/>
+        </w:rPr>
+        <w:t>фитолампами</w:t>
+      </w:r>
+      <w:proofErr w:type="spellEnd"/>
+      <w:r>
+        <w:rPr>
+          <w:rFonts w:ascii="Arial" w:eastAsia="Times New Roman" w:hAnsi="Arial" w:cs="Arial"/>
+          <w:sz w:val="24"/>
+          <w:szCs w:val="24"/>
+          <w:lang w:eastAsia="ru-RU"/>
+        </w:rPr>
+        <w:t> (рост ускоряется);</w:t>
+      </w:r>
+    </w:p>
+    <w:p>
+      <w:pPr>
+        <w:numPr>
+          <w:ilvl w:val="0"/>
+          <w:numId w:val="3"/>
+        </w:numPr>
+        <w:shd w:val="clear" w:color="auto" w:fill="191919"/>
+        <w:spacing w:before="120" w:after="120" w:line="420" w:lineRule="atLeast"/>
+        <w:rPr>
+          <w:rFonts w:ascii="Arial" w:eastAsia="Times New Roman" w:hAnsi="Arial" w:cs="Arial"/>
+          <w:sz w:val="24"/>
+          <w:szCs w:val="24"/>
+          <w:lang w:eastAsia="ru-RU"/>
+        </w:rPr>
+      </w:pPr>
+      <w:r>
+        <w:rPr>
+          <w:rFonts w:ascii="Arial" w:eastAsia="Times New Roman" w:hAnsi="Arial" w:cs="Arial"/>
+          <w:sz w:val="24"/>
+          <w:szCs w:val="24"/>
+          <w:lang w:eastAsia="ru-RU"/>
+        </w:rPr>
+        <w:t>в теплицах;</w:t>
+      </w:r>
+    </w:p>
+    <w:p>
+      <w:pPr>
+        <w:numPr>
+          <w:ilvl w:val="0"/>
+          <w:numId w:val="3"/>
+        </w:numPr>
+        <w:shd w:val="clear" w:color="auto" w:fill="191919"/>
+        <w:spacing w:before="120" w:after="120" w:line="420" w:lineRule="atLeast"/>
+        <w:rPr>
+          <w:rFonts w:ascii="Arial" w:eastAsia="Times New Roman" w:hAnsi="Arial" w:cs="Arial"/>
+          <w:sz w:val="24"/>
+          <w:szCs w:val="24"/>
+          <w:lang w:eastAsia="ru-RU"/>
+        </w:rPr>
+      </w:pPr>
+      <w:r>
+        <w:rPr>
+          <w:rFonts w:ascii="Arial" w:eastAsia="Times New Roman" w:hAnsi="Arial" w:cs="Arial"/>
+          <w:sz w:val="24"/>
+          <w:szCs w:val="24"/>
+          <w:lang w:eastAsia="ru-RU"/>
+        </w:rPr>
+        <w:t>на открытом воздухе;</w:t>
+      </w:r>
+    </w:p>
+    <w:p>
+      <w:pPr>
+        <w:numPr>
+          <w:ilvl w:val="0"/>
+          <w:numId w:val="3"/>
+        </w:numPr>
+        <w:shd w:val="clear" w:color="auto" w:fill="191919"/>
+        <w:spacing w:before="120" w:after="120" w:line="420" w:lineRule="atLeast"/>
+        <w:rPr>
+          <w:rFonts w:ascii="Arial" w:eastAsia="Times New Roman" w:hAnsi="Arial" w:cs="Arial"/>
+          <w:sz w:val="24"/>
+          <w:szCs w:val="24"/>
+          <w:lang w:eastAsia="ru-RU"/>
+        </w:rPr>
+      </w:pPr>
+      <w:r>
+        <w:rPr>
+          <w:rFonts w:ascii="Arial" w:eastAsia="Times New Roman" w:hAnsi="Arial" w:cs="Arial"/>
+          <w:sz w:val="24"/>
+          <w:szCs w:val="24"/>
+          <w:lang w:eastAsia="ru-RU"/>
+        </w:rPr>
+        <w:t>методом гидропоники (без земли).</w:t>
+      </w:r>
+    </w:p>
+    <w:p>
+      <w:pPr>
+        <w:shd w:val="clear" w:color="auto" w:fill="191919"/>
+        <w:spacing w:before="120" w:after="120" w:line="420" w:lineRule="atLeast"/>
+        <w:rPr>
+          <w:rFonts w:ascii="Arial" w:eastAsia="Times New Roman" w:hAnsi="Arial" w:cs="Arial"/>
+          <w:sz w:val="24"/>
+          <w:szCs w:val="24"/>
+          <w:lang w:eastAsia="ru-RU"/>
+        </w:rPr>
+      </w:pPr>
+      <w:r>
+        <w:rPr>
+          <w:rFonts w:ascii="Arial" w:eastAsia="Times New Roman" w:hAnsi="Arial" w:cs="Arial"/>
+          <w:b/>
+          <w:bCs/>
+          <w:sz w:val="24"/>
+          <w:szCs w:val="24"/>
+          <w:lang w:eastAsia="ru-RU"/>
+        </w:rPr>
+        <w:t>Преимущества домашнего выращивания:</w:t>
+      </w:r>
+    </w:p>
+    <w:p>
+      <w:pPr>
+        <w:numPr>
+          <w:ilvl w:val="0"/>
+          <w:numId w:val="4"/>
+        </w:numPr>
+        <w:shd w:val="clear" w:color="auto" w:fill="191919"/>
+        <w:spacing w:before="120" w:after="120" w:line="420" w:lineRule="atLeast"/>
+        <w:rPr>
+          <w:rFonts w:ascii="Arial" w:eastAsia="Times New Roman" w:hAnsi="Arial" w:cs="Arial"/>
+          <w:sz w:val="24"/>
+          <w:szCs w:val="24"/>
+          <w:lang w:eastAsia="ru-RU"/>
+        </w:rPr>
+      </w:pPr>
+      <w:r>
+        <w:rPr>
+          <w:rFonts w:ascii="Arial" w:eastAsia="Times New Roman" w:hAnsi="Arial" w:cs="Arial"/>
+          <w:sz w:val="24"/>
+          <w:szCs w:val="24"/>
+          <w:lang w:eastAsia="ru-RU"/>
+        </w:rPr>
+        <w:t>минимальные затраты времени (урожай через 1–2 недели);</w:t>
+      </w:r>
+    </w:p>
+    <w:p>
+      <w:pPr>
+        <w:numPr>
+          <w:ilvl w:val="0"/>
+          <w:numId w:val="4"/>
+        </w:numPr>
+        <w:shd w:val="clear" w:color="auto" w:fill="191919"/>
+        <w:spacing w:before="120" w:after="120" w:line="420" w:lineRule="atLeast"/>
+        <w:rPr>
+          <w:rFonts w:ascii="Arial" w:eastAsia="Times New Roman" w:hAnsi="Arial" w:cs="Arial"/>
+          <w:sz w:val="24"/>
+          <w:szCs w:val="24"/>
+          <w:lang w:eastAsia="ru-RU"/>
+        </w:rPr>
+      </w:pPr>
+      <w:r>
+        <w:rPr>
+          <w:rFonts w:ascii="Arial" w:eastAsia="Times New Roman" w:hAnsi="Arial" w:cs="Arial"/>
+          <w:sz w:val="24"/>
+          <w:szCs w:val="24"/>
+          <w:lang w:eastAsia="ru-RU"/>
+        </w:rPr>
+        <w:t>экономия места (подходит даже небольшая площадь);</w:t>
+      </w:r>
+    </w:p>
+    <w:p>
+      <w:pPr>
+        <w:numPr>
+          <w:ilvl w:val="0"/>
+          <w:numId w:val="4"/>
+        </w:numPr>
+        <w:shd w:val="clear" w:color="auto" w:fill="191919"/>
+        <w:spacing w:before="120" w:after="120" w:line="420" w:lineRule="atLeast"/>
+        <w:rPr>
+          <w:rFonts w:ascii="Arial" w:eastAsia="Times New Roman" w:hAnsi="Arial" w:cs="Arial"/>
+          <w:sz w:val="24"/>
+          <w:szCs w:val="24"/>
+          <w:lang w:eastAsia="ru-RU"/>
+        </w:rPr>
+      </w:pPr>
+      <w:r>
+        <w:rPr>
+          <w:rFonts w:ascii="Arial" w:eastAsia="Times New Roman" w:hAnsi="Arial" w:cs="Arial"/>
+          <w:sz w:val="24"/>
+          <w:szCs w:val="24"/>
+          <w:lang w:eastAsia="ru-RU"/>
+        </w:rPr>
+        <w:t>возможность получать свежую зелень круглый год;</w:t>
+      </w:r>
+    </w:p>
+    <w:p>
+      <w:pPr>
+        <w:numPr>
+          <w:ilvl w:val="0"/>
+          <w:numId w:val="4"/>
+        </w:numPr>
+        <w:shd w:val="clear" w:color="auto" w:fill="191919"/>
+        <w:spacing w:before="120" w:after="120" w:line="420" w:lineRule="atLeast"/>
+        <w:rPr>
+          <w:rFonts w:ascii="Arial" w:eastAsia="Times New Roman" w:hAnsi="Arial" w:cs="Arial"/>
+          <w:sz w:val="24"/>
+          <w:szCs w:val="24"/>
+          <w:lang w:eastAsia="ru-RU"/>
+        </w:rPr>
+      </w:pPr>
+      <w:r>
+        <w:rPr>
+          <w:rFonts w:ascii="Arial" w:eastAsia="Times New Roman" w:hAnsi="Arial" w:cs="Arial"/>
+          <w:sz w:val="24"/>
+          <w:szCs w:val="24"/>
+          <w:lang w:eastAsia="ru-RU"/>
+        </w:rPr>
+        <w:t>простота: не нужны специальные навыки или дорогие инструменты (можно использовать обычные пластиковые контейнеры, банки, одноразовые ёмкости).</w:t>
+      </w:r>
+    </w:p>
+    <w:p>
+      <w:pPr>
+        <w:shd w:val="clear" w:color="auto" w:fill="191919"/>
+        <w:spacing w:before="300" w:after="60" w:line="360" w:lineRule="atLeast"/>
+        <w:outlineLvl w:val="3"/>
+        <w:rPr>
+          <w:rFonts w:ascii="Arial" w:eastAsia="Times New Roman" w:hAnsi="Arial" w:cs="Arial"/>
+          <w:b/>
+          <w:bCs/>
+          <w:sz w:val="24"/>
+          <w:szCs w:val="24"/>
+          <w:lang w:eastAsia="ru-RU"/>
+        </w:rPr>
+      </w:pPr>
+      <w:r>
+        <w:rPr>
+          <w:rFonts w:ascii="Arial" w:eastAsia="Times New Roman" w:hAnsi="Arial" w:cs="Arial"/>
+          <w:b/>
+          <w:bCs/>
+          <w:sz w:val="24"/>
+          <w:szCs w:val="24"/>
+          <w:lang w:eastAsia="ru-RU"/>
+        </w:rPr>
+        <w:t>3. Роль в устойчивом городском сельском хозяйстве (сити</w:t>
+      </w:r>
+      <w:r>
+        <w:rPr>
+          <w:rFonts w:ascii="Arial" w:eastAsia="Times New Roman" w:hAnsi="Arial" w:cs="Arial"/>
+          <w:b/>
+          <w:bCs/>
+          <w:sz w:val="24"/>
+          <w:szCs w:val="24"/>
+          <w:lang w:eastAsia="ru-RU"/>
+        </w:rPr>
+        <w:noBreakHyphen/>
+        <w:t>фермерстве)</w:t>
+      </w:r>
+    </w:p>
+    <w:p>
+      <w:pPr>
+        <w:shd w:val="clear" w:color="auto" w:fill="191919"/>
+        <w:spacing w:before="120" w:after="120" w:line="420" w:lineRule="atLeast"/>
+        <w:rPr>
+          <w:rFonts w:ascii="Arial" w:eastAsia="Times New Roman" w:hAnsi="Arial" w:cs="Arial"/>
+          <w:sz w:val="24"/>
+          <w:szCs w:val="24"/>
+          <w:lang w:eastAsia="ru-RU"/>
+        </w:rPr>
+      </w:pPr>
+      <w:r>
+        <w:rPr>
+          <w:rFonts w:ascii="Arial" w:eastAsia="Times New Roman" w:hAnsi="Arial" w:cs="Arial"/>
+          <w:sz w:val="24"/>
+          <w:szCs w:val="24"/>
+          <w:lang w:eastAsia="ru-RU"/>
+        </w:rPr>
+        <w:t>В XXI веке активно развивается направление </w:t>
+      </w:r>
+      <w:r>
+        <w:rPr>
+          <w:rFonts w:ascii="Arial" w:eastAsia="Times New Roman" w:hAnsi="Arial" w:cs="Arial"/>
+          <w:b/>
+          <w:bCs/>
+          <w:sz w:val="24"/>
+          <w:szCs w:val="24"/>
+          <w:lang w:eastAsia="ru-RU"/>
+        </w:rPr>
+        <w:t>сити</w:t>
+      </w:r>
+      <w:r>
+        <w:rPr>
+          <w:rFonts w:ascii="Arial" w:eastAsia="Times New Roman" w:hAnsi="Arial" w:cs="Arial"/>
+          <w:b/>
+          <w:bCs/>
+          <w:sz w:val="24"/>
+          <w:szCs w:val="24"/>
+          <w:lang w:eastAsia="ru-RU"/>
+        </w:rPr>
+        <w:noBreakHyphen/>
+        <w:t>фермерства</w:t>
+      </w:r>
+      <w:r>
+        <w:rPr>
+          <w:rFonts w:ascii="Arial" w:eastAsia="Times New Roman" w:hAnsi="Arial" w:cs="Arial"/>
+          <w:sz w:val="24"/>
+          <w:szCs w:val="24"/>
+          <w:lang w:eastAsia="ru-RU"/>
+        </w:rPr>
+        <w:t> — выращивание продуктов питания в условиях города. Микрозелень идеально вписывается в эту концепцию:</w:t>
+      </w:r>
+    </w:p>
+    <w:p>
+      <w:pPr>
+        <w:numPr>
+          <w:ilvl w:val="0"/>
+          <w:numId w:val="5"/>
+        </w:numPr>
+        <w:shd w:val="clear" w:color="auto" w:fill="191919"/>
+        <w:spacing w:before="120" w:after="120" w:line="420" w:lineRule="atLeast"/>
+        <w:rPr>
+          <w:rFonts w:ascii="Arial" w:eastAsia="Times New Roman" w:hAnsi="Arial" w:cs="Arial"/>
+          <w:sz w:val="24"/>
+          <w:szCs w:val="24"/>
+          <w:lang w:eastAsia="ru-RU"/>
+        </w:rPr>
+      </w:pPr>
+      <w:r>
+        <w:rPr>
+          <w:rFonts w:ascii="Arial" w:eastAsia="Times New Roman" w:hAnsi="Arial" w:cs="Arial"/>
+          <w:sz w:val="24"/>
+          <w:szCs w:val="24"/>
+          <w:lang w:eastAsia="ru-RU"/>
+        </w:rPr>
+        <w:t>позволяет эффективно использовать ограниченное городское пространство (крыши, подвалы, небольшие балконы);</w:t>
+      </w:r>
+    </w:p>
+    <w:p>
+      <w:pPr>
+        <w:numPr>
+          <w:ilvl w:val="0"/>
+          <w:numId w:val="5"/>
+        </w:numPr>
+        <w:shd w:val="clear" w:color="auto" w:fill="191919"/>
+        <w:spacing w:before="120" w:after="120" w:line="420" w:lineRule="atLeast"/>
+        <w:rPr>
+          <w:rFonts w:ascii="Arial" w:eastAsia="Times New Roman" w:hAnsi="Arial" w:cs="Arial"/>
+          <w:sz w:val="24"/>
+          <w:szCs w:val="24"/>
+          <w:lang w:eastAsia="ru-RU"/>
+        </w:rPr>
+      </w:pPr>
+      <w:r>
+        <w:rPr>
+          <w:rFonts w:ascii="Arial" w:eastAsia="Times New Roman" w:hAnsi="Arial" w:cs="Arial"/>
+          <w:sz w:val="24"/>
+          <w:szCs w:val="24"/>
+          <w:lang w:eastAsia="ru-RU"/>
+        </w:rPr>
+        <w:t>снижает логистическую нагрузку: зелень растёт рядом с потребителем, не нужно перевозить её на большие расстояния;</w:t>
+      </w:r>
+    </w:p>
+    <w:p>
+      <w:pPr>
+        <w:numPr>
+          <w:ilvl w:val="0"/>
+          <w:numId w:val="5"/>
+        </w:numPr>
+        <w:shd w:val="clear" w:color="auto" w:fill="191919"/>
+        <w:spacing w:before="120" w:after="120" w:line="420" w:lineRule="atLeast"/>
+        <w:rPr>
+          <w:rFonts w:ascii="Arial" w:eastAsia="Times New Roman" w:hAnsi="Arial" w:cs="Arial"/>
+          <w:sz w:val="24"/>
+          <w:szCs w:val="24"/>
+          <w:lang w:eastAsia="ru-RU"/>
+        </w:rPr>
+      </w:pPr>
+      <w:r>
+        <w:rPr>
+          <w:rFonts w:ascii="Arial" w:eastAsia="Times New Roman" w:hAnsi="Arial" w:cs="Arial"/>
+          <w:sz w:val="24"/>
+          <w:szCs w:val="24"/>
+          <w:lang w:eastAsia="ru-RU"/>
+        </w:rPr>
+        <w:t>способствует экологичности питания (меньше упаковки, меньше выбросов от транспортировки);</w:t>
+      </w:r>
+    </w:p>
+    <w:p>
+      <w:pPr>
+        <w:numPr>
+          <w:ilvl w:val="0"/>
+          <w:numId w:val="5"/>
+        </w:numPr>
+        <w:shd w:val="clear" w:color="auto" w:fill="191919"/>
+        <w:spacing w:before="120" w:after="120" w:line="420" w:lineRule="atLeast"/>
+        <w:rPr>
+          <w:rFonts w:ascii="Arial" w:eastAsia="Times New Roman" w:hAnsi="Arial" w:cs="Arial"/>
+          <w:sz w:val="24"/>
+          <w:szCs w:val="24"/>
+          <w:lang w:eastAsia="ru-RU"/>
+        </w:rPr>
+      </w:pPr>
+      <w:r>
+        <w:rPr>
+          <w:rFonts w:ascii="Arial" w:eastAsia="Times New Roman" w:hAnsi="Arial" w:cs="Arial"/>
+          <w:sz w:val="24"/>
+          <w:szCs w:val="24"/>
+          <w:lang w:eastAsia="ru-RU"/>
+        </w:rPr>
+        <w:t>даёт возможность получать органический продукт без пестицидов (если использовать правильные семена).</w:t>
+      </w:r>
+    </w:p>
+    <w:p>
+      <w:pPr>
+        <w:shd w:val="clear" w:color="auto" w:fill="191919"/>
+        <w:spacing w:before="120" w:after="120" w:line="420" w:lineRule="atLeast"/>
+        <w:rPr>
+          <w:rFonts w:ascii="Arial" w:eastAsia="Times New Roman" w:hAnsi="Arial" w:cs="Arial"/>
+          <w:sz w:val="24"/>
+          <w:szCs w:val="24"/>
+          <w:lang w:eastAsia="ru-RU"/>
+        </w:rPr>
+      </w:pPr>
+      <w:r>
+        <w:rPr>
+          <w:rFonts w:ascii="Arial" w:eastAsia="Times New Roman" w:hAnsi="Arial" w:cs="Arial"/>
+          <w:sz w:val="24"/>
+          <w:szCs w:val="24"/>
+          <w:lang w:eastAsia="ru-RU"/>
+        </w:rPr>
+        <w:lastRenderedPageBreak/>
+        <w:t>Примеры: в Нью</w:t>
+      </w:r>
+      <w:r>
+        <w:rPr>
+          <w:rFonts w:ascii="Arial" w:eastAsia="Times New Roman" w:hAnsi="Arial" w:cs="Arial"/>
+          <w:sz w:val="24"/>
+          <w:szCs w:val="24"/>
+          <w:lang w:eastAsia="ru-RU"/>
+        </w:rPr>
+        <w:noBreakHyphen/>
+        <w:t>Йорке растёт число городских ферм, в Лондоне зелень выращивают в бывших бомбоубежищах, в Токио разбивают рисовые поля на крышах.</w:t>
+      </w:r>
+    </w:p>
+    <w:p>
+      <w:pPr>
+        <w:shd w:val="clear" w:color="auto" w:fill="191919"/>
+        <w:spacing w:before="300" w:after="60" w:line="360" w:lineRule="atLeast"/>
+        <w:outlineLvl w:val="3"/>
+        <w:rPr>
+          <w:rFonts w:ascii="Arial" w:eastAsia="Times New Roman" w:hAnsi="Arial" w:cs="Arial"/>
+          <w:b/>
+          <w:bCs/>
+          <w:sz w:val="24"/>
+          <w:szCs w:val="24"/>
+          <w:lang w:eastAsia="ru-RU"/>
+        </w:rPr>
+      </w:pPr>
+      <w:r>
+        <w:rPr>
+          <w:rFonts w:ascii="Arial" w:eastAsia="Times New Roman" w:hAnsi="Arial" w:cs="Arial"/>
+          <w:b/>
+          <w:bCs/>
+          <w:sz w:val="24"/>
+          <w:szCs w:val="24"/>
+          <w:lang w:eastAsia="ru-RU"/>
+        </w:rPr>
+        <w:t>4. Кулинарное и эстетическое значение</w:t>
+      </w:r>
+    </w:p>
+    <w:p>
+      <w:pPr>
+        <w:shd w:val="clear" w:color="auto" w:fill="191919"/>
+        <w:spacing w:before="120" w:after="120" w:line="420" w:lineRule="atLeast"/>
+        <w:rPr>
+          <w:rFonts w:ascii="Arial" w:eastAsia="Times New Roman" w:hAnsi="Arial" w:cs="Arial"/>
+          <w:sz w:val="24"/>
+          <w:szCs w:val="24"/>
+          <w:lang w:eastAsia="ru-RU"/>
+        </w:rPr>
+      </w:pPr>
+      <w:r>
+        <w:rPr>
+          <w:rFonts w:ascii="Arial" w:eastAsia="Times New Roman" w:hAnsi="Arial" w:cs="Arial"/>
+          <w:sz w:val="24"/>
+          <w:szCs w:val="24"/>
+          <w:lang w:eastAsia="ru-RU"/>
+        </w:rPr>
+        <w:t>Изначально микрозелень появилась в </w:t>
+      </w:r>
+      <w:r>
+        <w:rPr>
+          <w:rFonts w:ascii="Arial" w:eastAsia="Times New Roman" w:hAnsi="Arial" w:cs="Arial"/>
+          <w:b/>
+          <w:bCs/>
+          <w:sz w:val="24"/>
+          <w:szCs w:val="24"/>
+          <w:lang w:eastAsia="ru-RU"/>
+        </w:rPr>
+        <w:t>высокой кухне</w:t>
+      </w:r>
+      <w:r>
+        <w:rPr>
+          <w:rFonts w:ascii="Arial" w:eastAsia="Times New Roman" w:hAnsi="Arial" w:cs="Arial"/>
+          <w:sz w:val="24"/>
+          <w:szCs w:val="24"/>
+          <w:lang w:eastAsia="ru-RU"/>
+        </w:rPr>
+        <w:t>: в 1980</w:t>
+      </w:r>
+      <w:r>
+        <w:rPr>
+          <w:rFonts w:ascii="Arial" w:eastAsia="Times New Roman" w:hAnsi="Arial" w:cs="Arial"/>
+          <w:sz w:val="24"/>
+          <w:szCs w:val="24"/>
+          <w:lang w:eastAsia="ru-RU"/>
+        </w:rPr>
+        <w:noBreakHyphen/>
+        <w:t>х годах шеф</w:t>
+      </w:r>
+      <w:r>
+        <w:rPr>
+          <w:rFonts w:ascii="Arial" w:eastAsia="Times New Roman" w:hAnsi="Arial" w:cs="Arial"/>
+          <w:sz w:val="24"/>
+          <w:szCs w:val="24"/>
+          <w:lang w:eastAsia="ru-RU"/>
+        </w:rPr>
+        <w:noBreakHyphen/>
+        <w:t>повара дорогих ресторанов Сан</w:t>
+      </w:r>
+      <w:r>
+        <w:rPr>
+          <w:rFonts w:ascii="Arial" w:eastAsia="Times New Roman" w:hAnsi="Arial" w:cs="Arial"/>
+          <w:sz w:val="24"/>
+          <w:szCs w:val="24"/>
+          <w:lang w:eastAsia="ru-RU"/>
+        </w:rPr>
+        <w:noBreakHyphen/>
+        <w:t>Франциско начали добавлять её в блюда. К середине 1990</w:t>
+      </w:r>
+      <w:r>
+        <w:rPr>
+          <w:rFonts w:ascii="Arial" w:eastAsia="Times New Roman" w:hAnsi="Arial" w:cs="Arial"/>
+          <w:sz w:val="24"/>
+          <w:szCs w:val="24"/>
+          <w:lang w:eastAsia="ru-RU"/>
+        </w:rPr>
+        <w:noBreakHyphen/>
+        <w:t>х мода распространилась по всей Южной Калифорнии.</w:t>
+      </w:r>
+    </w:p>
+    <w:p>
+      <w:pPr>
+        <w:shd w:val="clear" w:color="auto" w:fill="191919"/>
+        <w:spacing w:before="120" w:after="120" w:line="420" w:lineRule="atLeast"/>
+        <w:rPr>
+          <w:rFonts w:ascii="Arial" w:eastAsia="Times New Roman" w:hAnsi="Arial" w:cs="Arial"/>
+          <w:sz w:val="24"/>
+          <w:szCs w:val="24"/>
+          <w:lang w:eastAsia="ru-RU"/>
+        </w:rPr>
+      </w:pPr>
+      <w:r>
+        <w:rPr>
+          <w:rFonts w:ascii="Arial" w:eastAsia="Times New Roman" w:hAnsi="Arial" w:cs="Arial"/>
+          <w:sz w:val="24"/>
+          <w:szCs w:val="24"/>
+          <w:lang w:eastAsia="ru-RU"/>
+        </w:rPr>
+        <w:t>Сегодня </w:t>
+      </w:r>
+      <w:proofErr w:type="spellStart"/>
+      <w:r>
+        <w:rPr>
+          <w:rFonts w:ascii="Arial" w:eastAsia="Times New Roman" w:hAnsi="Arial" w:cs="Arial"/>
+          <w:sz w:val="24"/>
+          <w:szCs w:val="24"/>
+          <w:lang w:eastAsia="ru-RU"/>
+        </w:rPr>
+        <w:t>микрозелень</w:t>
+      </w:r>
+      <w:proofErr w:type="spellEnd"/>
+      <w:r>
+        <w:rPr>
+          <w:rFonts w:ascii="Arial" w:eastAsia="Times New Roman" w:hAnsi="Arial" w:cs="Arial"/>
+          <w:sz w:val="24"/>
+          <w:szCs w:val="24"/>
+          <w:lang w:eastAsia="ru-RU"/>
+        </w:rPr>
+        <w:t> используют:</w:t>
+      </w:r>
+    </w:p>
+    <w:p>
+      <w:pPr>
+        <w:numPr>
+          <w:ilvl w:val="0"/>
+          <w:numId w:val="6"/>
+        </w:numPr>
+        <w:shd w:val="clear" w:color="auto" w:fill="191919"/>
+        <w:spacing w:before="120" w:after="120" w:line="420" w:lineRule="atLeast"/>
+        <w:rPr>
+          <w:rFonts w:ascii="Arial" w:eastAsia="Times New Roman" w:hAnsi="Arial" w:cs="Arial"/>
+          <w:sz w:val="24"/>
+          <w:szCs w:val="24"/>
+          <w:lang w:eastAsia="ru-RU"/>
+        </w:rPr>
+      </w:pPr>
+      <w:r>
+        <w:rPr>
+          <w:rFonts w:ascii="Arial" w:eastAsia="Times New Roman" w:hAnsi="Arial" w:cs="Arial"/>
+          <w:sz w:val="24"/>
+          <w:szCs w:val="24"/>
+          <w:lang w:eastAsia="ru-RU"/>
+        </w:rPr>
+        <w:t>для украшения блюд (добавляет цвет, текстуру, свежесть);</w:t>
+      </w:r>
+    </w:p>
+    <w:p>
+      <w:pPr>
+        <w:numPr>
+          <w:ilvl w:val="0"/>
+          <w:numId w:val="6"/>
+        </w:numPr>
+        <w:shd w:val="clear" w:color="auto" w:fill="191919"/>
+        <w:spacing w:before="120" w:after="120" w:line="420" w:lineRule="atLeast"/>
+        <w:rPr>
+          <w:rFonts w:ascii="Arial" w:eastAsia="Times New Roman" w:hAnsi="Arial" w:cs="Arial"/>
+          <w:sz w:val="24"/>
+          <w:szCs w:val="24"/>
+          <w:lang w:eastAsia="ru-RU"/>
+        </w:rPr>
+      </w:pPr>
+      <w:r>
+        <w:rPr>
+          <w:rFonts w:ascii="Arial" w:eastAsia="Times New Roman" w:hAnsi="Arial" w:cs="Arial"/>
+          <w:sz w:val="24"/>
+          <w:szCs w:val="24"/>
+          <w:lang w:eastAsia="ru-RU"/>
+        </w:rPr>
+        <w:t>для усиления вкуса (у разных видов — свой оттенок: от нежного до острого);</w:t>
+      </w:r>
+    </w:p>
+    <w:p>
+      <w:pPr>
+        <w:numPr>
+          <w:ilvl w:val="0"/>
+          <w:numId w:val="6"/>
+        </w:numPr>
+        <w:shd w:val="clear" w:color="auto" w:fill="191919"/>
+        <w:spacing w:before="120" w:after="120" w:line="420" w:lineRule="atLeast"/>
+        <w:rPr>
+          <w:rFonts w:ascii="Arial" w:eastAsia="Times New Roman" w:hAnsi="Arial" w:cs="Arial"/>
+          <w:sz w:val="24"/>
+          <w:szCs w:val="24"/>
+          <w:lang w:eastAsia="ru-RU"/>
+        </w:rPr>
+      </w:pPr>
+      <w:r>
+        <w:rPr>
+          <w:rFonts w:ascii="Arial" w:eastAsia="Times New Roman" w:hAnsi="Arial" w:cs="Arial"/>
+          <w:sz w:val="24"/>
+          <w:szCs w:val="24"/>
+          <w:lang w:eastAsia="ru-RU"/>
+        </w:rPr>
+        <w:t>в салатах, смузи, супах, бутербродах;</w:t>
+      </w:r>
+    </w:p>
+    <w:p>
+      <w:pPr>
+        <w:numPr>
+          <w:ilvl w:val="0"/>
+          <w:numId w:val="6"/>
+        </w:numPr>
+        <w:shd w:val="clear" w:color="auto" w:fill="191919"/>
+        <w:spacing w:before="120" w:after="120" w:line="420" w:lineRule="atLeast"/>
+        <w:rPr>
+          <w:rFonts w:ascii="Arial" w:eastAsia="Times New Roman" w:hAnsi="Arial" w:cs="Arial"/>
+          <w:sz w:val="24"/>
+          <w:szCs w:val="24"/>
+          <w:lang w:eastAsia="ru-RU"/>
+        </w:rPr>
+      </w:pPr>
+      <w:r>
+        <w:rPr>
+          <w:rFonts w:ascii="Arial" w:eastAsia="Times New Roman" w:hAnsi="Arial" w:cs="Arial"/>
+          <w:sz w:val="24"/>
+          <w:szCs w:val="24"/>
+          <w:lang w:eastAsia="ru-RU"/>
+        </w:rPr>
+        <w:t>как гарнир к мясным и овощным блюдам.</w:t>
+      </w:r>
+    </w:p>
+    <w:p>
+      <w:pPr>
+        <w:shd w:val="clear" w:color="auto" w:fill="191919"/>
+        <w:spacing w:before="120" w:after="120" w:line="420" w:lineRule="atLeast"/>
+        <w:rPr>
+          <w:rFonts w:ascii="Arial" w:eastAsia="Times New Roman" w:hAnsi="Arial" w:cs="Arial"/>
+          <w:sz w:val="24"/>
+          <w:szCs w:val="24"/>
+          <w:lang w:eastAsia="ru-RU"/>
+        </w:rPr>
+      </w:pPr>
+      <w:r>
+        <w:rPr>
+          <w:rFonts w:ascii="Arial" w:eastAsia="Times New Roman" w:hAnsi="Arial" w:cs="Arial"/>
+          <w:sz w:val="24"/>
+          <w:szCs w:val="24"/>
+          <w:lang w:eastAsia="ru-RU"/>
+        </w:rPr>
+        <w:t>Ассортимент культур разнообразен: редис, брокколи, горох, подсолнечник, пшеница, лён, горчица, кресс</w:t>
+      </w:r>
+      <w:r>
+        <w:rPr>
+          <w:rFonts w:ascii="Arial" w:eastAsia="Times New Roman" w:hAnsi="Arial" w:cs="Arial"/>
+          <w:sz w:val="24"/>
+          <w:szCs w:val="24"/>
+          <w:lang w:eastAsia="ru-RU"/>
+        </w:rPr>
+        <w:noBreakHyphen/>
+        <w:t>салат, базилик, шпинат, лук и многие другие.</w:t>
+      </w:r>
+    </w:p>
+    <w:p>
+      <w:pPr>
+        <w:shd w:val="clear" w:color="auto" w:fill="191919"/>
+        <w:spacing w:before="300" w:after="60" w:line="360" w:lineRule="atLeast"/>
+        <w:outlineLvl w:val="3"/>
+        <w:rPr>
+          <w:rFonts w:ascii="Arial" w:eastAsia="Times New Roman" w:hAnsi="Arial" w:cs="Arial"/>
+          <w:b/>
+          <w:bCs/>
+          <w:sz w:val="24"/>
+          <w:szCs w:val="24"/>
+          <w:lang w:eastAsia="ru-RU"/>
+        </w:rPr>
+      </w:pPr>
+      <w:r>
+        <w:rPr>
+          <w:rFonts w:ascii="Arial" w:eastAsia="Times New Roman" w:hAnsi="Arial" w:cs="Arial"/>
+          <w:b/>
+          <w:bCs/>
+          <w:sz w:val="24"/>
+          <w:szCs w:val="24"/>
+          <w:lang w:eastAsia="ru-RU"/>
+        </w:rPr>
+        <w:t>5. Экономический аспект</w:t>
+      </w:r>
+    </w:p>
+    <w:p>
+      <w:pPr>
+        <w:numPr>
+          <w:ilvl w:val="0"/>
+          <w:numId w:val="7"/>
+        </w:numPr>
+        <w:shd w:val="clear" w:color="auto" w:fill="191919"/>
+        <w:spacing w:before="120" w:after="120" w:line="420" w:lineRule="atLeast"/>
+        <w:rPr>
+          <w:rFonts w:ascii="Arial" w:eastAsia="Times New Roman" w:hAnsi="Arial" w:cs="Arial"/>
+          <w:sz w:val="24"/>
+          <w:szCs w:val="24"/>
+          <w:lang w:eastAsia="ru-RU"/>
+        </w:rPr>
+      </w:pPr>
+      <w:r>
+        <w:rPr>
+          <w:rFonts w:ascii="Arial" w:eastAsia="Times New Roman" w:hAnsi="Arial" w:cs="Arial"/>
+          <w:b/>
+          <w:bCs/>
+          <w:sz w:val="24"/>
+          <w:szCs w:val="24"/>
+          <w:lang w:eastAsia="ru-RU"/>
+        </w:rPr>
+        <w:t>Низкая себестоимость</w:t>
+      </w:r>
+      <w:r>
+        <w:rPr>
+          <w:rFonts w:ascii="Arial" w:eastAsia="Times New Roman" w:hAnsi="Arial" w:cs="Arial"/>
+          <w:sz w:val="24"/>
+          <w:szCs w:val="24"/>
+          <w:lang w:eastAsia="ru-RU"/>
+        </w:rPr>
+        <w:t> выращивания: минимальные затраты на семена, субстрат, освещение и воду.</w:t>
+      </w:r>
+    </w:p>
+    <w:p>
+      <w:pPr>
+        <w:numPr>
+          <w:ilvl w:val="0"/>
+          <w:numId w:val="7"/>
+        </w:numPr>
+        <w:shd w:val="clear" w:color="auto" w:fill="191919"/>
+        <w:spacing w:before="120" w:after="120" w:line="420" w:lineRule="atLeast"/>
+        <w:rPr>
+          <w:rFonts w:ascii="Arial" w:eastAsia="Times New Roman" w:hAnsi="Arial" w:cs="Arial"/>
+          <w:sz w:val="24"/>
+          <w:szCs w:val="24"/>
+          <w:lang w:eastAsia="ru-RU"/>
+        </w:rPr>
+      </w:pPr>
+      <w:r>
+        <w:rPr>
+          <w:rFonts w:ascii="Arial" w:eastAsia="Times New Roman" w:hAnsi="Arial" w:cs="Arial"/>
+          <w:b/>
+          <w:bCs/>
+          <w:sz w:val="24"/>
+          <w:szCs w:val="24"/>
+          <w:lang w:eastAsia="ru-RU"/>
+        </w:rPr>
+        <w:t>Быстрый цикл производства</w:t>
+      </w:r>
+      <w:r>
+        <w:rPr>
+          <w:rFonts w:ascii="Arial" w:eastAsia="Times New Roman" w:hAnsi="Arial" w:cs="Arial"/>
+          <w:sz w:val="24"/>
+          <w:szCs w:val="24"/>
+          <w:lang w:eastAsia="ru-RU"/>
+        </w:rPr>
+        <w:t>: от посева до сбора — всего 1–2 недели, что позволяет организовать непрерывное производство.</w:t>
+      </w:r>
+    </w:p>
+    <w:p>
+      <w:pPr>
+        <w:numPr>
+          <w:ilvl w:val="0"/>
+          <w:numId w:val="7"/>
+        </w:numPr>
+        <w:shd w:val="clear" w:color="auto" w:fill="191919"/>
+        <w:spacing w:before="120" w:after="120" w:line="420" w:lineRule="atLeast"/>
+        <w:rPr>
+          <w:rFonts w:ascii="Arial" w:eastAsia="Times New Roman" w:hAnsi="Arial" w:cs="Arial"/>
+          <w:sz w:val="24"/>
+          <w:szCs w:val="24"/>
+          <w:lang w:eastAsia="ru-RU"/>
+        </w:rPr>
+      </w:pPr>
+      <w:r>
+        <w:rPr>
+          <w:rFonts w:ascii="Arial" w:eastAsia="Times New Roman" w:hAnsi="Arial" w:cs="Arial"/>
+          <w:b/>
+          <w:bCs/>
+          <w:sz w:val="24"/>
+          <w:szCs w:val="24"/>
+          <w:lang w:eastAsia="ru-RU"/>
+        </w:rPr>
+        <w:t>Высокий спрос</w:t>
+      </w:r>
+      <w:r>
+        <w:rPr>
+          <w:rFonts w:ascii="Arial" w:eastAsia="Times New Roman" w:hAnsi="Arial" w:cs="Arial"/>
+          <w:sz w:val="24"/>
+          <w:szCs w:val="24"/>
+          <w:lang w:eastAsia="ru-RU"/>
+        </w:rPr>
+        <w:t>: растёт популярность здорового питания, веганских и вегетарианских диет, а также интереса к локальным продуктам.</w:t>
+      </w:r>
+    </w:p>
+    <w:p>
+      <w:pPr>
+        <w:numPr>
+          <w:ilvl w:val="0"/>
+          <w:numId w:val="7"/>
+        </w:numPr>
+        <w:shd w:val="clear" w:color="auto" w:fill="191919"/>
+        <w:spacing w:before="120" w:after="120" w:line="420" w:lineRule="atLeast"/>
+        <w:rPr>
+          <w:rFonts w:ascii="Arial" w:eastAsia="Times New Roman" w:hAnsi="Arial" w:cs="Arial"/>
+          <w:sz w:val="24"/>
+          <w:szCs w:val="24"/>
+          <w:lang w:eastAsia="ru-RU"/>
+        </w:rPr>
+      </w:pPr>
+      <w:r>
+        <w:rPr>
+          <w:rFonts w:ascii="Arial" w:eastAsia="Times New Roman" w:hAnsi="Arial" w:cs="Arial"/>
+          <w:b/>
+          <w:bCs/>
+          <w:sz w:val="24"/>
+          <w:szCs w:val="24"/>
+          <w:lang w:eastAsia="ru-RU"/>
+        </w:rPr>
+        <w:t>Возможность малого бизнеса</w:t>
+      </w:r>
+      <w:r>
+        <w:rPr>
+          <w:rFonts w:ascii="Arial" w:eastAsia="Times New Roman" w:hAnsi="Arial" w:cs="Arial"/>
+          <w:sz w:val="24"/>
+          <w:szCs w:val="24"/>
+          <w:lang w:eastAsia="ru-RU"/>
+        </w:rPr>
+        <w:t>: микрозелень подходит для старта в фермерстве или дополнительном заработке (в т. ч. в городских условиях).</w:t>
+      </w:r>
+    </w:p>
+    <w:p>
+      <w:pPr>
+        <w:shd w:val="clear" w:color="auto" w:fill="191919"/>
+        <w:spacing w:before="480" w:after="480" w:line="420" w:lineRule="atLeast"/>
+        <w:rPr>
+          <w:rFonts w:ascii="Arial" w:eastAsia="Times New Roman" w:hAnsi="Arial" w:cs="Arial"/>
+          <w:sz w:val="24"/>
+          <w:szCs w:val="24"/>
+          <w:lang w:eastAsia="ru-RU"/>
+        </w:rPr>
+      </w:pPr>
+      <w:r>
+        <w:rPr>
+          <w:rFonts w:ascii="Arial" w:eastAsia="Times New Roman" w:hAnsi="Arial" w:cs="Arial"/>
+          <w:sz w:val="24"/>
+          <w:szCs w:val="24"/>
+          <w:lang w:eastAsia="ru-RU"/>
+        </w:rPr>
+        <w:pict w14:anchorId="3B6B2898">
+          <v:rect id="_x0000_i1025" style="width:0;height:1.5pt" o:hralign="center" o:hrstd="t" o:hr="t" fillcolor="#a0a0a0" stroked="f"/>
+        </w:pict>
+      </w:r>
+    </w:p>
+    <w:p>
+      <w:pPr>
+        <w:shd w:val="clear" w:color="auto" w:fill="191919"/>
+        <w:spacing w:before="120" w:after="120" w:line="420" w:lineRule="atLeast"/>
+        <w:rPr>
+          <w:rFonts w:ascii="Arial" w:eastAsia="Times New Roman" w:hAnsi="Arial" w:cs="Arial"/>
+          <w:sz w:val="24"/>
+          <w:szCs w:val="24"/>
+          <w:lang w:eastAsia="ru-RU"/>
+        </w:rPr>
+      </w:pPr>
+      <w:r>
+        <w:rPr>
+          <w:rFonts w:ascii="Arial" w:eastAsia="Times New Roman" w:hAnsi="Arial" w:cs="Arial"/>
+          <w:b/>
+          <w:bCs/>
+          <w:sz w:val="24"/>
+          <w:szCs w:val="24"/>
+          <w:lang w:eastAsia="ru-RU"/>
+        </w:rPr>
+        <w:t>Важные нюансы:</w:t>
+      </w:r>
+    </w:p>
+    <w:p>
+      <w:pPr>
+        <w:numPr>
+          <w:ilvl w:val="0"/>
+          <w:numId w:val="8"/>
+        </w:numPr>
+        <w:shd w:val="clear" w:color="auto" w:fill="191919"/>
+        <w:spacing w:before="120" w:after="120" w:line="420" w:lineRule="atLeast"/>
+        <w:rPr>
+          <w:rFonts w:ascii="Arial" w:eastAsia="Times New Roman" w:hAnsi="Arial" w:cs="Arial"/>
+          <w:sz w:val="24"/>
+          <w:szCs w:val="24"/>
+          <w:lang w:eastAsia="ru-RU"/>
+        </w:rPr>
+      </w:pPr>
+      <w:r>
+        <w:rPr>
+          <w:rFonts w:ascii="Arial" w:eastAsia="Times New Roman" w:hAnsi="Arial" w:cs="Arial"/>
+          <w:sz w:val="24"/>
+          <w:szCs w:val="24"/>
+          <w:lang w:eastAsia="ru-RU"/>
+        </w:rPr>
+        <w:t>Для выращивания микрозелени лучше покупать </w:t>
+      </w:r>
+      <w:r>
+        <w:rPr>
+          <w:rFonts w:ascii="Arial" w:eastAsia="Times New Roman" w:hAnsi="Arial" w:cs="Arial"/>
+          <w:b/>
+          <w:bCs/>
+          <w:sz w:val="24"/>
+          <w:szCs w:val="24"/>
+          <w:lang w:eastAsia="ru-RU"/>
+        </w:rPr>
+        <w:t>специальные семена</w:t>
+      </w:r>
+      <w:r>
+        <w:rPr>
+          <w:rFonts w:ascii="Arial" w:eastAsia="Times New Roman" w:hAnsi="Arial" w:cs="Arial"/>
+          <w:sz w:val="24"/>
+          <w:szCs w:val="24"/>
+          <w:lang w:eastAsia="ru-RU"/>
+        </w:rPr>
+        <w:t xml:space="preserve">, а не обычные садовые — </w:t>
+      </w:r>
+      <w:r>
+        <w:rPr>
+          <w:rFonts w:ascii="Arial" w:eastAsia="Times New Roman" w:hAnsi="Arial" w:cs="Arial"/>
+          <w:sz w:val="24"/>
+          <w:szCs w:val="24"/>
+          <w:lang w:eastAsia="ru-RU"/>
+        </w:rPr>
+        <w:lastRenderedPageBreak/>
+        <w:t>последние могут быть обработаны фунгицидами и инсектицидами, что опасно при употреблении молодых ростков.</w:t>
+      </w:r>
+    </w:p>
+    <w:p>
+      <w:pPr>
+        <w:numPr>
+          <w:ilvl w:val="0"/>
+          <w:numId w:val="8"/>
+        </w:numPr>
+        <w:shd w:val="clear" w:color="auto" w:fill="191919"/>
+        <w:spacing w:before="120" w:after="120" w:line="420" w:lineRule="atLeast"/>
+        <w:rPr>
+          <w:rFonts w:ascii="Arial" w:eastAsia="Times New Roman" w:hAnsi="Arial" w:cs="Arial"/>
+          <w:sz w:val="24"/>
+          <w:szCs w:val="24"/>
+          <w:lang w:eastAsia="ru-RU"/>
+        </w:rPr>
+      </w:pPr>
+      <w:r>
+        <w:rPr>
+          <w:rFonts w:ascii="Arial" w:eastAsia="Times New Roman" w:hAnsi="Arial" w:cs="Arial"/>
+          <w:sz w:val="24"/>
+          <w:szCs w:val="24"/>
+          <w:lang w:eastAsia="ru-RU"/>
+        </w:rPr>
+        <w:t>Не подходят для микрозелени </w:t>
+      </w:r>
+      <w:r>
+        <w:rPr>
+          <w:rFonts w:ascii="Arial" w:eastAsia="Times New Roman" w:hAnsi="Arial" w:cs="Arial"/>
+          <w:b/>
+          <w:bCs/>
+          <w:sz w:val="24"/>
+          <w:szCs w:val="24"/>
+          <w:lang w:eastAsia="ru-RU"/>
+        </w:rPr>
+        <w:t>паслёновые культуры</w:t>
+      </w:r>
+      <w:r>
+        <w:rPr>
+          <w:rFonts w:ascii="Arial" w:eastAsia="Times New Roman" w:hAnsi="Arial" w:cs="Arial"/>
+          <w:sz w:val="24"/>
+          <w:szCs w:val="24"/>
+          <w:lang w:eastAsia="ru-RU"/>
+        </w:rPr>
+        <w:t> (томаты, перец, баклажаны, картофель) — их листва может вызывать расстройство желудка.</w:t>
+      </w:r>
+    </w:p>
+    <w:p>
+      <w:pPr>
+        <w:numPr>
+          <w:ilvl w:val="0"/>
+          <w:numId w:val="8"/>
+        </w:numPr>
+        <w:shd w:val="clear" w:color="auto" w:fill="191919"/>
+        <w:spacing w:before="120" w:after="120" w:line="420" w:lineRule="atLeast"/>
+        <w:rPr>
+          <w:rFonts w:ascii="Arial" w:eastAsia="Times New Roman" w:hAnsi="Arial" w:cs="Arial"/>
+          <w:sz w:val="24"/>
+          <w:szCs w:val="24"/>
+          <w:lang w:eastAsia="ru-RU"/>
+        </w:rPr>
+      </w:pPr>
+      <w:r>
+        <w:rPr>
+          <w:rFonts w:ascii="Arial" w:eastAsia="Times New Roman" w:hAnsi="Arial" w:cs="Arial"/>
+          <w:sz w:val="24"/>
+          <w:szCs w:val="24"/>
+          <w:lang w:eastAsia="ru-RU"/>
+        </w:rPr>
+        <w:t>Оптимальная температура для роста — </w:t>
+      </w:r>
+      <w:r>
+        <w:rPr>
+          <w:rFonts w:ascii="Times New Roman" w:eastAsia="Times New Roman" w:hAnsi="Times New Roman" w:cs="Times New Roman"/>
+          <w:sz w:val="29"/>
+          <w:szCs w:val="29"/>
+          <w:lang w:eastAsia="ru-RU"/>
+        </w:rPr>
+        <w:t>18–24 </w:t>
+      </w:r>
+      <w:r>
+        <w:rPr>
+          <w:rFonts w:ascii="Cambria Math" w:eastAsia="Times New Roman" w:hAnsi="Cambria Math" w:cs="Cambria Math"/>
+          <w:sz w:val="20"/>
+          <w:szCs w:val="20"/>
+          <w:lang w:eastAsia="ru-RU"/>
+        </w:rPr>
+        <w:t>∘</w:t>
+      </w:r>
+      <w:r>
+        <w:rPr>
+          <w:rFonts w:ascii="Times New Roman" w:eastAsia="Times New Roman" w:hAnsi="Times New Roman" w:cs="Times New Roman"/>
+          <w:sz w:val="29"/>
+          <w:szCs w:val="29"/>
+          <w:lang w:eastAsia="ru-RU"/>
+        </w:rPr>
+        <w:t>C</w:t>
+      </w:r>
+      <w:r>
+        <w:rPr>
+          <w:rFonts w:ascii="Arial" w:eastAsia="Times New Roman" w:hAnsi="Arial" w:cs="Arial"/>
+          <w:sz w:val="24"/>
+          <w:szCs w:val="24"/>
+          <w:lang w:eastAsia="ru-RU"/>
+        </w:rPr>
+        <w:t>.</w:t>
+      </w:r>
+    </w:p>
+    <w:p>
+      <w:pPr>
+        <w:shd w:val="clear" w:color="auto" w:fill="191919"/>
+        <w:spacing w:before="120" w:after="120" w:line="420" w:lineRule="atLeast"/>
+        <w:rPr>
+          <w:rFonts w:ascii="Arial" w:eastAsia="Times New Roman" w:hAnsi="Arial" w:cs="Arial"/>
+          <w:sz w:val="24"/>
+          <w:szCs w:val="24"/>
+          <w:lang w:eastAsia="ru-RU"/>
+        </w:rPr>
+      </w:pPr>
+      <w:r>
+        <w:rPr>
+          <w:rFonts w:ascii="Arial" w:eastAsia="Times New Roman" w:hAnsi="Arial" w:cs="Arial"/>
+          <w:b/>
+          <w:bCs/>
+          <w:sz w:val="24"/>
+          <w:szCs w:val="24"/>
+          <w:lang w:eastAsia="ru-RU"/>
+        </w:rPr>
+        <w:t>Вывод:</w:t>
+      </w:r>
+      <w:r>
+        <w:rPr>
+          <w:rFonts w:ascii="Arial" w:eastAsia="Times New Roman" w:hAnsi="Arial" w:cs="Arial"/>
+          <w:sz w:val="24"/>
+          <w:szCs w:val="24"/>
+          <w:lang w:eastAsia="ru-RU"/>
+        </w:rPr>
+        <w:t> микрозелень играет важную роль в современном мире как источник концентрированного питания, элемент устойчивого городского сельского хозяйства, кулинарный тренд и доступный способ улучшить рацион. Её легко вырастить дома, она полезна для здоровья и помогает сделать питание более экологичным и разнообразным.</w:t>
       </w:r>
     </w:p>
     <w:sectPr>
@@ -43,6 +1923,1227 @@
     </w:sectPr>
   </w:body>
 </w:document>
+</file>
+
+<file path=word/numbering.xml><?xml version="1.0" encoding="utf-8"?>
+<w:numbering xmlns:wpc="http://schemas.microsoft.com/office/word/2010/wordprocessingCanvas" xmlns:cx="http://schemas.microsoft.com/office/drawing/2014/chartex" xmlns:cx1="http://schemas.microsoft.com/office/drawing/2015/9/8/chartex" xmlns:cx2="http://schemas.microsoft.com/office/drawing/2015/10/21/chartex" xmlns:cx3="http://schemas.microsoft.com/office/drawing/2016/5/9/chartex" xmlns:cx4="http://schemas.microsoft.com/office/drawing/2016/5/10/chartex" xmlns:cx5="http://schemas.microsoft.com/office/drawing/2016/5/11/chartex" xmlns:cx6="http://schemas.microsoft.com/office/drawing/2016/5/12/chartex" xmlns:cx7="http://schemas.microsoft.com/office/drawing/2016/5/13/chartex" xmlns:cx8="http://schemas.microsoft.com/office/drawing/2016/5/14/chartex" xmlns:mc="http://schemas.openxmlformats.org/markup-compatibility/2006" xmlns:aink="http://schemas.microsoft.com/office/drawing/2016/ink" xmlns:am3d="http://schemas.microsoft.com/office/drawing/2017/model3d" xmlns:o="urn:schemas-microsoft-com:office:office" xmlns:r="http://schemas.openxmlformats.org/officeDocument/2006/relationships" xmlns:m="http://schemas.openxmlformats.org/officeDocument/2006/math" xmlns:v="urn:schemas-microsoft-com:vml" xmlns:wp14="http://schemas.microsoft.com/office/word/2010/wordprocessingDrawing" xmlns:wp="http://schemas.openxmlformats.org/drawingml/2006/wordprocessingDrawing" xmlns:w10="urn:schemas-microsoft-com:office:word" xmlns:w="http://schemas.openxmlformats.org/wordprocessingml/2006/main" xmlns:w14="http://schemas.microsoft.com/office/word/2010/wordml" xmlns:w15="http://schemas.microsoft.com/office/word/2012/wordml" xmlns:w16cex="http://schemas.microsoft.com/office/word/2018/wordml/cex" xmlns:w16cid="http://schemas.microsoft.com/office/word/2016/wordml/cid" xmlns:w16="http://schemas.microsoft.com/office/word/2018/wordml" xmlns:w16sdtdh="http://schemas.microsoft.com/office/word/2020/wordml/sdtdatahash" xmlns:w16se="http://schemas.microsoft.com/office/word/2015/wordml/symex" xmlns:wpg="http://schemas.microsoft.com/office/word/2010/wordprocessingGroup" xmlns:wpi="http://schemas.microsoft.com/office/word/2010/wordprocessingInk" xmlns:wne="http://schemas.microsoft.com/office/word/2006/wordml" xmlns:wps="http://schemas.microsoft.com/office/word/2010/wordprocessingShape" mc:Ignorable="w14 w15 w16se w16cid w16 w16cex w16sdtdh wp14">
+  <w:abstractNum w:abstractNumId="0" w15:restartNumberingAfterBreak="0">
+    <w:nsid w:val="06855A77"/>
+    <w:multiLevelType w:val="multilevel"/>
+    <w:tmpl w:val="A7CE07DA"/>
+    <w:lvl w:ilvl="0">
+      <w:start w:val="1"/>
+      <w:numFmt w:val="bullet"/>
+      <w:lvlText w:val=""/>
+      <w:lvlJc w:val="left"/>
+      <w:pPr>
+        <w:tabs>
+          <w:tab w:val="num" w:pos="720"/>
+        </w:tabs>
+        <w:ind w:left="720" w:hanging="360"/>
+      </w:pPr>
+      <w:rPr>
+        <w:rFonts w:ascii="Symbol" w:hAnsi="Symbol" w:hint="default"/>
+        <w:sz w:val="20"/>
+      </w:rPr>
+    </w:lvl>
+    <w:lvl w:ilvl="1" w:tentative="1">
+      <w:start w:val="1"/>
+      <w:numFmt w:val="bullet"/>
+      <w:lvlText w:val="o"/>
+      <w:lvlJc w:val="left"/>
+      <w:pPr>
+        <w:tabs>
+          <w:tab w:val="num" w:pos="1440"/>
+        </w:tabs>
+        <w:ind w:left="1440" w:hanging="360"/>
+      </w:pPr>
+      <w:rPr>
+        <w:rFonts w:ascii="Courier New" w:hAnsi="Courier New" w:hint="default"/>
+        <w:sz w:val="20"/>
+      </w:rPr>
+    </w:lvl>
+    <w:lvl w:ilvl="2" w:tentative="1">
+      <w:start w:val="1"/>
+      <w:numFmt w:val="bullet"/>
+      <w:lvlText w:val=""/>
+      <w:lvlJc w:val="left"/>
+      <w:pPr>
+        <w:tabs>
+          <w:tab w:val="num" w:pos="2160"/>
+        </w:tabs>
+        <w:ind w:left="2160" w:hanging="360"/>
+      </w:pPr>
+      <w:rPr>
+        <w:rFonts w:ascii="Wingdings" w:hAnsi="Wingdings" w:hint="default"/>
+        <w:sz w:val="20"/>
+      </w:rPr>
+    </w:lvl>
+    <w:lvl w:ilvl="3" w:tentative="1">
+      <w:start w:val="1"/>
+      <w:numFmt w:val="bullet"/>
+      <w:lvlText w:val=""/>
+      <w:lvlJc w:val="left"/>
+      <w:pPr>
+        <w:tabs>
+          <w:tab w:val="num" w:pos="2880"/>
+        </w:tabs>
+        <w:ind w:left="2880" w:hanging="360"/>
+      </w:pPr>
+      <w:rPr>
+        <w:rFonts w:ascii="Wingdings" w:hAnsi="Wingdings" w:hint="default"/>
+        <w:sz w:val="20"/>
+      </w:rPr>
+    </w:lvl>
+    <w:lvl w:ilvl="4" w:tentative="1">
+      <w:start w:val="1"/>
+      <w:numFmt w:val="bullet"/>
+      <w:lvlText w:val=""/>
+      <w:lvlJc w:val="left"/>
+      <w:pPr>
+        <w:tabs>
+          <w:tab w:val="num" w:pos="3600"/>
+        </w:tabs>
+        <w:ind w:left="3600" w:hanging="360"/>
+      </w:pPr>
+      <w:rPr>
+        <w:rFonts w:ascii="Wingdings" w:hAnsi="Wingdings" w:hint="default"/>
+        <w:sz w:val="20"/>
+      </w:rPr>
+    </w:lvl>
+    <w:lvl w:ilvl="5" w:tentative="1">
+      <w:start w:val="1"/>
+      <w:numFmt w:val="bullet"/>
+      <w:lvlText w:val=""/>
+      <w:lvlJc w:val="left"/>
+      <w:pPr>
+        <w:tabs>
+          <w:tab w:val="num" w:pos="4320"/>
+        </w:tabs>
+        <w:ind w:left="4320" w:hanging="360"/>
+      </w:pPr>
+      <w:rPr>
+        <w:rFonts w:ascii="Wingdings" w:hAnsi="Wingdings" w:hint="default"/>
+        <w:sz w:val="20"/>
+      </w:rPr>
+    </w:lvl>
+    <w:lvl w:ilvl="6" w:tentative="1">
+      <w:start w:val="1"/>
+      <w:numFmt w:val="bullet"/>
+      <w:lvlText w:val=""/>
+      <w:lvlJc w:val="left"/>
+      <w:pPr>
+        <w:tabs>
+          <w:tab w:val="num" w:pos="5040"/>
+        </w:tabs>
+        <w:ind w:left="5040" w:hanging="360"/>
+      </w:pPr>
+      <w:rPr>
+        <w:rFonts w:ascii="Wingdings" w:hAnsi="Wingdings" w:hint="default"/>
+        <w:sz w:val="20"/>
+      </w:rPr>
+    </w:lvl>
+    <w:lvl w:ilvl="7" w:tentative="1">
+      <w:start w:val="1"/>
+      <w:numFmt w:val="bullet"/>
+      <w:lvlText w:val=""/>
+      <w:lvlJc w:val="left"/>
+      <w:pPr>
+        <w:tabs>
+          <w:tab w:val="num" w:pos="5760"/>
+        </w:tabs>
+        <w:ind w:left="5760" w:hanging="360"/>
+      </w:pPr>
+      <w:rPr>
+        <w:rFonts w:ascii="Wingdings" w:hAnsi="Wingdings" w:hint="default"/>
+        <w:sz w:val="20"/>
+      </w:rPr>
+    </w:lvl>
+    <w:lvl w:ilvl="8" w:tentative="1">
+      <w:start w:val="1"/>
+      <w:numFmt w:val="bullet"/>
+      <w:lvlText w:val=""/>
+      <w:lvlJc w:val="left"/>
+      <w:pPr>
+        <w:tabs>
+          <w:tab w:val="num" w:pos="6480"/>
+        </w:tabs>
+        <w:ind w:left="6480" w:hanging="360"/>
+      </w:pPr>
+      <w:rPr>
+        <w:rFonts w:ascii="Wingdings" w:hAnsi="Wingdings" w:hint="default"/>
+        <w:sz w:val="20"/>
+      </w:rPr>
+    </w:lvl>
+  </w:abstractNum>
+  <w:abstractNum w:abstractNumId="1" w15:restartNumberingAfterBreak="0">
+    <w:nsid w:val="406360DD"/>
+    <w:multiLevelType w:val="multilevel"/>
+    <w:tmpl w:val="92FC3B9E"/>
+    <w:lvl w:ilvl="0">
+      <w:start w:val="1"/>
+      <w:numFmt w:val="bullet"/>
+      <w:lvlText w:val=""/>
+      <w:lvlJc w:val="left"/>
+      <w:pPr>
+        <w:tabs>
+          <w:tab w:val="num" w:pos="720"/>
+        </w:tabs>
+        <w:ind w:left="720" w:hanging="360"/>
+      </w:pPr>
+      <w:rPr>
+        <w:rFonts w:ascii="Symbol" w:hAnsi="Symbol" w:hint="default"/>
+        <w:sz w:val="20"/>
+      </w:rPr>
+    </w:lvl>
+    <w:lvl w:ilvl="1" w:tentative="1">
+      <w:start w:val="1"/>
+      <w:numFmt w:val="bullet"/>
+      <w:lvlText w:val="o"/>
+      <w:lvlJc w:val="left"/>
+      <w:pPr>
+        <w:tabs>
+          <w:tab w:val="num" w:pos="1440"/>
+        </w:tabs>
+        <w:ind w:left="1440" w:hanging="360"/>
+      </w:pPr>
+      <w:rPr>
+        <w:rFonts w:ascii="Courier New" w:hAnsi="Courier New" w:hint="default"/>
+        <w:sz w:val="20"/>
+      </w:rPr>
+    </w:lvl>
+    <w:lvl w:ilvl="2" w:tentative="1">
+      <w:start w:val="1"/>
+      <w:numFmt w:val="bullet"/>
+      <w:lvlText w:val=""/>
+      <w:lvlJc w:val="left"/>
+      <w:pPr>
+        <w:tabs>
+          <w:tab w:val="num" w:pos="2160"/>
+        </w:tabs>
+        <w:ind w:left="2160" w:hanging="360"/>
+      </w:pPr>
+      <w:rPr>
+        <w:rFonts w:ascii="Wingdings" w:hAnsi="Wingdings" w:hint="default"/>
+        <w:sz w:val="20"/>
+      </w:rPr>
+    </w:lvl>
+    <w:lvl w:ilvl="3" w:tentative="1">
+      <w:start w:val="1"/>
+      <w:numFmt w:val="bullet"/>
+      <w:lvlText w:val=""/>
+      <w:lvlJc w:val="left"/>
+      <w:pPr>
+        <w:tabs>
+          <w:tab w:val="num" w:pos="2880"/>
+        </w:tabs>
+        <w:ind w:left="2880" w:hanging="360"/>
+      </w:pPr>
+      <w:rPr>
+        <w:rFonts w:ascii="Wingdings" w:hAnsi="Wingdings" w:hint="default"/>
+        <w:sz w:val="20"/>
+      </w:rPr>
+    </w:lvl>
+    <w:lvl w:ilvl="4" w:tentative="1">
+      <w:start w:val="1"/>
+      <w:numFmt w:val="bullet"/>
+      <w:lvlText w:val=""/>
+      <w:lvlJc w:val="left"/>
+      <w:pPr>
+        <w:tabs>
+          <w:tab w:val="num" w:pos="3600"/>
+        </w:tabs>
+        <w:ind w:left="3600" w:hanging="360"/>
+      </w:pPr>
+      <w:rPr>
+        <w:rFonts w:ascii="Wingdings" w:hAnsi="Wingdings" w:hint="default"/>
+        <w:sz w:val="20"/>
+      </w:rPr>
+    </w:lvl>
+    <w:lvl w:ilvl="5" w:tentative="1">
+      <w:start w:val="1"/>
+      <w:numFmt w:val="bullet"/>
+      <w:lvlText w:val=""/>
+      <w:lvlJc w:val="left"/>
+      <w:pPr>
+        <w:tabs>
+          <w:tab w:val="num" w:pos="4320"/>
+        </w:tabs>
+        <w:ind w:left="4320" w:hanging="360"/>
+      </w:pPr>
+      <w:rPr>
+        <w:rFonts w:ascii="Wingdings" w:hAnsi="Wingdings" w:hint="default"/>
+        <w:sz w:val="20"/>
+      </w:rPr>
+    </w:lvl>
+    <w:lvl w:ilvl="6" w:tentative="1">
+      <w:start w:val="1"/>
+      <w:numFmt w:val="bullet"/>
+      <w:lvlText w:val=""/>
+      <w:lvlJc w:val="left"/>
+      <w:pPr>
+        <w:tabs>
+          <w:tab w:val="num" w:pos="5040"/>
+        </w:tabs>
+        <w:ind w:left="5040" w:hanging="360"/>
+      </w:pPr>
+      <w:rPr>
+        <w:rFonts w:ascii="Wingdings" w:hAnsi="Wingdings" w:hint="default"/>
+        <w:sz w:val="20"/>
+      </w:rPr>
+    </w:lvl>
+    <w:lvl w:ilvl="7" w:tentative="1">
+      <w:start w:val="1"/>
+      <w:numFmt w:val="bullet"/>
+      <w:lvlText w:val=""/>
+      <w:lvlJc w:val="left"/>
+      <w:pPr>
+        <w:tabs>
+          <w:tab w:val="num" w:pos="5760"/>
+        </w:tabs>
+        <w:ind w:left="5760" w:hanging="360"/>
+      </w:pPr>
+      <w:rPr>
+        <w:rFonts w:ascii="Wingdings" w:hAnsi="Wingdings" w:hint="default"/>
+        <w:sz w:val="20"/>
+      </w:rPr>
+    </w:lvl>
+    <w:lvl w:ilvl="8" w:tentative="1">
+      <w:start w:val="1"/>
+      <w:numFmt w:val="bullet"/>
+      <w:lvlText w:val=""/>
+      <w:lvlJc w:val="left"/>
+      <w:pPr>
+        <w:tabs>
+          <w:tab w:val="num" w:pos="6480"/>
+        </w:tabs>
+        <w:ind w:left="6480" w:hanging="360"/>
+      </w:pPr>
+      <w:rPr>
+        <w:rFonts w:ascii="Wingdings" w:hAnsi="Wingdings" w:hint="default"/>
+        <w:sz w:val="20"/>
+      </w:rPr>
+    </w:lvl>
+  </w:abstractNum>
+  <w:abstractNum w:abstractNumId="2" w15:restartNumberingAfterBreak="0">
+    <w:nsid w:val="46823C77"/>
+    <w:multiLevelType w:val="multilevel"/>
+    <w:tmpl w:val="CE3677AE"/>
+    <w:lvl w:ilvl="0">
+      <w:start w:val="1"/>
+      <w:numFmt w:val="bullet"/>
+      <w:lvlText w:val=""/>
+      <w:lvlJc w:val="left"/>
+      <w:pPr>
+        <w:tabs>
+          <w:tab w:val="num" w:pos="720"/>
+        </w:tabs>
+        <w:ind w:left="720" w:hanging="360"/>
+      </w:pPr>
+      <w:rPr>
+        <w:rFonts w:ascii="Symbol" w:hAnsi="Symbol" w:hint="default"/>
+        <w:sz w:val="20"/>
+      </w:rPr>
+    </w:lvl>
+    <w:lvl w:ilvl="1" w:tentative="1">
+      <w:start w:val="1"/>
+      <w:numFmt w:val="bullet"/>
+      <w:lvlText w:val="o"/>
+      <w:lvlJc w:val="left"/>
+      <w:pPr>
+        <w:tabs>
+          <w:tab w:val="num" w:pos="1440"/>
+        </w:tabs>
+        <w:ind w:left="1440" w:hanging="360"/>
+      </w:pPr>
+      <w:rPr>
+        <w:rFonts w:ascii="Courier New" w:hAnsi="Courier New" w:hint="default"/>
+        <w:sz w:val="20"/>
+      </w:rPr>
+    </w:lvl>
+    <w:lvl w:ilvl="2" w:tentative="1">
+      <w:start w:val="1"/>
+      <w:numFmt w:val="bullet"/>
+      <w:lvlText w:val=""/>
+      <w:lvlJc w:val="left"/>
+      <w:pPr>
+        <w:tabs>
+          <w:tab w:val="num" w:pos="2160"/>
+        </w:tabs>
+        <w:ind w:left="2160" w:hanging="360"/>
+      </w:pPr>
+      <w:rPr>
+        <w:rFonts w:ascii="Wingdings" w:hAnsi="Wingdings" w:hint="default"/>
+        <w:sz w:val="20"/>
+      </w:rPr>
+    </w:lvl>
+    <w:lvl w:ilvl="3" w:tentative="1">
+      <w:start w:val="1"/>
+      <w:numFmt w:val="bullet"/>
+      <w:lvlText w:val=""/>
+      <w:lvlJc w:val="left"/>
+      <w:pPr>
+        <w:tabs>
+          <w:tab w:val="num" w:pos="2880"/>
+        </w:tabs>
+        <w:ind w:left="2880" w:hanging="360"/>
+      </w:pPr>
+      <w:rPr>
+        <w:rFonts w:ascii="Wingdings" w:hAnsi="Wingdings" w:hint="default"/>
+        <w:sz w:val="20"/>
+      </w:rPr>
+    </w:lvl>
+    <w:lvl w:ilvl="4" w:tentative="1">
+      <w:start w:val="1"/>
+      <w:numFmt w:val="bullet"/>
+      <w:lvlText w:val=""/>
+      <w:lvlJc w:val="left"/>
+      <w:pPr>
+        <w:tabs>
+          <w:tab w:val="num" w:pos="3600"/>
+        </w:tabs>
+        <w:ind w:left="3600" w:hanging="360"/>
+      </w:pPr>
+      <w:rPr>
+        <w:rFonts w:ascii="Wingdings" w:hAnsi="Wingdings" w:hint="default"/>
+        <w:sz w:val="20"/>
+      </w:rPr>
+    </w:lvl>
+    <w:lvl w:ilvl="5" w:tentative="1">
+      <w:start w:val="1"/>
+      <w:numFmt w:val="bullet"/>
+      <w:lvlText w:val=""/>
+      <w:lvlJc w:val="left"/>
+      <w:pPr>
+        <w:tabs>
+          <w:tab w:val="num" w:pos="4320"/>
+        </w:tabs>
+        <w:ind w:left="4320" w:hanging="360"/>
+      </w:pPr>
+      <w:rPr>
+        <w:rFonts w:ascii="Wingdings" w:hAnsi="Wingdings" w:hint="default"/>
+        <w:sz w:val="20"/>
+      </w:rPr>
+    </w:lvl>
+    <w:lvl w:ilvl="6" w:tentative="1">
+      <w:start w:val="1"/>
+      <w:numFmt w:val="bullet"/>
+      <w:lvlText w:val=""/>
+      <w:lvlJc w:val="left"/>
+      <w:pPr>
+        <w:tabs>
+          <w:tab w:val="num" w:pos="5040"/>
+        </w:tabs>
+        <w:ind w:left="5040" w:hanging="360"/>
+      </w:pPr>
+      <w:rPr>
+        <w:rFonts w:ascii="Wingdings" w:hAnsi="Wingdings" w:hint="default"/>
+        <w:sz w:val="20"/>
+      </w:rPr>
+    </w:lvl>
+    <w:lvl w:ilvl="7" w:tentative="1">
+      <w:start w:val="1"/>
+      <w:numFmt w:val="bullet"/>
+      <w:lvlText w:val=""/>
+      <w:lvlJc w:val="left"/>
+      <w:pPr>
+        <w:tabs>
+          <w:tab w:val="num" w:pos="5760"/>
+        </w:tabs>
+        <w:ind w:left="5760" w:hanging="360"/>
+      </w:pPr>
+      <w:rPr>
+        <w:rFonts w:ascii="Wingdings" w:hAnsi="Wingdings" w:hint="default"/>
+        <w:sz w:val="20"/>
+      </w:rPr>
+    </w:lvl>
+    <w:lvl w:ilvl="8" w:tentative="1">
+      <w:start w:val="1"/>
+      <w:numFmt w:val="bullet"/>
+      <w:lvlText w:val=""/>
+      <w:lvlJc w:val="left"/>
+      <w:pPr>
+        <w:tabs>
+          <w:tab w:val="num" w:pos="6480"/>
+        </w:tabs>
+        <w:ind w:left="6480" w:hanging="360"/>
+      </w:pPr>
+      <w:rPr>
+        <w:rFonts w:ascii="Wingdings" w:hAnsi="Wingdings" w:hint="default"/>
+        <w:sz w:val="20"/>
+      </w:rPr>
+    </w:lvl>
+  </w:abstractNum>
+  <w:abstractNum w:abstractNumId="3" w15:restartNumberingAfterBreak="0">
+    <w:nsid w:val="49B318BD"/>
+    <w:multiLevelType w:val="multilevel"/>
+    <w:tmpl w:val="7486D7AC"/>
+    <w:lvl w:ilvl="0">
+      <w:start w:val="1"/>
+      <w:numFmt w:val="bullet"/>
+      <w:lvlText w:val=""/>
+      <w:lvlJc w:val="left"/>
+      <w:pPr>
+        <w:tabs>
+          <w:tab w:val="num" w:pos="720"/>
+        </w:tabs>
+        <w:ind w:left="720" w:hanging="360"/>
+      </w:pPr>
+      <w:rPr>
+        <w:rFonts w:ascii="Symbol" w:hAnsi="Symbol" w:hint="default"/>
+        <w:sz w:val="20"/>
+      </w:rPr>
+    </w:lvl>
+    <w:lvl w:ilvl="1" w:tentative="1">
+      <w:start w:val="1"/>
+      <w:numFmt w:val="bullet"/>
+      <w:lvlText w:val="o"/>
+      <w:lvlJc w:val="left"/>
+      <w:pPr>
+        <w:tabs>
+          <w:tab w:val="num" w:pos="1440"/>
+        </w:tabs>
+        <w:ind w:left="1440" w:hanging="360"/>
+      </w:pPr>
+      <w:rPr>
+        <w:rFonts w:ascii="Courier New" w:hAnsi="Courier New" w:hint="default"/>
+        <w:sz w:val="20"/>
+      </w:rPr>
+    </w:lvl>
+    <w:lvl w:ilvl="2" w:tentative="1">
+      <w:start w:val="1"/>
+      <w:numFmt w:val="bullet"/>
+      <w:lvlText w:val=""/>
+      <w:lvlJc w:val="left"/>
+      <w:pPr>
+        <w:tabs>
+          <w:tab w:val="num" w:pos="2160"/>
+        </w:tabs>
+        <w:ind w:left="2160" w:hanging="360"/>
+      </w:pPr>
+      <w:rPr>
+        <w:rFonts w:ascii="Wingdings" w:hAnsi="Wingdings" w:hint="default"/>
+        <w:sz w:val="20"/>
+      </w:rPr>
+    </w:lvl>
+    <w:lvl w:ilvl="3" w:tentative="1">
+      <w:start w:val="1"/>
+      <w:numFmt w:val="bullet"/>
+      <w:lvlText w:val=""/>
+      <w:lvlJc w:val="left"/>
+      <w:pPr>
+        <w:tabs>
+          <w:tab w:val="num" w:pos="2880"/>
+        </w:tabs>
+        <w:ind w:left="2880" w:hanging="360"/>
+      </w:pPr>
+      <w:rPr>
+        <w:rFonts w:ascii="Wingdings" w:hAnsi="Wingdings" w:hint="default"/>
+        <w:sz w:val="20"/>
+      </w:rPr>
+    </w:lvl>
+    <w:lvl w:ilvl="4" w:tentative="1">
+      <w:start w:val="1"/>
+      <w:numFmt w:val="bullet"/>
+      <w:lvlText w:val=""/>
+      <w:lvlJc w:val="left"/>
+      <w:pPr>
+        <w:tabs>
+          <w:tab w:val="num" w:pos="3600"/>
+        </w:tabs>
+        <w:ind w:left="3600" w:hanging="360"/>
+      </w:pPr>
+      <w:rPr>
+        <w:rFonts w:ascii="Wingdings" w:hAnsi="Wingdings" w:hint="default"/>
+        <w:sz w:val="20"/>
+      </w:rPr>
+    </w:lvl>
+    <w:lvl w:ilvl="5" w:tentative="1">
+      <w:start w:val="1"/>
+      <w:numFmt w:val="bullet"/>
+      <w:lvlText w:val=""/>
+      <w:lvlJc w:val="left"/>
+      <w:pPr>
+        <w:tabs>
+          <w:tab w:val="num" w:pos="4320"/>
+        </w:tabs>
+        <w:ind w:left="4320" w:hanging="360"/>
+      </w:pPr>
+      <w:rPr>
+        <w:rFonts w:ascii="Wingdings" w:hAnsi="Wingdings" w:hint="default"/>
+        <w:sz w:val="20"/>
+      </w:rPr>
+    </w:lvl>
+    <w:lvl w:ilvl="6" w:tentative="1">
+      <w:start w:val="1"/>
+      <w:numFmt w:val="bullet"/>
+      <w:lvlText w:val=""/>
+      <w:lvlJc w:val="left"/>
+      <w:pPr>
+        <w:tabs>
+          <w:tab w:val="num" w:pos="5040"/>
+        </w:tabs>
+        <w:ind w:left="5040" w:hanging="360"/>
+      </w:pPr>
+      <w:rPr>
+        <w:rFonts w:ascii="Wingdings" w:hAnsi="Wingdings" w:hint="default"/>
+        <w:sz w:val="20"/>
+      </w:rPr>
+    </w:lvl>
+    <w:lvl w:ilvl="7" w:tentative="1">
+      <w:start w:val="1"/>
+      <w:numFmt w:val="bullet"/>
+      <w:lvlText w:val=""/>
+      <w:lvlJc w:val="left"/>
+      <w:pPr>
+        <w:tabs>
+          <w:tab w:val="num" w:pos="5760"/>
+        </w:tabs>
+        <w:ind w:left="5760" w:hanging="360"/>
+      </w:pPr>
+      <w:rPr>
+        <w:rFonts w:ascii="Wingdings" w:hAnsi="Wingdings" w:hint="default"/>
+        <w:sz w:val="20"/>
+      </w:rPr>
+    </w:lvl>
+    <w:lvl w:ilvl="8" w:tentative="1">
+      <w:start w:val="1"/>
+      <w:numFmt w:val="bullet"/>
+      <w:lvlText w:val=""/>
+      <w:lvlJc w:val="left"/>
+      <w:pPr>
+        <w:tabs>
+          <w:tab w:val="num" w:pos="6480"/>
+        </w:tabs>
+        <w:ind w:left="6480" w:hanging="360"/>
+      </w:pPr>
+      <w:rPr>
+        <w:rFonts w:ascii="Wingdings" w:hAnsi="Wingdings" w:hint="default"/>
+        <w:sz w:val="20"/>
+      </w:rPr>
+    </w:lvl>
+  </w:abstractNum>
+  <w:abstractNum w:abstractNumId="4" w15:restartNumberingAfterBreak="0">
+    <w:nsid w:val="4C191375"/>
+    <w:multiLevelType w:val="multilevel"/>
+    <w:tmpl w:val="66C0682A"/>
+    <w:lvl w:ilvl="0">
+      <w:start w:val="1"/>
+      <w:numFmt w:val="bullet"/>
+      <w:lvlText w:val=""/>
+      <w:lvlJc w:val="left"/>
+      <w:pPr>
+        <w:tabs>
+          <w:tab w:val="num" w:pos="720"/>
+        </w:tabs>
+        <w:ind w:left="720" w:hanging="360"/>
+      </w:pPr>
+      <w:rPr>
+        <w:rFonts w:ascii="Symbol" w:hAnsi="Symbol" w:hint="default"/>
+        <w:sz w:val="20"/>
+      </w:rPr>
+    </w:lvl>
+    <w:lvl w:ilvl="1" w:tentative="1">
+      <w:start w:val="1"/>
+      <w:numFmt w:val="bullet"/>
+      <w:lvlText w:val="o"/>
+      <w:lvlJc w:val="left"/>
+      <w:pPr>
+        <w:tabs>
+          <w:tab w:val="num" w:pos="1440"/>
+        </w:tabs>
+        <w:ind w:left="1440" w:hanging="360"/>
+      </w:pPr>
+      <w:rPr>
+        <w:rFonts w:ascii="Courier New" w:hAnsi="Courier New" w:hint="default"/>
+        <w:sz w:val="20"/>
+      </w:rPr>
+    </w:lvl>
+    <w:lvl w:ilvl="2" w:tentative="1">
+      <w:start w:val="1"/>
+      <w:numFmt w:val="bullet"/>
+      <w:lvlText w:val=""/>
+      <w:lvlJc w:val="left"/>
+      <w:pPr>
+        <w:tabs>
+          <w:tab w:val="num" w:pos="2160"/>
+        </w:tabs>
+        <w:ind w:left="2160" w:hanging="360"/>
+      </w:pPr>
+      <w:rPr>
+        <w:rFonts w:ascii="Wingdings" w:hAnsi="Wingdings" w:hint="default"/>
+        <w:sz w:val="20"/>
+      </w:rPr>
+    </w:lvl>
+    <w:lvl w:ilvl="3" w:tentative="1">
+      <w:start w:val="1"/>
+      <w:numFmt w:val="bullet"/>
+      <w:lvlText w:val=""/>
+      <w:lvlJc w:val="left"/>
+      <w:pPr>
+        <w:tabs>
+          <w:tab w:val="num" w:pos="2880"/>
+        </w:tabs>
+        <w:ind w:left="2880" w:hanging="360"/>
+      </w:pPr>
+      <w:rPr>
+        <w:rFonts w:ascii="Wingdings" w:hAnsi="Wingdings" w:hint="default"/>
+        <w:sz w:val="20"/>
+      </w:rPr>
+    </w:lvl>
+    <w:lvl w:ilvl="4" w:tentative="1">
+      <w:start w:val="1"/>
+      <w:numFmt w:val="bullet"/>
+      <w:lvlText w:val=""/>
+      <w:lvlJc w:val="left"/>
+      <w:pPr>
+        <w:tabs>
+          <w:tab w:val="num" w:pos="3600"/>
+        </w:tabs>
+        <w:ind w:left="3600" w:hanging="360"/>
+      </w:pPr>
+      <w:rPr>
+        <w:rFonts w:ascii="Wingdings" w:hAnsi="Wingdings" w:hint="default"/>
+        <w:sz w:val="20"/>
+      </w:rPr>
+    </w:lvl>
+    <w:lvl w:ilvl="5" w:tentative="1">
+      <w:start w:val="1"/>
+      <w:numFmt w:val="bullet"/>
+      <w:lvlText w:val=""/>
+      <w:lvlJc w:val="left"/>
+      <w:pPr>
+        <w:tabs>
+          <w:tab w:val="num" w:pos="4320"/>
+        </w:tabs>
+        <w:ind w:left="4320" w:hanging="360"/>
+      </w:pPr>
+      <w:rPr>
+        <w:rFonts w:ascii="Wingdings" w:hAnsi="Wingdings" w:hint="default"/>
+        <w:sz w:val="20"/>
+      </w:rPr>
+    </w:lvl>
+    <w:lvl w:ilvl="6" w:tentative="1">
+      <w:start w:val="1"/>
+      <w:numFmt w:val="bullet"/>
+      <w:lvlText w:val=""/>
+      <w:lvlJc w:val="left"/>
+      <w:pPr>
+        <w:tabs>
+          <w:tab w:val="num" w:pos="5040"/>
+        </w:tabs>
+        <w:ind w:left="5040" w:hanging="360"/>
+      </w:pPr>
+      <w:rPr>
+        <w:rFonts w:ascii="Wingdings" w:hAnsi="Wingdings" w:hint="default"/>
+        <w:sz w:val="20"/>
+      </w:rPr>
+    </w:lvl>
+    <w:lvl w:ilvl="7" w:tentative="1">
+      <w:start w:val="1"/>
+      <w:numFmt w:val="bullet"/>
+      <w:lvlText w:val=""/>
+      <w:lvlJc w:val="left"/>
+      <w:pPr>
+        <w:tabs>
+          <w:tab w:val="num" w:pos="5760"/>
+        </w:tabs>
+        <w:ind w:left="5760" w:hanging="360"/>
+      </w:pPr>
+      <w:rPr>
+        <w:rFonts w:ascii="Wingdings" w:hAnsi="Wingdings" w:hint="default"/>
+        <w:sz w:val="20"/>
+      </w:rPr>
+    </w:lvl>
+    <w:lvl w:ilvl="8" w:tentative="1">
+      <w:start w:val="1"/>
+      <w:numFmt w:val="bullet"/>
+      <w:lvlText w:val=""/>
+      <w:lvlJc w:val="left"/>
+      <w:pPr>
+        <w:tabs>
+          <w:tab w:val="num" w:pos="6480"/>
+        </w:tabs>
+        <w:ind w:left="6480" w:hanging="360"/>
+      </w:pPr>
+      <w:rPr>
+        <w:rFonts w:ascii="Wingdings" w:hAnsi="Wingdings" w:hint="default"/>
+        <w:sz w:val="20"/>
+      </w:rPr>
+    </w:lvl>
+  </w:abstractNum>
+  <w:abstractNum w:abstractNumId="5" w15:restartNumberingAfterBreak="0">
+    <w:nsid w:val="517662C2"/>
+    <w:multiLevelType w:val="multilevel"/>
+    <w:tmpl w:val="1250D54C"/>
+    <w:lvl w:ilvl="0">
+      <w:start w:val="1"/>
+      <w:numFmt w:val="bullet"/>
+      <w:lvlText w:val=""/>
+      <w:lvlJc w:val="left"/>
+      <w:pPr>
+        <w:tabs>
+          <w:tab w:val="num" w:pos="720"/>
+        </w:tabs>
+        <w:ind w:left="720" w:hanging="360"/>
+      </w:pPr>
+      <w:rPr>
+        <w:rFonts w:ascii="Symbol" w:hAnsi="Symbol" w:hint="default"/>
+        <w:sz w:val="20"/>
+      </w:rPr>
+    </w:lvl>
+    <w:lvl w:ilvl="1" w:tentative="1">
+      <w:start w:val="1"/>
+      <w:numFmt w:val="bullet"/>
+      <w:lvlText w:val="o"/>
+      <w:lvlJc w:val="left"/>
+      <w:pPr>
+        <w:tabs>
+          <w:tab w:val="num" w:pos="1440"/>
+        </w:tabs>
+        <w:ind w:left="1440" w:hanging="360"/>
+      </w:pPr>
+      <w:rPr>
+        <w:rFonts w:ascii="Courier New" w:hAnsi="Courier New" w:hint="default"/>
+        <w:sz w:val="20"/>
+      </w:rPr>
+    </w:lvl>
+    <w:lvl w:ilvl="2" w:tentative="1">
+      <w:start w:val="1"/>
+      <w:numFmt w:val="bullet"/>
+      <w:lvlText w:val=""/>
+      <w:lvlJc w:val="left"/>
+      <w:pPr>
+        <w:tabs>
+          <w:tab w:val="num" w:pos="2160"/>
+        </w:tabs>
+        <w:ind w:left="2160" w:hanging="360"/>
+      </w:pPr>
+      <w:rPr>
+        <w:rFonts w:ascii="Wingdings" w:hAnsi="Wingdings" w:hint="default"/>
+        <w:sz w:val="20"/>
+      </w:rPr>
+    </w:lvl>
+    <w:lvl w:ilvl="3" w:tentative="1">
+      <w:start w:val="1"/>
+      <w:numFmt w:val="bullet"/>
+      <w:lvlText w:val=""/>
+      <w:lvlJc w:val="left"/>
+      <w:pPr>
+        <w:tabs>
+          <w:tab w:val="num" w:pos="2880"/>
+        </w:tabs>
+        <w:ind w:left="2880" w:hanging="360"/>
+      </w:pPr>
+      <w:rPr>
+        <w:rFonts w:ascii="Wingdings" w:hAnsi="Wingdings" w:hint="default"/>
+        <w:sz w:val="20"/>
+      </w:rPr>
+    </w:lvl>
+    <w:lvl w:ilvl="4" w:tentative="1">
+      <w:start w:val="1"/>
+      <w:numFmt w:val="bullet"/>
+      <w:lvlText w:val=""/>
+      <w:lvlJc w:val="left"/>
+      <w:pPr>
+        <w:tabs>
+          <w:tab w:val="num" w:pos="3600"/>
+        </w:tabs>
+        <w:ind w:left="3600" w:hanging="360"/>
+      </w:pPr>
+      <w:rPr>
+        <w:rFonts w:ascii="Wingdings" w:hAnsi="Wingdings" w:hint="default"/>
+        <w:sz w:val="20"/>
+      </w:rPr>
+    </w:lvl>
+    <w:lvl w:ilvl="5" w:tentative="1">
+      <w:start w:val="1"/>
+      <w:numFmt w:val="bullet"/>
+      <w:lvlText w:val=""/>
+      <w:lvlJc w:val="left"/>
+      <w:pPr>
+        <w:tabs>
+          <w:tab w:val="num" w:pos="4320"/>
+        </w:tabs>
+        <w:ind w:left="4320" w:hanging="360"/>
+      </w:pPr>
+      <w:rPr>
+        <w:rFonts w:ascii="Wingdings" w:hAnsi="Wingdings" w:hint="default"/>
+        <w:sz w:val="20"/>
+      </w:rPr>
+    </w:lvl>
+    <w:lvl w:ilvl="6" w:tentative="1">
+      <w:start w:val="1"/>
+      <w:numFmt w:val="bullet"/>
+      <w:lvlText w:val=""/>
+      <w:lvlJc w:val="left"/>
+      <w:pPr>
+        <w:tabs>
+          <w:tab w:val="num" w:pos="5040"/>
+        </w:tabs>
+        <w:ind w:left="5040" w:hanging="360"/>
+      </w:pPr>
+      <w:rPr>
+        <w:rFonts w:ascii="Wingdings" w:hAnsi="Wingdings" w:hint="default"/>
+        <w:sz w:val="20"/>
+      </w:rPr>
+    </w:lvl>
+    <w:lvl w:ilvl="7" w:tentative="1">
+      <w:start w:val="1"/>
+      <w:numFmt w:val="bullet"/>
+      <w:lvlText w:val=""/>
+      <w:lvlJc w:val="left"/>
+      <w:pPr>
+        <w:tabs>
+          <w:tab w:val="num" w:pos="5760"/>
+        </w:tabs>
+        <w:ind w:left="5760" w:hanging="360"/>
+      </w:pPr>
+      <w:rPr>
+        <w:rFonts w:ascii="Wingdings" w:hAnsi="Wingdings" w:hint="default"/>
+        <w:sz w:val="20"/>
+      </w:rPr>
+    </w:lvl>
+    <w:lvl w:ilvl="8" w:tentative="1">
+      <w:start w:val="1"/>
+      <w:numFmt w:val="bullet"/>
+      <w:lvlText w:val=""/>
+      <w:lvlJc w:val="left"/>
+      <w:pPr>
+        <w:tabs>
+          <w:tab w:val="num" w:pos="6480"/>
+        </w:tabs>
+        <w:ind w:left="6480" w:hanging="360"/>
+      </w:pPr>
+      <w:rPr>
+        <w:rFonts w:ascii="Wingdings" w:hAnsi="Wingdings" w:hint="default"/>
+        <w:sz w:val="20"/>
+      </w:rPr>
+    </w:lvl>
+  </w:abstractNum>
+  <w:abstractNum w:abstractNumId="6" w15:restartNumberingAfterBreak="0">
+    <w:nsid w:val="52EA2319"/>
+    <w:multiLevelType w:val="multilevel"/>
+    <w:tmpl w:val="5AB0776A"/>
+    <w:lvl w:ilvl="0">
+      <w:start w:val="1"/>
+      <w:numFmt w:val="bullet"/>
+      <w:lvlText w:val=""/>
+      <w:lvlJc w:val="left"/>
+      <w:pPr>
+        <w:tabs>
+          <w:tab w:val="num" w:pos="720"/>
+        </w:tabs>
+        <w:ind w:left="720" w:hanging="360"/>
+      </w:pPr>
+      <w:rPr>
+        <w:rFonts w:ascii="Symbol" w:hAnsi="Symbol" w:hint="default"/>
+        <w:sz w:val="20"/>
+      </w:rPr>
+    </w:lvl>
+    <w:lvl w:ilvl="1" w:tentative="1">
+      <w:start w:val="1"/>
+      <w:numFmt w:val="bullet"/>
+      <w:lvlText w:val="o"/>
+      <w:lvlJc w:val="left"/>
+      <w:pPr>
+        <w:tabs>
+          <w:tab w:val="num" w:pos="1440"/>
+        </w:tabs>
+        <w:ind w:left="1440" w:hanging="360"/>
+      </w:pPr>
+      <w:rPr>
+        <w:rFonts w:ascii="Courier New" w:hAnsi="Courier New" w:hint="default"/>
+        <w:sz w:val="20"/>
+      </w:rPr>
+    </w:lvl>
+    <w:lvl w:ilvl="2" w:tentative="1">
+      <w:start w:val="1"/>
+      <w:numFmt w:val="bullet"/>
+      <w:lvlText w:val=""/>
+      <w:lvlJc w:val="left"/>
+      <w:pPr>
+        <w:tabs>
+          <w:tab w:val="num" w:pos="2160"/>
+        </w:tabs>
+        <w:ind w:left="2160" w:hanging="360"/>
+      </w:pPr>
+      <w:rPr>
+        <w:rFonts w:ascii="Wingdings" w:hAnsi="Wingdings" w:hint="default"/>
+        <w:sz w:val="20"/>
+      </w:rPr>
+    </w:lvl>
+    <w:lvl w:ilvl="3" w:tentative="1">
+      <w:start w:val="1"/>
+      <w:numFmt w:val="bullet"/>
+      <w:lvlText w:val=""/>
+      <w:lvlJc w:val="left"/>
+      <w:pPr>
+        <w:tabs>
+          <w:tab w:val="num" w:pos="2880"/>
+        </w:tabs>
+        <w:ind w:left="2880" w:hanging="360"/>
+      </w:pPr>
+      <w:rPr>
+        <w:rFonts w:ascii="Wingdings" w:hAnsi="Wingdings" w:hint="default"/>
+        <w:sz w:val="20"/>
+      </w:rPr>
+    </w:lvl>
+    <w:lvl w:ilvl="4" w:tentative="1">
+      <w:start w:val="1"/>
+      <w:numFmt w:val="bullet"/>
+      <w:lvlText w:val=""/>
+      <w:lvlJc w:val="left"/>
+      <w:pPr>
+        <w:tabs>
+          <w:tab w:val="num" w:pos="3600"/>
+        </w:tabs>
+        <w:ind w:left="3600" w:hanging="360"/>
+      </w:pPr>
+      <w:rPr>
+        <w:rFonts w:ascii="Wingdings" w:hAnsi="Wingdings" w:hint="default"/>
+        <w:sz w:val="20"/>
+      </w:rPr>
+    </w:lvl>
+    <w:lvl w:ilvl="5" w:tentative="1">
+      <w:start w:val="1"/>
+      <w:numFmt w:val="bullet"/>
+      <w:lvlText w:val=""/>
+      <w:lvlJc w:val="left"/>
+      <w:pPr>
+        <w:tabs>
+          <w:tab w:val="num" w:pos="4320"/>
+        </w:tabs>
+        <w:ind w:left="4320" w:hanging="360"/>
+      </w:pPr>
+      <w:rPr>
+        <w:rFonts w:ascii="Wingdings" w:hAnsi="Wingdings" w:hint="default"/>
+        <w:sz w:val="20"/>
+      </w:rPr>
+    </w:lvl>
+    <w:lvl w:ilvl="6" w:tentative="1">
+      <w:start w:val="1"/>
+      <w:numFmt w:val="bullet"/>
+      <w:lvlText w:val=""/>
+      <w:lvlJc w:val="left"/>
+      <w:pPr>
+        <w:tabs>
+          <w:tab w:val="num" w:pos="5040"/>
+        </w:tabs>
+        <w:ind w:left="5040" w:hanging="360"/>
+      </w:pPr>
+      <w:rPr>
+        <w:rFonts w:ascii="Wingdings" w:hAnsi="Wingdings" w:hint="default"/>
+        <w:sz w:val="20"/>
+      </w:rPr>
+    </w:lvl>
+    <w:lvl w:ilvl="7" w:tentative="1">
+      <w:start w:val="1"/>
+      <w:numFmt w:val="bullet"/>
+      <w:lvlText w:val=""/>
+      <w:lvlJc w:val="left"/>
+      <w:pPr>
+        <w:tabs>
+          <w:tab w:val="num" w:pos="5760"/>
+        </w:tabs>
+        <w:ind w:left="5760" w:hanging="360"/>
+      </w:pPr>
+      <w:rPr>
+        <w:rFonts w:ascii="Wingdings" w:hAnsi="Wingdings" w:hint="default"/>
+        <w:sz w:val="20"/>
+      </w:rPr>
+    </w:lvl>
+    <w:lvl w:ilvl="8" w:tentative="1">
+      <w:start w:val="1"/>
+      <w:numFmt w:val="bullet"/>
+      <w:lvlText w:val=""/>
+      <w:lvlJc w:val="left"/>
+      <w:pPr>
+        <w:tabs>
+          <w:tab w:val="num" w:pos="6480"/>
+        </w:tabs>
+        <w:ind w:left="6480" w:hanging="360"/>
+      </w:pPr>
+      <w:rPr>
+        <w:rFonts w:ascii="Wingdings" w:hAnsi="Wingdings" w:hint="default"/>
+        <w:sz w:val="20"/>
+      </w:rPr>
+    </w:lvl>
+  </w:abstractNum>
+  <w:abstractNum w:abstractNumId="7" w15:restartNumberingAfterBreak="0">
+    <w:nsid w:val="6431077B"/>
+    <w:multiLevelType w:val="multilevel"/>
+    <w:tmpl w:val="31C0EC10"/>
+    <w:lvl w:ilvl="0">
+      <w:start w:val="1"/>
+      <w:numFmt w:val="bullet"/>
+      <w:lvlText w:val=""/>
+      <w:lvlJc w:val="left"/>
+      <w:pPr>
+        <w:tabs>
+          <w:tab w:val="num" w:pos="720"/>
+        </w:tabs>
+        <w:ind w:left="720" w:hanging="360"/>
+      </w:pPr>
+      <w:rPr>
+        <w:rFonts w:ascii="Symbol" w:hAnsi="Symbol" w:hint="default"/>
+        <w:sz w:val="20"/>
+      </w:rPr>
+    </w:lvl>
+    <w:lvl w:ilvl="1" w:tentative="1">
+      <w:start w:val="1"/>
+      <w:numFmt w:val="bullet"/>
+      <w:lvlText w:val="o"/>
+      <w:lvlJc w:val="left"/>
+      <w:pPr>
+        <w:tabs>
+          <w:tab w:val="num" w:pos="1440"/>
+        </w:tabs>
+        <w:ind w:left="1440" w:hanging="360"/>
+      </w:pPr>
+      <w:rPr>
+        <w:rFonts w:ascii="Courier New" w:hAnsi="Courier New" w:hint="default"/>
+        <w:sz w:val="20"/>
+      </w:rPr>
+    </w:lvl>
+    <w:lvl w:ilvl="2" w:tentative="1">
+      <w:start w:val="1"/>
+      <w:numFmt w:val="bullet"/>
+      <w:lvlText w:val=""/>
+      <w:lvlJc w:val="left"/>
+      <w:pPr>
+        <w:tabs>
+          <w:tab w:val="num" w:pos="2160"/>
+        </w:tabs>
+        <w:ind w:left="2160" w:hanging="360"/>
+      </w:pPr>
+      <w:rPr>
+        <w:rFonts w:ascii="Wingdings" w:hAnsi="Wingdings" w:hint="default"/>
+        <w:sz w:val="20"/>
+      </w:rPr>
+    </w:lvl>
+    <w:lvl w:ilvl="3" w:tentative="1">
+      <w:start w:val="1"/>
+      <w:numFmt w:val="bullet"/>
+      <w:lvlText w:val=""/>
+      <w:lvlJc w:val="left"/>
+      <w:pPr>
+        <w:tabs>
+          <w:tab w:val="num" w:pos="2880"/>
+        </w:tabs>
+        <w:ind w:left="2880" w:hanging="360"/>
+      </w:pPr>
+      <w:rPr>
+        <w:rFonts w:ascii="Wingdings" w:hAnsi="Wingdings" w:hint="default"/>
+        <w:sz w:val="20"/>
+      </w:rPr>
+    </w:lvl>
+    <w:lvl w:ilvl="4" w:tentative="1">
+      <w:start w:val="1"/>
+      <w:numFmt w:val="bullet"/>
+      <w:lvlText w:val=""/>
+      <w:lvlJc w:val="left"/>
+      <w:pPr>
+        <w:tabs>
+          <w:tab w:val="num" w:pos="3600"/>
+        </w:tabs>
+        <w:ind w:left="3600" w:hanging="360"/>
+      </w:pPr>
+      <w:rPr>
+        <w:rFonts w:ascii="Wingdings" w:hAnsi="Wingdings" w:hint="default"/>
+        <w:sz w:val="20"/>
+      </w:rPr>
+    </w:lvl>
+    <w:lvl w:ilvl="5" w:tentative="1">
+      <w:start w:val="1"/>
+      <w:numFmt w:val="bullet"/>
+      <w:lvlText w:val=""/>
+      <w:lvlJc w:val="left"/>
+      <w:pPr>
+        <w:tabs>
+          <w:tab w:val="num" w:pos="4320"/>
+        </w:tabs>
+        <w:ind w:left="4320" w:hanging="360"/>
+      </w:pPr>
+      <w:rPr>
+        <w:rFonts w:ascii="Wingdings" w:hAnsi="Wingdings" w:hint="default"/>
+        <w:sz w:val="20"/>
+      </w:rPr>
+    </w:lvl>
+    <w:lvl w:ilvl="6" w:tentative="1">
+      <w:start w:val="1"/>
+      <w:numFmt w:val="bullet"/>
+      <w:lvlText w:val=""/>
+      <w:lvlJc w:val="left"/>
+      <w:pPr>
+        <w:tabs>
+          <w:tab w:val="num" w:pos="5040"/>
+        </w:tabs>
+        <w:ind w:left="5040" w:hanging="360"/>
+      </w:pPr>
+      <w:rPr>
+        <w:rFonts w:ascii="Wingdings" w:hAnsi="Wingdings" w:hint="default"/>
+        <w:sz w:val="20"/>
+      </w:rPr>
+    </w:lvl>
+    <w:lvl w:ilvl="7" w:tentative="1">
+      <w:start w:val="1"/>
+      <w:numFmt w:val="bullet"/>
+      <w:lvlText w:val=""/>
+      <w:lvlJc w:val="left"/>
+      <w:pPr>
+        <w:tabs>
+          <w:tab w:val="num" w:pos="5760"/>
+        </w:tabs>
+        <w:ind w:left="5760" w:hanging="360"/>
+      </w:pPr>
+      <w:rPr>
+        <w:rFonts w:ascii="Wingdings" w:hAnsi="Wingdings" w:hint="default"/>
+        <w:sz w:val="20"/>
+      </w:rPr>
+    </w:lvl>
+    <w:lvl w:ilvl="8" w:tentative="1">
+      <w:start w:val="1"/>
+      <w:numFmt w:val="bullet"/>
+      <w:lvlText w:val=""/>
+      <w:lvlJc w:val="left"/>
+      <w:pPr>
+        <w:tabs>
+          <w:tab w:val="num" w:pos="6480"/>
+        </w:tabs>
+        <w:ind w:left="6480" w:hanging="360"/>
+      </w:pPr>
+      <w:rPr>
+        <w:rFonts w:ascii="Wingdings" w:hAnsi="Wingdings" w:hint="default"/>
+        <w:sz w:val="20"/>
+      </w:rPr>
+    </w:lvl>
+  </w:abstractNum>
+  <w:num w:numId="1">
+    <w:abstractNumId w:val="0"/>
+  </w:num>
+  <w:num w:numId="2">
+    <w:abstractNumId w:val="2"/>
+  </w:num>
+  <w:num w:numId="3">
+    <w:abstractNumId w:val="7"/>
+  </w:num>
+  <w:num w:numId="4">
+    <w:abstractNumId w:val="6"/>
+  </w:num>
+  <w:num w:numId="5">
+    <w:abstractNumId w:val="5"/>
+  </w:num>
+  <w:num w:numId="6">
+    <w:abstractNumId w:val="1"/>
+  </w:num>
+  <w:num w:numId="7">
+    <w:abstractNumId w:val="4"/>
+  </w:num>
+  <w:num w:numId="8">
+    <w:abstractNumId w:val="3"/>
+  </w:num>
+</w:numbering>
 </file>
 
 <file path=word/styles.xml><?xml version="1.0" encoding="utf-8"?>
@@ -444,6 +3545,67 @@
     <w:name w:val="Normal"/>
     <w:qFormat/>
   </w:style>
+  <w:style w:type="paragraph" w:styleId="1">
+    <w:name w:val="heading 1"/>
+    <w:basedOn w:val="a"/>
+    <w:link w:val="10"/>
+    <w:uiPriority w:val="9"/>
+    <w:qFormat/>
+    <w:rsid w:val="007B41A7"/>
+    <w:pPr>
+      <w:spacing w:before="100" w:beforeAutospacing="1" w:after="100" w:afterAutospacing="1" w:line="240" w:lineRule="auto"/>
+      <w:outlineLvl w:val="0"/>
+    </w:pPr>
+    <w:rPr>
+      <w:rFonts w:ascii="Times New Roman" w:eastAsia="Times New Roman" w:hAnsi="Times New Roman" w:cs="Times New Roman"/>
+      <w:b/>
+      <w:bCs/>
+      <w:kern w:val="36"/>
+      <w:sz w:val="48"/>
+      <w:szCs w:val="48"/>
+      <w:lang w:eastAsia="ru-RU"/>
+    </w:rPr>
+  </w:style>
+  <w:style w:type="paragraph" w:styleId="3">
+    <w:name w:val="heading 3"/>
+    <w:basedOn w:val="a"/>
+    <w:link w:val="30"/>
+    <w:uiPriority w:val="9"/>
+    <w:qFormat/>
+    <w:rsid w:val="007B41A7"/>
+    <w:pPr>
+      <w:spacing w:before="100" w:beforeAutospacing="1" w:after="100" w:afterAutospacing="1" w:line="240" w:lineRule="auto"/>
+      <w:outlineLvl w:val="2"/>
+    </w:pPr>
+    <w:rPr>
+      <w:rFonts w:ascii="Times New Roman" w:eastAsia="Times New Roman" w:hAnsi="Times New Roman" w:cs="Times New Roman"/>
+      <w:b/>
+      <w:bCs/>
+      <w:sz w:val="27"/>
+      <w:szCs w:val="27"/>
+      <w:lang w:eastAsia="ru-RU"/>
+    </w:rPr>
+  </w:style>
+  <w:style w:type="paragraph" w:styleId="4">
+    <w:name w:val="heading 4"/>
+    <w:basedOn w:val="a"/>
+    <w:link w:val="40"/>
+    <w:uiPriority w:val="9"/>
+    <w:qFormat/>
+    <w:rsid w:val="007B41A7"/>
+    <w:pPr>
+      <w:spacing w:before="100" w:beforeAutospacing="1" w:after="100" w:afterAutospacing="1" w:line="240" w:lineRule="auto"/>
+      <w:outlineLvl w:val="3"/>
+    </w:pPr>
+    <w:rPr>
+      <w:rFonts w:ascii="Times New Roman" w:eastAsia="Times New Roman" w:hAnsi="Times New Roman" w:cs="Times New Roman"/>
+      <w:b/>
+      <w:bCs/>
+      <w:sz w:val="24"/>
+      <w:szCs w:val="24"/>
+      <w:lang w:eastAsia="ru-RU"/>
+    </w:rPr>
+  </w:style>
   <w:style w:type="character" w:default="1" w:styleId="a0">
     <w:name w:val="Default Paragraph Font"/>
     <w:uiPriority w:val="1"/>
@@ -470,6 +3632,89 @@
     <w:uiPriority w:val="99"/>
     <w:semiHidden/>
     <w:unhideWhenUsed/>
+  </w:style>
+  <w:style w:type="character" w:customStyle="1" w:styleId="10">
+    <w:name w:val="Заголовок 1 Знак"/>
+    <w:basedOn w:val="a0"/>
+    <w:link w:val="1"/>
+    <w:uiPriority w:val="9"/>
+    <w:rsid w:val="007B41A7"/>
+    <w:rPr>
+      <w:rFonts w:ascii="Times New Roman" w:eastAsia="Times New Roman" w:hAnsi="Times New Roman" w:cs="Times New Roman"/>
+      <w:b/>
+      <w:bCs/>
+      <w:kern w:val="36"/>
+      <w:sz w:val="48"/>
+      <w:szCs w:val="48"/>
+      <w:lang w:eastAsia="ru-RU"/>
+    </w:rPr>
+  </w:style>
+  <w:style w:type="character" w:customStyle="1" w:styleId="30">
+    <w:name w:val="Заголовок 3 Знак"/>
+    <w:basedOn w:val="a0"/>
+    <w:link w:val="3"/>
+    <w:uiPriority w:val="9"/>
+    <w:rsid w:val="007B41A7"/>
+    <w:rPr>
+      <w:rFonts w:ascii="Times New Roman" w:eastAsia="Times New Roman" w:hAnsi="Times New Roman" w:cs="Times New Roman"/>
+      <w:b/>
+      <w:bCs/>
+      <w:sz w:val="27"/>
+      <w:szCs w:val="27"/>
+      <w:lang w:eastAsia="ru-RU"/>
+    </w:rPr>
+  </w:style>
+  <w:style w:type="character" w:customStyle="1" w:styleId="40">
+    <w:name w:val="Заголовок 4 Знак"/>
+    <w:basedOn w:val="a0"/>
+    <w:link w:val="4"/>
+    <w:uiPriority w:val="9"/>
+    <w:rsid w:val="007B41A7"/>
+    <w:rPr>
+      <w:rFonts w:ascii="Times New Roman" w:eastAsia="Times New Roman" w:hAnsi="Times New Roman" w:cs="Times New Roman"/>
+      <w:b/>
+      <w:bCs/>
+      <w:sz w:val="24"/>
+      <w:szCs w:val="24"/>
+      <w:lang w:eastAsia="ru-RU"/>
+    </w:rPr>
+  </w:style>
+  <w:style w:type="character" w:customStyle="1" w:styleId="markdown-word">
+    <w:name w:val="markdown-word"/>
+    <w:basedOn w:val="a0"/>
+    <w:rsid w:val="007B41A7"/>
+  </w:style>
+  <w:style w:type="paragraph" w:styleId="a3">
+    <w:name w:val="Normal (Web)"/>
+    <w:basedOn w:val="a"/>
+    <w:uiPriority w:val="99"/>
+    <w:semiHidden/>
+    <w:unhideWhenUsed/>
+    <w:rsid w:val="007B41A7"/>
+    <w:pPr>
+      <w:spacing w:before="100" w:beforeAutospacing="1" w:after="100" w:afterAutospacing="1" w:line="240" w:lineRule="auto"/>
+    </w:pPr>
+    <w:rPr>
+      <w:rFonts w:ascii="Times New Roman" w:eastAsia="Times New Roman" w:hAnsi="Times New Roman" w:cs="Times New Roman"/>
+      <w:sz w:val="24"/>
+      <w:szCs w:val="24"/>
+      <w:lang w:eastAsia="ru-RU"/>
+    </w:rPr>
+  </w:style>
+  <w:style w:type="character" w:customStyle="1" w:styleId="mord">
+    <w:name w:val="mord"/>
+    <w:basedOn w:val="a0"/>
+    <w:rsid w:val="007B41A7"/>
+  </w:style>
+  <w:style w:type="character" w:customStyle="1" w:styleId="mspace">
+    <w:name w:val="mspace"/>
+    <w:basedOn w:val="a0"/>
+    <w:rsid w:val="007B41A7"/>
+  </w:style>
+  <w:style w:type="character" w:customStyle="1" w:styleId="mbin">
+    <w:name w:val="mbin"/>
+    <w:basedOn w:val="a0"/>
+    <w:rsid w:val="007B41A7"/>
   </w:style>
 </w:styles>
 </file>

--- a/Описание.docx
+++ b/Описание.docx
@@ -1914,6 +1914,2190 @@
         </w:rPr>
         <w:t> микрозелень играет важную роль в современном мире как источник концентрированного питания, элемент устойчивого городского сельского хозяйства, кулинарный тренд и доступный способ улучшить рацион. Её легко вырастить дома, она полезна для здоровья и помогает сделать питание более экологичным и разнообразным.</w:t>
       </w:r>
+    </w:p>
+    <w:p>
+      <w:pPr>
+        <w:shd w:val="clear" w:color="auto" w:fill="191919"/>
+        <w:spacing w:before="120" w:after="120" w:line="420" w:lineRule="atLeast"/>
+        <w:rPr>
+          <w:rFonts w:ascii="Arial" w:eastAsia="Times New Roman" w:hAnsi="Arial" w:cs="Arial"/>
+          <w:sz w:val="24"/>
+          <w:szCs w:val="24"/>
+          <w:lang w:eastAsia="ru-RU"/>
+        </w:rPr>
+      </w:pPr>
+    </w:p>
+    <w:p>
+      <w:pPr>
+        <w:shd w:val="clear" w:color="auto" w:fill="191919"/>
+        <w:spacing w:before="120" w:after="120" w:line="420" w:lineRule="atLeast"/>
+        <w:rPr>
+          <w:rFonts w:ascii="Arial" w:eastAsia="Times New Roman" w:hAnsi="Arial" w:cs="Arial"/>
+          <w:sz w:val="24"/>
+          <w:szCs w:val="24"/>
+          <w:lang w:eastAsia="ru-RU"/>
+        </w:rPr>
+      </w:pPr>
+    </w:p>
+    <w:p>
+      <w:pPr>
+        <w:shd w:val="clear" w:color="auto" w:fill="191919"/>
+        <w:spacing w:before="120" w:after="120" w:line="420" w:lineRule="atLeast"/>
+        <w:rPr>
+          <w:rFonts w:ascii="Arial" w:eastAsia="Times New Roman" w:hAnsi="Arial" w:cs="Arial"/>
+          <w:sz w:val="24"/>
+          <w:szCs w:val="24"/>
+          <w:lang w:eastAsia="ru-RU"/>
+        </w:rPr>
+      </w:pPr>
+    </w:p>
+    <w:p>
+      <w:pPr>
+        <w:shd w:val="clear" w:color="auto" w:fill="191919"/>
+        <w:spacing w:before="120" w:after="120" w:line="420" w:lineRule="atLeast"/>
+        <w:rPr>
+          <w:rFonts w:ascii="Arial" w:eastAsia="Times New Roman" w:hAnsi="Arial" w:cs="Arial"/>
+          <w:sz w:val="24"/>
+          <w:szCs w:val="24"/>
+          <w:lang w:eastAsia="ru-RU"/>
+        </w:rPr>
+      </w:pPr>
+    </w:p>
+    <w:p>
+      <w:pPr>
+        <w:shd w:val="clear" w:color="auto" w:fill="191919"/>
+        <w:spacing w:before="120" w:after="120" w:line="420" w:lineRule="atLeast"/>
+        <w:rPr>
+          <w:rFonts w:ascii="Arial" w:eastAsia="Times New Roman" w:hAnsi="Arial" w:cs="Arial"/>
+          <w:sz w:val="24"/>
+          <w:szCs w:val="24"/>
+          <w:lang w:eastAsia="ru-RU"/>
+        </w:rPr>
+      </w:pPr>
+    </w:p>
+    <w:p>
+      <w:pPr>
+        <w:shd w:val="clear" w:color="auto" w:fill="191919"/>
+        <w:spacing w:before="120" w:after="120" w:line="420" w:lineRule="atLeast"/>
+        <w:rPr>
+          <w:rFonts w:ascii="Arial" w:eastAsia="Times New Roman" w:hAnsi="Arial" w:cs="Arial"/>
+          <w:sz w:val="24"/>
+          <w:szCs w:val="24"/>
+          <w:lang w:eastAsia="ru-RU"/>
+        </w:rPr>
+      </w:pPr>
+    </w:p>
+    <w:p>
+      <w:pPr>
+        <w:shd w:val="clear" w:color="auto" w:fill="191919"/>
+        <w:spacing w:before="120" w:after="120" w:line="420" w:lineRule="atLeast"/>
+        <w:rPr>
+          <w:rFonts w:ascii="Arial" w:eastAsia="Times New Roman" w:hAnsi="Arial" w:cs="Arial"/>
+          <w:sz w:val="24"/>
+          <w:szCs w:val="24"/>
+          <w:lang w:eastAsia="ru-RU"/>
+        </w:rPr>
+      </w:pPr>
+      <w:r>
+        <w:rPr>
+          <w:rFonts w:ascii="Arial" w:eastAsia="Times New Roman" w:hAnsi="Arial" w:cs="Arial"/>
+          <w:sz w:val="24"/>
+          <w:szCs w:val="24"/>
+          <w:lang w:eastAsia="ru-RU"/>
+        </w:rPr>
+        <w:t>Что такое проростки</w:t>
+      </w:r>
+    </w:p>
+    <w:p>
+      <w:pPr>
+        <w:shd w:val="clear" w:color="auto" w:fill="191919"/>
+        <w:spacing w:before="120" w:after="120" w:line="420" w:lineRule="atLeast"/>
+        <w:rPr>
+          <w:rFonts w:ascii="Arial" w:eastAsia="Times New Roman" w:hAnsi="Arial" w:cs="Arial"/>
+          <w:sz w:val="24"/>
+          <w:szCs w:val="24"/>
+          <w:lang w:eastAsia="ru-RU"/>
+        </w:rPr>
+      </w:pPr>
+      <w:r>
+        <w:rPr>
+          <w:rFonts w:ascii="Arial" w:eastAsia="Times New Roman" w:hAnsi="Arial" w:cs="Arial"/>
+          <w:sz w:val="24"/>
+          <w:szCs w:val="24"/>
+          <w:lang w:eastAsia="ru-RU"/>
+        </w:rPr>
+        <w:t>Проросток — это растение на начальной стадии развития, с момента прорастания семени (когда зародыш пробивает семенную кожуру) до развёртывания листа главного побега. Термин применяют только к семенным растениям.</w:t>
+      </w:r>
+    </w:p>
+    <w:p>
+      <w:pPr>
+        <w:shd w:val="clear" w:color="auto" w:fill="191919"/>
+        <w:spacing w:before="120" w:after="120" w:line="420" w:lineRule="atLeast"/>
+        <w:rPr>
+          <w:rFonts w:ascii="Arial" w:eastAsia="Times New Roman" w:hAnsi="Arial" w:cs="Arial"/>
+          <w:sz w:val="24"/>
+          <w:szCs w:val="24"/>
+          <w:lang w:eastAsia="ru-RU"/>
+        </w:rPr>
+      </w:pPr>
+    </w:p>
+    <w:p>
+      <w:pPr>
+        <w:shd w:val="clear" w:color="auto" w:fill="191919"/>
+        <w:spacing w:before="120" w:after="120" w:line="420" w:lineRule="atLeast"/>
+        <w:rPr>
+          <w:rFonts w:ascii="Arial" w:eastAsia="Times New Roman" w:hAnsi="Arial" w:cs="Arial"/>
+          <w:sz w:val="24"/>
+          <w:szCs w:val="24"/>
+          <w:lang w:eastAsia="ru-RU"/>
+        </w:rPr>
+      </w:pPr>
+      <w:r>
+        <w:rPr>
+          <w:rFonts w:ascii="Arial" w:eastAsia="Times New Roman" w:hAnsi="Arial" w:cs="Arial"/>
+          <w:sz w:val="24"/>
+          <w:szCs w:val="24"/>
+          <w:lang w:eastAsia="ru-RU"/>
+        </w:rPr>
+        <w:t>Проростки отличаются высоким содержанием биологически активных веществ:</w:t>
+      </w:r>
+    </w:p>
+    <w:p>
+      <w:pPr>
+        <w:shd w:val="clear" w:color="auto" w:fill="191919"/>
+        <w:spacing w:before="120" w:after="120" w:line="420" w:lineRule="atLeast"/>
+        <w:rPr>
+          <w:rFonts w:ascii="Arial" w:eastAsia="Times New Roman" w:hAnsi="Arial" w:cs="Arial"/>
+          <w:sz w:val="24"/>
+          <w:szCs w:val="24"/>
+          <w:lang w:eastAsia="ru-RU"/>
+        </w:rPr>
+      </w:pPr>
+    </w:p>
+    <w:p>
+      <w:pPr>
+        <w:shd w:val="clear" w:color="auto" w:fill="191919"/>
+        <w:spacing w:before="120" w:after="120" w:line="420" w:lineRule="atLeast"/>
+        <w:rPr>
+          <w:rFonts w:ascii="Arial" w:eastAsia="Times New Roman" w:hAnsi="Arial" w:cs="Arial"/>
+          <w:sz w:val="24"/>
+          <w:szCs w:val="24"/>
+          <w:lang w:eastAsia="ru-RU"/>
+        </w:rPr>
+      </w:pPr>
+      <w:r>
+        <w:rPr>
+          <w:rFonts w:ascii="Arial" w:eastAsia="Times New Roman" w:hAnsi="Arial" w:cs="Arial"/>
+          <w:sz w:val="24"/>
+          <w:szCs w:val="24"/>
+          <w:lang w:eastAsia="ru-RU"/>
+        </w:rPr>
+        <w:t>витаминов (Е, С, группы В и др.);</w:t>
+      </w:r>
+    </w:p>
+    <w:p>
+      <w:pPr>
+        <w:shd w:val="clear" w:color="auto" w:fill="191919"/>
+        <w:spacing w:before="120" w:after="120" w:line="420" w:lineRule="atLeast"/>
+        <w:rPr>
+          <w:rFonts w:ascii="Arial" w:eastAsia="Times New Roman" w:hAnsi="Arial" w:cs="Arial"/>
+          <w:sz w:val="24"/>
+          <w:szCs w:val="24"/>
+          <w:lang w:eastAsia="ru-RU"/>
+        </w:rPr>
+      </w:pPr>
+    </w:p>
+    <w:p>
+      <w:pPr>
+        <w:shd w:val="clear" w:color="auto" w:fill="191919"/>
+        <w:spacing w:before="120" w:after="120" w:line="420" w:lineRule="atLeast"/>
+        <w:rPr>
+          <w:rFonts w:ascii="Arial" w:eastAsia="Times New Roman" w:hAnsi="Arial" w:cs="Arial"/>
+          <w:sz w:val="24"/>
+          <w:szCs w:val="24"/>
+          <w:lang w:eastAsia="ru-RU"/>
+        </w:rPr>
+      </w:pPr>
+      <w:r>
+        <w:rPr>
+          <w:rFonts w:ascii="Arial" w:eastAsia="Times New Roman" w:hAnsi="Arial" w:cs="Arial"/>
+          <w:sz w:val="24"/>
+          <w:szCs w:val="24"/>
+          <w:lang w:eastAsia="ru-RU"/>
+        </w:rPr>
+        <w:t>антиоксидантов;</w:t>
+      </w:r>
+    </w:p>
+    <w:p>
+      <w:pPr>
+        <w:shd w:val="clear" w:color="auto" w:fill="191919"/>
+        <w:spacing w:before="120" w:after="120" w:line="420" w:lineRule="atLeast"/>
+        <w:rPr>
+          <w:rFonts w:ascii="Arial" w:eastAsia="Times New Roman" w:hAnsi="Arial" w:cs="Arial"/>
+          <w:sz w:val="24"/>
+          <w:szCs w:val="24"/>
+          <w:lang w:eastAsia="ru-RU"/>
+        </w:rPr>
+      </w:pPr>
+    </w:p>
+    <w:p>
+      <w:pPr>
+        <w:shd w:val="clear" w:color="auto" w:fill="191919"/>
+        <w:spacing w:before="120" w:after="120" w:line="420" w:lineRule="atLeast"/>
+        <w:rPr>
+          <w:rFonts w:ascii="Arial" w:eastAsia="Times New Roman" w:hAnsi="Arial" w:cs="Arial"/>
+          <w:sz w:val="24"/>
+          <w:szCs w:val="24"/>
+          <w:lang w:eastAsia="ru-RU"/>
+        </w:rPr>
+      </w:pPr>
+      <w:r>
+        <w:rPr>
+          <w:rFonts w:ascii="Arial" w:eastAsia="Times New Roman" w:hAnsi="Arial" w:cs="Arial"/>
+          <w:sz w:val="24"/>
+          <w:szCs w:val="24"/>
+          <w:lang w:eastAsia="ru-RU"/>
+        </w:rPr>
+        <w:t>ферментов (максимум на 3–5</w:t>
+      </w:r>
+      <w:r>
+        <w:rPr>
+          <w:rFonts w:ascii="Cambria Math" w:eastAsia="Times New Roman" w:hAnsi="Cambria Math" w:cs="Cambria Math"/>
+          <w:sz w:val="24"/>
+          <w:szCs w:val="24"/>
+          <w:lang w:eastAsia="ru-RU"/>
+        </w:rPr>
+        <w:t>‑</w:t>
+      </w:r>
+      <w:r>
+        <w:rPr>
+          <w:rFonts w:ascii="Arial" w:eastAsia="Times New Roman" w:hAnsi="Arial" w:cs="Arial"/>
+          <w:sz w:val="24"/>
+          <w:szCs w:val="24"/>
+          <w:lang w:eastAsia="ru-RU"/>
+        </w:rPr>
+        <w:t>е сутки проращивания);</w:t>
+      </w:r>
+    </w:p>
+    <w:p>
+      <w:pPr>
+        <w:shd w:val="clear" w:color="auto" w:fill="191919"/>
+        <w:spacing w:before="120" w:after="120" w:line="420" w:lineRule="atLeast"/>
+        <w:rPr>
+          <w:rFonts w:ascii="Arial" w:eastAsia="Times New Roman" w:hAnsi="Arial" w:cs="Arial"/>
+          <w:sz w:val="24"/>
+          <w:szCs w:val="24"/>
+          <w:lang w:eastAsia="ru-RU"/>
+        </w:rPr>
+      </w:pPr>
+    </w:p>
+    <w:p>
+      <w:pPr>
+        <w:shd w:val="clear" w:color="auto" w:fill="191919"/>
+        <w:spacing w:before="120" w:after="120" w:line="420" w:lineRule="atLeast"/>
+        <w:rPr>
+          <w:rFonts w:ascii="Arial" w:eastAsia="Times New Roman" w:hAnsi="Arial" w:cs="Arial"/>
+          <w:sz w:val="24"/>
+          <w:szCs w:val="24"/>
+          <w:lang w:eastAsia="ru-RU"/>
+        </w:rPr>
+      </w:pPr>
+      <w:r>
+        <w:rPr>
+          <w:rFonts w:ascii="Arial" w:eastAsia="Times New Roman" w:hAnsi="Arial" w:cs="Arial"/>
+          <w:sz w:val="24"/>
+          <w:szCs w:val="24"/>
+          <w:lang w:eastAsia="ru-RU"/>
+        </w:rPr>
+        <w:t>микроэлементов (кремний, хром, медь, селен, йод и др.);</w:t>
+      </w:r>
+    </w:p>
+    <w:p>
+      <w:pPr>
+        <w:shd w:val="clear" w:color="auto" w:fill="191919"/>
+        <w:spacing w:before="120" w:after="120" w:line="420" w:lineRule="atLeast"/>
+        <w:rPr>
+          <w:rFonts w:ascii="Arial" w:eastAsia="Times New Roman" w:hAnsi="Arial" w:cs="Arial"/>
+          <w:sz w:val="24"/>
+          <w:szCs w:val="24"/>
+          <w:lang w:eastAsia="ru-RU"/>
+        </w:rPr>
+      </w:pPr>
+    </w:p>
+    <w:p>
+      <w:pPr>
+        <w:shd w:val="clear" w:color="auto" w:fill="191919"/>
+        <w:spacing w:before="120" w:after="120" w:line="420" w:lineRule="atLeast"/>
+        <w:rPr>
+          <w:rFonts w:ascii="Arial" w:eastAsia="Times New Roman" w:hAnsi="Arial" w:cs="Arial"/>
+          <w:sz w:val="24"/>
+          <w:szCs w:val="24"/>
+          <w:lang w:eastAsia="ru-RU"/>
+        </w:rPr>
+      </w:pPr>
+      <w:r>
+        <w:rPr>
+          <w:rFonts w:ascii="Arial" w:eastAsia="Times New Roman" w:hAnsi="Arial" w:cs="Arial"/>
+          <w:sz w:val="24"/>
+          <w:szCs w:val="24"/>
+          <w:lang w:eastAsia="ru-RU"/>
+        </w:rPr>
+        <w:t>клетчатки, каротиноидов, биофлавоноидов.</w:t>
+      </w:r>
+    </w:p>
+    <w:p>
+      <w:pPr>
+        <w:shd w:val="clear" w:color="auto" w:fill="191919"/>
+        <w:spacing w:before="120" w:after="120" w:line="420" w:lineRule="atLeast"/>
+        <w:rPr>
+          <w:rFonts w:ascii="Arial" w:eastAsia="Times New Roman" w:hAnsi="Arial" w:cs="Arial"/>
+          <w:sz w:val="24"/>
+          <w:szCs w:val="24"/>
+          <w:lang w:eastAsia="ru-RU"/>
+        </w:rPr>
+      </w:pPr>
+    </w:p>
+    <w:p>
+      <w:pPr>
+        <w:shd w:val="clear" w:color="auto" w:fill="191919"/>
+        <w:spacing w:before="120" w:after="120" w:line="420" w:lineRule="atLeast"/>
+        <w:rPr>
+          <w:rFonts w:ascii="Arial" w:eastAsia="Times New Roman" w:hAnsi="Arial" w:cs="Arial"/>
+          <w:sz w:val="24"/>
+          <w:szCs w:val="24"/>
+          <w:lang w:eastAsia="ru-RU"/>
+        </w:rPr>
+      </w:pPr>
+      <w:r>
+        <w:rPr>
+          <w:rFonts w:ascii="Arial" w:eastAsia="Times New Roman" w:hAnsi="Arial" w:cs="Arial"/>
+          <w:sz w:val="24"/>
+          <w:szCs w:val="24"/>
+          <w:lang w:eastAsia="ru-RU"/>
+        </w:rPr>
+        <w:t>Польза разных видов проростков</w:t>
+      </w:r>
+    </w:p>
+    <w:p>
+      <w:pPr>
+        <w:shd w:val="clear" w:color="auto" w:fill="191919"/>
+        <w:spacing w:before="120" w:after="120" w:line="420" w:lineRule="atLeast"/>
+        <w:rPr>
+          <w:rFonts w:ascii="Arial" w:eastAsia="Times New Roman" w:hAnsi="Arial" w:cs="Arial"/>
+          <w:sz w:val="24"/>
+          <w:szCs w:val="24"/>
+          <w:lang w:eastAsia="ru-RU"/>
+        </w:rPr>
+      </w:pPr>
+      <w:r>
+        <w:rPr>
+          <w:rFonts w:ascii="Arial" w:eastAsia="Times New Roman" w:hAnsi="Arial" w:cs="Arial"/>
+          <w:sz w:val="24"/>
+          <w:szCs w:val="24"/>
+          <w:lang w:eastAsia="ru-RU"/>
+        </w:rPr>
+        <w:t>Разные проростки оказывают разное действие на организм:</w:t>
+      </w:r>
+    </w:p>
+    <w:p>
+      <w:pPr>
+        <w:shd w:val="clear" w:color="auto" w:fill="191919"/>
+        <w:spacing w:before="120" w:after="120" w:line="420" w:lineRule="atLeast"/>
+        <w:rPr>
+          <w:rFonts w:ascii="Arial" w:eastAsia="Times New Roman" w:hAnsi="Arial" w:cs="Arial"/>
+          <w:sz w:val="24"/>
+          <w:szCs w:val="24"/>
+          <w:lang w:eastAsia="ru-RU"/>
+        </w:rPr>
+      </w:pPr>
+    </w:p>
+    <w:p>
+      <w:pPr>
+        <w:shd w:val="clear" w:color="auto" w:fill="191919"/>
+        <w:spacing w:before="120" w:after="120" w:line="420" w:lineRule="atLeast"/>
+        <w:rPr>
+          <w:rFonts w:ascii="Arial" w:eastAsia="Times New Roman" w:hAnsi="Arial" w:cs="Arial"/>
+          <w:sz w:val="24"/>
+          <w:szCs w:val="24"/>
+          <w:lang w:eastAsia="ru-RU"/>
+        </w:rPr>
+      </w:pPr>
+      <w:r>
+        <w:rPr>
+          <w:rFonts w:ascii="Arial" w:eastAsia="Times New Roman" w:hAnsi="Arial" w:cs="Arial"/>
+          <w:sz w:val="24"/>
+          <w:szCs w:val="24"/>
+          <w:lang w:eastAsia="ru-RU"/>
+        </w:rPr>
+        <w:t>Злаковые (пшеница, рожь, овёс):</w:t>
+      </w:r>
+    </w:p>
+    <w:p>
+      <w:pPr>
+        <w:shd w:val="clear" w:color="auto" w:fill="191919"/>
+        <w:spacing w:before="120" w:after="120" w:line="420" w:lineRule="atLeast"/>
+        <w:rPr>
+          <w:rFonts w:ascii="Arial" w:eastAsia="Times New Roman" w:hAnsi="Arial" w:cs="Arial"/>
+          <w:sz w:val="24"/>
+          <w:szCs w:val="24"/>
+          <w:lang w:eastAsia="ru-RU"/>
+        </w:rPr>
+      </w:pPr>
+    </w:p>
+    <w:p>
+      <w:pPr>
+        <w:shd w:val="clear" w:color="auto" w:fill="191919"/>
+        <w:spacing w:before="120" w:after="120" w:line="420" w:lineRule="atLeast"/>
+        <w:rPr>
+          <w:rFonts w:ascii="Arial" w:eastAsia="Times New Roman" w:hAnsi="Arial" w:cs="Arial"/>
+          <w:sz w:val="24"/>
+          <w:szCs w:val="24"/>
+          <w:lang w:eastAsia="ru-RU"/>
+        </w:rPr>
+      </w:pPr>
+      <w:r>
+        <w:rPr>
+          <w:rFonts w:ascii="Arial" w:eastAsia="Times New Roman" w:hAnsi="Arial" w:cs="Arial"/>
+          <w:sz w:val="24"/>
+          <w:szCs w:val="24"/>
+          <w:lang w:eastAsia="ru-RU"/>
+        </w:rPr>
+        <w:t>улучшают работу нервной системы и щитовидной железы;</w:t>
+      </w:r>
+    </w:p>
+    <w:p>
+      <w:pPr>
+        <w:shd w:val="clear" w:color="auto" w:fill="191919"/>
+        <w:spacing w:before="120" w:after="120" w:line="420" w:lineRule="atLeast"/>
+        <w:rPr>
+          <w:rFonts w:ascii="Arial" w:eastAsia="Times New Roman" w:hAnsi="Arial" w:cs="Arial"/>
+          <w:sz w:val="24"/>
+          <w:szCs w:val="24"/>
+          <w:lang w:eastAsia="ru-RU"/>
+        </w:rPr>
+      </w:pPr>
+    </w:p>
+    <w:p>
+      <w:pPr>
+        <w:shd w:val="clear" w:color="auto" w:fill="191919"/>
+        <w:spacing w:before="120" w:after="120" w:line="420" w:lineRule="atLeast"/>
+        <w:rPr>
+          <w:rFonts w:ascii="Arial" w:eastAsia="Times New Roman" w:hAnsi="Arial" w:cs="Arial"/>
+          <w:sz w:val="24"/>
+          <w:szCs w:val="24"/>
+          <w:lang w:eastAsia="ru-RU"/>
+        </w:rPr>
+      </w:pPr>
+      <w:r>
+        <w:rPr>
+          <w:rFonts w:ascii="Arial" w:eastAsia="Times New Roman" w:hAnsi="Arial" w:cs="Arial"/>
+          <w:sz w:val="24"/>
+          <w:szCs w:val="24"/>
+          <w:lang w:eastAsia="ru-RU"/>
+        </w:rPr>
+        <w:t>способствуют кроветворению, препятствуют тромбообразованию;</w:t>
+      </w:r>
+    </w:p>
+    <w:p>
+      <w:pPr>
+        <w:shd w:val="clear" w:color="auto" w:fill="191919"/>
+        <w:spacing w:before="120" w:after="120" w:line="420" w:lineRule="atLeast"/>
+        <w:rPr>
+          <w:rFonts w:ascii="Arial" w:eastAsia="Times New Roman" w:hAnsi="Arial" w:cs="Arial"/>
+          <w:sz w:val="24"/>
+          <w:szCs w:val="24"/>
+          <w:lang w:eastAsia="ru-RU"/>
+        </w:rPr>
+      </w:pPr>
+    </w:p>
+    <w:p>
+      <w:pPr>
+        <w:shd w:val="clear" w:color="auto" w:fill="191919"/>
+        <w:spacing w:before="120" w:after="120" w:line="420" w:lineRule="atLeast"/>
+        <w:rPr>
+          <w:rFonts w:ascii="Arial" w:eastAsia="Times New Roman" w:hAnsi="Arial" w:cs="Arial"/>
+          <w:sz w:val="24"/>
+          <w:szCs w:val="24"/>
+          <w:lang w:eastAsia="ru-RU"/>
+        </w:rPr>
+      </w:pPr>
+      <w:r>
+        <w:rPr>
+          <w:rFonts w:ascii="Arial" w:eastAsia="Times New Roman" w:hAnsi="Arial" w:cs="Arial"/>
+          <w:sz w:val="24"/>
+          <w:szCs w:val="24"/>
+          <w:lang w:eastAsia="ru-RU"/>
+        </w:rPr>
+        <w:t>благотворно влияют на ЖКТ, помогают восстановить микрофлору;</w:t>
+      </w:r>
+    </w:p>
+    <w:p>
+      <w:pPr>
+        <w:shd w:val="clear" w:color="auto" w:fill="191919"/>
+        <w:spacing w:before="120" w:after="120" w:line="420" w:lineRule="atLeast"/>
+        <w:rPr>
+          <w:rFonts w:ascii="Arial" w:eastAsia="Times New Roman" w:hAnsi="Arial" w:cs="Arial"/>
+          <w:sz w:val="24"/>
+          <w:szCs w:val="24"/>
+          <w:lang w:eastAsia="ru-RU"/>
+        </w:rPr>
+      </w:pPr>
+    </w:p>
+    <w:p>
+      <w:pPr>
+        <w:shd w:val="clear" w:color="auto" w:fill="191919"/>
+        <w:spacing w:before="120" w:after="120" w:line="420" w:lineRule="atLeast"/>
+        <w:rPr>
+          <w:rFonts w:ascii="Arial" w:eastAsia="Times New Roman" w:hAnsi="Arial" w:cs="Arial"/>
+          <w:sz w:val="24"/>
+          <w:szCs w:val="24"/>
+          <w:lang w:eastAsia="ru-RU"/>
+        </w:rPr>
+      </w:pPr>
+      <w:r>
+        <w:rPr>
+          <w:rFonts w:ascii="Arial" w:eastAsia="Times New Roman" w:hAnsi="Arial" w:cs="Arial"/>
+          <w:sz w:val="24"/>
+          <w:szCs w:val="24"/>
+          <w:lang w:eastAsia="ru-RU"/>
+        </w:rPr>
+        <w:t>полезны при сахарном диабете, для профилактики атеросклероза.</w:t>
+      </w:r>
+    </w:p>
+    <w:p>
+      <w:pPr>
+        <w:shd w:val="clear" w:color="auto" w:fill="191919"/>
+        <w:spacing w:before="120" w:after="120" w:line="420" w:lineRule="atLeast"/>
+        <w:rPr>
+          <w:rFonts w:ascii="Arial" w:eastAsia="Times New Roman" w:hAnsi="Arial" w:cs="Arial"/>
+          <w:sz w:val="24"/>
+          <w:szCs w:val="24"/>
+          <w:lang w:eastAsia="ru-RU"/>
+        </w:rPr>
+      </w:pPr>
+    </w:p>
+    <w:p>
+      <w:pPr>
+        <w:shd w:val="clear" w:color="auto" w:fill="191919"/>
+        <w:spacing w:before="120" w:after="120" w:line="420" w:lineRule="atLeast"/>
+        <w:rPr>
+          <w:rFonts w:ascii="Arial" w:eastAsia="Times New Roman" w:hAnsi="Arial" w:cs="Arial"/>
+          <w:sz w:val="24"/>
+          <w:szCs w:val="24"/>
+          <w:lang w:eastAsia="ru-RU"/>
+        </w:rPr>
+      </w:pPr>
+      <w:r>
+        <w:rPr>
+          <w:rFonts w:ascii="Arial" w:eastAsia="Times New Roman" w:hAnsi="Arial" w:cs="Arial"/>
+          <w:sz w:val="24"/>
+          <w:szCs w:val="24"/>
+          <w:lang w:eastAsia="ru-RU"/>
+        </w:rPr>
+        <w:t>Гречиха (только зелёная необработанная):</w:t>
+      </w:r>
+    </w:p>
+    <w:p>
+      <w:pPr>
+        <w:shd w:val="clear" w:color="auto" w:fill="191919"/>
+        <w:spacing w:before="120" w:after="120" w:line="420" w:lineRule="atLeast"/>
+        <w:rPr>
+          <w:rFonts w:ascii="Arial" w:eastAsia="Times New Roman" w:hAnsi="Arial" w:cs="Arial"/>
+          <w:sz w:val="24"/>
+          <w:szCs w:val="24"/>
+          <w:lang w:eastAsia="ru-RU"/>
+        </w:rPr>
+      </w:pPr>
+    </w:p>
+    <w:p>
+      <w:pPr>
+        <w:shd w:val="clear" w:color="auto" w:fill="191919"/>
+        <w:spacing w:before="120" w:after="120" w:line="420" w:lineRule="atLeast"/>
+        <w:rPr>
+          <w:rFonts w:ascii="Arial" w:eastAsia="Times New Roman" w:hAnsi="Arial" w:cs="Arial"/>
+          <w:sz w:val="24"/>
+          <w:szCs w:val="24"/>
+          <w:lang w:eastAsia="ru-RU"/>
+        </w:rPr>
+      </w:pPr>
+      <w:r>
+        <w:rPr>
+          <w:rFonts w:ascii="Arial" w:eastAsia="Times New Roman" w:hAnsi="Arial" w:cs="Arial"/>
+          <w:sz w:val="24"/>
+          <w:szCs w:val="24"/>
+          <w:lang w:eastAsia="ru-RU"/>
+        </w:rPr>
+        <w:t>повышают гемоглобин;</w:t>
+      </w:r>
+    </w:p>
+    <w:p>
+      <w:pPr>
+        <w:shd w:val="clear" w:color="auto" w:fill="191919"/>
+        <w:spacing w:before="120" w:after="120" w:line="420" w:lineRule="atLeast"/>
+        <w:rPr>
+          <w:rFonts w:ascii="Arial" w:eastAsia="Times New Roman" w:hAnsi="Arial" w:cs="Arial"/>
+          <w:sz w:val="24"/>
+          <w:szCs w:val="24"/>
+          <w:lang w:eastAsia="ru-RU"/>
+        </w:rPr>
+      </w:pPr>
+    </w:p>
+    <w:p>
+      <w:pPr>
+        <w:shd w:val="clear" w:color="auto" w:fill="191919"/>
+        <w:spacing w:before="120" w:after="120" w:line="420" w:lineRule="atLeast"/>
+        <w:rPr>
+          <w:rFonts w:ascii="Arial" w:eastAsia="Times New Roman" w:hAnsi="Arial" w:cs="Arial"/>
+          <w:sz w:val="24"/>
+          <w:szCs w:val="24"/>
+          <w:lang w:eastAsia="ru-RU"/>
+        </w:rPr>
+      </w:pPr>
+      <w:r>
+        <w:rPr>
+          <w:rFonts w:ascii="Arial" w:eastAsia="Times New Roman" w:hAnsi="Arial" w:cs="Arial"/>
+          <w:sz w:val="24"/>
+          <w:szCs w:val="24"/>
+          <w:lang w:eastAsia="ru-RU"/>
+        </w:rPr>
+        <w:t>укрепляют стенки сосудов;</w:t>
+      </w:r>
+    </w:p>
+    <w:p>
+      <w:pPr>
+        <w:shd w:val="clear" w:color="auto" w:fill="191919"/>
+        <w:spacing w:before="120" w:after="120" w:line="420" w:lineRule="atLeast"/>
+        <w:rPr>
+          <w:rFonts w:ascii="Arial" w:eastAsia="Times New Roman" w:hAnsi="Arial" w:cs="Arial"/>
+          <w:sz w:val="24"/>
+          <w:szCs w:val="24"/>
+          <w:lang w:eastAsia="ru-RU"/>
+        </w:rPr>
+      </w:pPr>
+    </w:p>
+    <w:p>
+      <w:pPr>
+        <w:shd w:val="clear" w:color="auto" w:fill="191919"/>
+        <w:spacing w:before="120" w:after="120" w:line="420" w:lineRule="atLeast"/>
+        <w:rPr>
+          <w:rFonts w:ascii="Arial" w:eastAsia="Times New Roman" w:hAnsi="Arial" w:cs="Arial"/>
+          <w:sz w:val="24"/>
+          <w:szCs w:val="24"/>
+          <w:lang w:eastAsia="ru-RU"/>
+        </w:rPr>
+      </w:pPr>
+      <w:r>
+        <w:rPr>
+          <w:rFonts w:ascii="Arial" w:eastAsia="Times New Roman" w:hAnsi="Arial" w:cs="Arial"/>
+          <w:sz w:val="24"/>
+          <w:szCs w:val="24"/>
+          <w:lang w:eastAsia="ru-RU"/>
+        </w:rPr>
+        <w:t>помогают при анемии и болезнях сердечно</w:t>
+      </w:r>
+      <w:r>
+        <w:rPr>
+          <w:rFonts w:ascii="Cambria Math" w:eastAsia="Times New Roman" w:hAnsi="Cambria Math" w:cs="Cambria Math"/>
+          <w:sz w:val="24"/>
+          <w:szCs w:val="24"/>
+          <w:lang w:eastAsia="ru-RU"/>
+        </w:rPr>
+        <w:t>‑</w:t>
+      </w:r>
+      <w:r>
+        <w:rPr>
+          <w:rFonts w:ascii="Arial" w:eastAsia="Times New Roman" w:hAnsi="Arial" w:cs="Arial"/>
+          <w:sz w:val="24"/>
+          <w:szCs w:val="24"/>
+          <w:lang w:eastAsia="ru-RU"/>
+        </w:rPr>
+        <w:t>сосудистой системы.</w:t>
+      </w:r>
+    </w:p>
+    <w:p>
+      <w:pPr>
+        <w:shd w:val="clear" w:color="auto" w:fill="191919"/>
+        <w:spacing w:before="120" w:after="120" w:line="420" w:lineRule="atLeast"/>
+        <w:rPr>
+          <w:rFonts w:ascii="Arial" w:eastAsia="Times New Roman" w:hAnsi="Arial" w:cs="Arial"/>
+          <w:sz w:val="24"/>
+          <w:szCs w:val="24"/>
+          <w:lang w:eastAsia="ru-RU"/>
+        </w:rPr>
+      </w:pPr>
+    </w:p>
+    <w:p>
+      <w:pPr>
+        <w:shd w:val="clear" w:color="auto" w:fill="191919"/>
+        <w:spacing w:before="120" w:after="120" w:line="420" w:lineRule="atLeast"/>
+        <w:rPr>
+          <w:rFonts w:ascii="Arial" w:eastAsia="Times New Roman" w:hAnsi="Arial" w:cs="Arial"/>
+          <w:sz w:val="24"/>
+          <w:szCs w:val="24"/>
+          <w:lang w:eastAsia="ru-RU"/>
+        </w:rPr>
+      </w:pPr>
+      <w:r>
+        <w:rPr>
+          <w:rFonts w:ascii="Arial" w:eastAsia="Times New Roman" w:hAnsi="Arial" w:cs="Arial"/>
+          <w:sz w:val="24"/>
+          <w:szCs w:val="24"/>
+          <w:lang w:eastAsia="ru-RU"/>
+        </w:rPr>
+        <w:t>Бобовые (чечевица, бобы, нут, горох):</w:t>
+      </w:r>
+    </w:p>
+    <w:p>
+      <w:pPr>
+        <w:shd w:val="clear" w:color="auto" w:fill="191919"/>
+        <w:spacing w:before="120" w:after="120" w:line="420" w:lineRule="atLeast"/>
+        <w:rPr>
+          <w:rFonts w:ascii="Arial" w:eastAsia="Times New Roman" w:hAnsi="Arial" w:cs="Arial"/>
+          <w:sz w:val="24"/>
+          <w:szCs w:val="24"/>
+          <w:lang w:eastAsia="ru-RU"/>
+        </w:rPr>
+      </w:pPr>
+    </w:p>
+    <w:p>
+      <w:pPr>
+        <w:shd w:val="clear" w:color="auto" w:fill="191919"/>
+        <w:spacing w:before="120" w:after="120" w:line="420" w:lineRule="atLeast"/>
+        <w:rPr>
+          <w:rFonts w:ascii="Arial" w:eastAsia="Times New Roman" w:hAnsi="Arial" w:cs="Arial"/>
+          <w:sz w:val="24"/>
+          <w:szCs w:val="24"/>
+          <w:lang w:eastAsia="ru-RU"/>
+        </w:rPr>
+      </w:pPr>
+      <w:r>
+        <w:rPr>
+          <w:rFonts w:ascii="Arial" w:eastAsia="Times New Roman" w:hAnsi="Arial" w:cs="Arial"/>
+          <w:sz w:val="24"/>
+          <w:szCs w:val="24"/>
+          <w:lang w:eastAsia="ru-RU"/>
+        </w:rPr>
+        <w:t>предотвращают анемию, поднимают гемоглобин;</w:t>
+      </w:r>
+    </w:p>
+    <w:p>
+      <w:pPr>
+        <w:shd w:val="clear" w:color="auto" w:fill="191919"/>
+        <w:spacing w:before="120" w:after="120" w:line="420" w:lineRule="atLeast"/>
+        <w:rPr>
+          <w:rFonts w:ascii="Arial" w:eastAsia="Times New Roman" w:hAnsi="Arial" w:cs="Arial"/>
+          <w:sz w:val="24"/>
+          <w:szCs w:val="24"/>
+          <w:lang w:eastAsia="ru-RU"/>
+        </w:rPr>
+      </w:pPr>
+    </w:p>
+    <w:p>
+      <w:pPr>
+        <w:shd w:val="clear" w:color="auto" w:fill="191919"/>
+        <w:spacing w:before="120" w:after="120" w:line="420" w:lineRule="atLeast"/>
+        <w:rPr>
+          <w:rFonts w:ascii="Arial" w:eastAsia="Times New Roman" w:hAnsi="Arial" w:cs="Arial"/>
+          <w:sz w:val="24"/>
+          <w:szCs w:val="24"/>
+          <w:lang w:eastAsia="ru-RU"/>
+        </w:rPr>
+      </w:pPr>
+      <w:r>
+        <w:rPr>
+          <w:rFonts w:ascii="Arial" w:eastAsia="Times New Roman" w:hAnsi="Arial" w:cs="Arial"/>
+          <w:sz w:val="24"/>
+          <w:szCs w:val="24"/>
+          <w:lang w:eastAsia="ru-RU"/>
+        </w:rPr>
+        <w:t>богаты витамином С (противопростудное действие);</w:t>
+      </w:r>
+    </w:p>
+    <w:p>
+      <w:pPr>
+        <w:shd w:val="clear" w:color="auto" w:fill="191919"/>
+        <w:spacing w:before="120" w:after="120" w:line="420" w:lineRule="atLeast"/>
+        <w:rPr>
+          <w:rFonts w:ascii="Arial" w:eastAsia="Times New Roman" w:hAnsi="Arial" w:cs="Arial"/>
+          <w:sz w:val="24"/>
+          <w:szCs w:val="24"/>
+          <w:lang w:eastAsia="ru-RU"/>
+        </w:rPr>
+      </w:pPr>
+    </w:p>
+    <w:p>
+      <w:pPr>
+        <w:shd w:val="clear" w:color="auto" w:fill="191919"/>
+        <w:spacing w:before="120" w:after="120" w:line="420" w:lineRule="atLeast"/>
+        <w:rPr>
+          <w:rFonts w:ascii="Arial" w:eastAsia="Times New Roman" w:hAnsi="Arial" w:cs="Arial"/>
+          <w:sz w:val="24"/>
+          <w:szCs w:val="24"/>
+          <w:lang w:eastAsia="ru-RU"/>
+        </w:rPr>
+      </w:pPr>
+      <w:r>
+        <w:rPr>
+          <w:rFonts w:ascii="Arial" w:eastAsia="Times New Roman" w:hAnsi="Arial" w:cs="Arial"/>
+          <w:sz w:val="24"/>
+          <w:szCs w:val="24"/>
+          <w:lang w:eastAsia="ru-RU"/>
+        </w:rPr>
+        <w:t>горох снижает холестерин, обладает противоопухолевой активностью.</w:t>
+      </w:r>
+    </w:p>
+    <w:p>
+      <w:pPr>
+        <w:shd w:val="clear" w:color="auto" w:fill="191919"/>
+        <w:spacing w:before="120" w:after="120" w:line="420" w:lineRule="atLeast"/>
+        <w:rPr>
+          <w:rFonts w:ascii="Arial" w:eastAsia="Times New Roman" w:hAnsi="Arial" w:cs="Arial"/>
+          <w:sz w:val="24"/>
+          <w:szCs w:val="24"/>
+          <w:lang w:eastAsia="ru-RU"/>
+        </w:rPr>
+      </w:pPr>
+    </w:p>
+    <w:p>
+      <w:pPr>
+        <w:shd w:val="clear" w:color="auto" w:fill="191919"/>
+        <w:spacing w:before="120" w:after="120" w:line="420" w:lineRule="atLeast"/>
+        <w:rPr>
+          <w:rFonts w:ascii="Arial" w:eastAsia="Times New Roman" w:hAnsi="Arial" w:cs="Arial"/>
+          <w:sz w:val="24"/>
+          <w:szCs w:val="24"/>
+          <w:lang w:eastAsia="ru-RU"/>
+        </w:rPr>
+      </w:pPr>
+      <w:r>
+        <w:rPr>
+          <w:rFonts w:ascii="Arial" w:eastAsia="Times New Roman" w:hAnsi="Arial" w:cs="Arial"/>
+          <w:sz w:val="24"/>
+          <w:szCs w:val="24"/>
+          <w:lang w:eastAsia="ru-RU"/>
+        </w:rPr>
+        <w:t>Тыква:</w:t>
+      </w:r>
+    </w:p>
+    <w:p>
+      <w:pPr>
+        <w:shd w:val="clear" w:color="auto" w:fill="191919"/>
+        <w:spacing w:before="120" w:after="120" w:line="420" w:lineRule="atLeast"/>
+        <w:rPr>
+          <w:rFonts w:ascii="Arial" w:eastAsia="Times New Roman" w:hAnsi="Arial" w:cs="Arial"/>
+          <w:sz w:val="24"/>
+          <w:szCs w:val="24"/>
+          <w:lang w:eastAsia="ru-RU"/>
+        </w:rPr>
+      </w:pPr>
+    </w:p>
+    <w:p>
+      <w:pPr>
+        <w:shd w:val="clear" w:color="auto" w:fill="191919"/>
+        <w:spacing w:before="120" w:after="120" w:line="420" w:lineRule="atLeast"/>
+        <w:rPr>
+          <w:rFonts w:ascii="Arial" w:eastAsia="Times New Roman" w:hAnsi="Arial" w:cs="Arial"/>
+          <w:sz w:val="24"/>
+          <w:szCs w:val="24"/>
+          <w:lang w:eastAsia="ru-RU"/>
+        </w:rPr>
+      </w:pPr>
+      <w:r>
+        <w:rPr>
+          <w:rFonts w:ascii="Arial" w:eastAsia="Times New Roman" w:hAnsi="Arial" w:cs="Arial"/>
+          <w:sz w:val="24"/>
+          <w:szCs w:val="24"/>
+          <w:lang w:eastAsia="ru-RU"/>
+        </w:rPr>
+        <w:t>улучшают умственную деятельность, укрепляют память;</w:t>
+      </w:r>
+    </w:p>
+    <w:p>
+      <w:pPr>
+        <w:shd w:val="clear" w:color="auto" w:fill="191919"/>
+        <w:spacing w:before="120" w:after="120" w:line="420" w:lineRule="atLeast"/>
+        <w:rPr>
+          <w:rFonts w:ascii="Arial" w:eastAsia="Times New Roman" w:hAnsi="Arial" w:cs="Arial"/>
+          <w:sz w:val="24"/>
+          <w:szCs w:val="24"/>
+          <w:lang w:eastAsia="ru-RU"/>
+        </w:rPr>
+      </w:pPr>
+    </w:p>
+    <w:p>
+      <w:pPr>
+        <w:shd w:val="clear" w:color="auto" w:fill="191919"/>
+        <w:spacing w:before="120" w:after="120" w:line="420" w:lineRule="atLeast"/>
+        <w:rPr>
+          <w:rFonts w:ascii="Arial" w:eastAsia="Times New Roman" w:hAnsi="Arial" w:cs="Arial"/>
+          <w:sz w:val="24"/>
+          <w:szCs w:val="24"/>
+          <w:lang w:eastAsia="ru-RU"/>
+        </w:rPr>
+      </w:pPr>
+      <w:r>
+        <w:rPr>
+          <w:rFonts w:ascii="Arial" w:eastAsia="Times New Roman" w:hAnsi="Arial" w:cs="Arial"/>
+          <w:sz w:val="24"/>
+          <w:szCs w:val="24"/>
+          <w:lang w:eastAsia="ru-RU"/>
+        </w:rPr>
+        <w:t>снимают стресс, улучшают сон;</w:t>
+      </w:r>
+    </w:p>
+    <w:p>
+      <w:pPr>
+        <w:shd w:val="clear" w:color="auto" w:fill="191919"/>
+        <w:spacing w:before="120" w:after="120" w:line="420" w:lineRule="atLeast"/>
+        <w:rPr>
+          <w:rFonts w:ascii="Arial" w:eastAsia="Times New Roman" w:hAnsi="Arial" w:cs="Arial"/>
+          <w:sz w:val="24"/>
+          <w:szCs w:val="24"/>
+          <w:lang w:eastAsia="ru-RU"/>
+        </w:rPr>
+      </w:pPr>
+    </w:p>
+    <w:p>
+      <w:pPr>
+        <w:shd w:val="clear" w:color="auto" w:fill="191919"/>
+        <w:spacing w:before="120" w:after="120" w:line="420" w:lineRule="atLeast"/>
+        <w:rPr>
+          <w:rFonts w:ascii="Arial" w:eastAsia="Times New Roman" w:hAnsi="Arial" w:cs="Arial"/>
+          <w:sz w:val="24"/>
+          <w:szCs w:val="24"/>
+          <w:lang w:eastAsia="ru-RU"/>
+        </w:rPr>
+      </w:pPr>
+      <w:r>
+        <w:rPr>
+          <w:rFonts w:ascii="Arial" w:eastAsia="Times New Roman" w:hAnsi="Arial" w:cs="Arial"/>
+          <w:sz w:val="24"/>
+          <w:szCs w:val="24"/>
+          <w:lang w:eastAsia="ru-RU"/>
+        </w:rPr>
+        <w:t>нормализуют работу репродуктивной системы.</w:t>
+      </w:r>
+    </w:p>
+    <w:p>
+      <w:pPr>
+        <w:shd w:val="clear" w:color="auto" w:fill="191919"/>
+        <w:spacing w:before="120" w:after="120" w:line="420" w:lineRule="atLeast"/>
+        <w:rPr>
+          <w:rFonts w:ascii="Arial" w:eastAsia="Times New Roman" w:hAnsi="Arial" w:cs="Arial"/>
+          <w:sz w:val="24"/>
+          <w:szCs w:val="24"/>
+          <w:lang w:eastAsia="ru-RU"/>
+        </w:rPr>
+      </w:pPr>
+    </w:p>
+    <w:p>
+      <w:pPr>
+        <w:shd w:val="clear" w:color="auto" w:fill="191919"/>
+        <w:spacing w:before="120" w:after="120" w:line="420" w:lineRule="atLeast"/>
+        <w:rPr>
+          <w:rFonts w:ascii="Arial" w:eastAsia="Times New Roman" w:hAnsi="Arial" w:cs="Arial"/>
+          <w:sz w:val="24"/>
+          <w:szCs w:val="24"/>
+          <w:lang w:eastAsia="ru-RU"/>
+        </w:rPr>
+      </w:pPr>
+      <w:r>
+        <w:rPr>
+          <w:rFonts w:ascii="Arial" w:eastAsia="Times New Roman" w:hAnsi="Arial" w:cs="Arial"/>
+          <w:sz w:val="24"/>
+          <w:szCs w:val="24"/>
+          <w:lang w:eastAsia="ru-RU"/>
+        </w:rPr>
+        <w:t>Кунжут:</w:t>
+      </w:r>
+    </w:p>
+    <w:p>
+      <w:pPr>
+        <w:shd w:val="clear" w:color="auto" w:fill="191919"/>
+        <w:spacing w:before="120" w:after="120" w:line="420" w:lineRule="atLeast"/>
+        <w:rPr>
+          <w:rFonts w:ascii="Arial" w:eastAsia="Times New Roman" w:hAnsi="Arial" w:cs="Arial"/>
+          <w:sz w:val="24"/>
+          <w:szCs w:val="24"/>
+          <w:lang w:eastAsia="ru-RU"/>
+        </w:rPr>
+      </w:pPr>
+    </w:p>
+    <w:p>
+      <w:pPr>
+        <w:shd w:val="clear" w:color="auto" w:fill="191919"/>
+        <w:spacing w:before="120" w:after="120" w:line="420" w:lineRule="atLeast"/>
+        <w:rPr>
+          <w:rFonts w:ascii="Arial" w:eastAsia="Times New Roman" w:hAnsi="Arial" w:cs="Arial"/>
+          <w:sz w:val="24"/>
+          <w:szCs w:val="24"/>
+          <w:lang w:eastAsia="ru-RU"/>
+        </w:rPr>
+      </w:pPr>
+      <w:r>
+        <w:rPr>
+          <w:rFonts w:ascii="Arial" w:eastAsia="Times New Roman" w:hAnsi="Arial" w:cs="Arial"/>
+          <w:sz w:val="24"/>
+          <w:szCs w:val="24"/>
+          <w:lang w:eastAsia="ru-RU"/>
+        </w:rPr>
+        <w:t>источник кальция;</w:t>
+      </w:r>
+    </w:p>
+    <w:p>
+      <w:pPr>
+        <w:shd w:val="clear" w:color="auto" w:fill="191919"/>
+        <w:spacing w:before="120" w:after="120" w:line="420" w:lineRule="atLeast"/>
+        <w:rPr>
+          <w:rFonts w:ascii="Arial" w:eastAsia="Times New Roman" w:hAnsi="Arial" w:cs="Arial"/>
+          <w:sz w:val="24"/>
+          <w:szCs w:val="24"/>
+          <w:lang w:eastAsia="ru-RU"/>
+        </w:rPr>
+      </w:pPr>
+    </w:p>
+    <w:p>
+      <w:pPr>
+        <w:shd w:val="clear" w:color="auto" w:fill="191919"/>
+        <w:spacing w:before="120" w:after="120" w:line="420" w:lineRule="atLeast"/>
+        <w:rPr>
+          <w:rFonts w:ascii="Arial" w:eastAsia="Times New Roman" w:hAnsi="Arial" w:cs="Arial"/>
+          <w:sz w:val="24"/>
+          <w:szCs w:val="24"/>
+          <w:lang w:eastAsia="ru-RU"/>
+        </w:rPr>
+      </w:pPr>
+      <w:r>
+        <w:rPr>
+          <w:rFonts w:ascii="Arial" w:eastAsia="Times New Roman" w:hAnsi="Arial" w:cs="Arial"/>
+          <w:sz w:val="24"/>
+          <w:szCs w:val="24"/>
+          <w:lang w:eastAsia="ru-RU"/>
+        </w:rPr>
+        <w:t>полезен для опорно</w:t>
+      </w:r>
+      <w:r>
+        <w:rPr>
+          <w:rFonts w:ascii="Cambria Math" w:eastAsia="Times New Roman" w:hAnsi="Cambria Math" w:cs="Cambria Math"/>
+          <w:sz w:val="24"/>
+          <w:szCs w:val="24"/>
+          <w:lang w:eastAsia="ru-RU"/>
+        </w:rPr>
+        <w:t>‑</w:t>
+      </w:r>
+      <w:r>
+        <w:rPr>
+          <w:rFonts w:ascii="Arial" w:eastAsia="Times New Roman" w:hAnsi="Arial" w:cs="Arial"/>
+          <w:sz w:val="24"/>
+          <w:szCs w:val="24"/>
+          <w:lang w:eastAsia="ru-RU"/>
+        </w:rPr>
+        <w:t>двигательного аппарата, при остеопорозе;</w:t>
+      </w:r>
+    </w:p>
+    <w:p>
+      <w:pPr>
+        <w:shd w:val="clear" w:color="auto" w:fill="191919"/>
+        <w:spacing w:before="120" w:after="120" w:line="420" w:lineRule="atLeast"/>
+        <w:rPr>
+          <w:rFonts w:ascii="Arial" w:eastAsia="Times New Roman" w:hAnsi="Arial" w:cs="Arial"/>
+          <w:sz w:val="24"/>
+          <w:szCs w:val="24"/>
+          <w:lang w:eastAsia="ru-RU"/>
+        </w:rPr>
+      </w:pPr>
+    </w:p>
+    <w:p>
+      <w:pPr>
+        <w:shd w:val="clear" w:color="auto" w:fill="191919"/>
+        <w:spacing w:before="120" w:after="120" w:line="420" w:lineRule="atLeast"/>
+        <w:rPr>
+          <w:rFonts w:ascii="Arial" w:eastAsia="Times New Roman" w:hAnsi="Arial" w:cs="Arial"/>
+          <w:sz w:val="24"/>
+          <w:szCs w:val="24"/>
+          <w:lang w:eastAsia="ru-RU"/>
+        </w:rPr>
+      </w:pPr>
+      <w:r>
+        <w:rPr>
+          <w:rFonts w:ascii="Arial" w:eastAsia="Times New Roman" w:hAnsi="Arial" w:cs="Arial"/>
+          <w:sz w:val="24"/>
+          <w:szCs w:val="24"/>
+          <w:lang w:eastAsia="ru-RU"/>
+        </w:rPr>
+        <w:t>рекомендован детям и беременным.</w:t>
+      </w:r>
+    </w:p>
+    <w:p>
+      <w:pPr>
+        <w:shd w:val="clear" w:color="auto" w:fill="191919"/>
+        <w:spacing w:before="120" w:after="120" w:line="420" w:lineRule="atLeast"/>
+        <w:rPr>
+          <w:rFonts w:ascii="Arial" w:eastAsia="Times New Roman" w:hAnsi="Arial" w:cs="Arial"/>
+          <w:sz w:val="24"/>
+          <w:szCs w:val="24"/>
+          <w:lang w:eastAsia="ru-RU"/>
+        </w:rPr>
+      </w:pPr>
+    </w:p>
+    <w:p>
+      <w:pPr>
+        <w:shd w:val="clear" w:color="auto" w:fill="191919"/>
+        <w:spacing w:before="120" w:after="120" w:line="420" w:lineRule="atLeast"/>
+        <w:rPr>
+          <w:rFonts w:ascii="Arial" w:eastAsia="Times New Roman" w:hAnsi="Arial" w:cs="Arial"/>
+          <w:sz w:val="24"/>
+          <w:szCs w:val="24"/>
+          <w:lang w:eastAsia="ru-RU"/>
+        </w:rPr>
+      </w:pPr>
+      <w:r>
+        <w:rPr>
+          <w:rFonts w:ascii="Arial" w:eastAsia="Times New Roman" w:hAnsi="Arial" w:cs="Arial"/>
+          <w:sz w:val="24"/>
+          <w:szCs w:val="24"/>
+          <w:lang w:eastAsia="ru-RU"/>
+        </w:rPr>
+        <w:t>Как прорастить семена в домашних условиях</w:t>
+      </w:r>
+    </w:p>
+    <w:p>
+      <w:pPr>
+        <w:shd w:val="clear" w:color="auto" w:fill="191919"/>
+        <w:spacing w:before="120" w:after="120" w:line="420" w:lineRule="atLeast"/>
+        <w:rPr>
+          <w:rFonts w:ascii="Arial" w:eastAsia="Times New Roman" w:hAnsi="Arial" w:cs="Arial"/>
+          <w:sz w:val="24"/>
+          <w:szCs w:val="24"/>
+          <w:lang w:eastAsia="ru-RU"/>
+        </w:rPr>
+      </w:pPr>
+      <w:r>
+        <w:rPr>
+          <w:rFonts w:ascii="Arial" w:eastAsia="Times New Roman" w:hAnsi="Arial" w:cs="Arial"/>
+          <w:sz w:val="24"/>
+          <w:szCs w:val="24"/>
+          <w:lang w:eastAsia="ru-RU"/>
+        </w:rPr>
+        <w:t>Требования к семенам:</w:t>
+      </w:r>
+    </w:p>
+    <w:p>
+      <w:pPr>
+        <w:shd w:val="clear" w:color="auto" w:fill="191919"/>
+        <w:spacing w:before="120" w:after="120" w:line="420" w:lineRule="atLeast"/>
+        <w:rPr>
+          <w:rFonts w:ascii="Arial" w:eastAsia="Times New Roman" w:hAnsi="Arial" w:cs="Arial"/>
+          <w:sz w:val="24"/>
+          <w:szCs w:val="24"/>
+          <w:lang w:eastAsia="ru-RU"/>
+        </w:rPr>
+      </w:pPr>
+    </w:p>
+    <w:p>
+      <w:pPr>
+        <w:shd w:val="clear" w:color="auto" w:fill="191919"/>
+        <w:spacing w:before="120" w:after="120" w:line="420" w:lineRule="atLeast"/>
+        <w:rPr>
+          <w:rFonts w:ascii="Arial" w:eastAsia="Times New Roman" w:hAnsi="Arial" w:cs="Arial"/>
+          <w:sz w:val="24"/>
+          <w:szCs w:val="24"/>
+          <w:lang w:eastAsia="ru-RU"/>
+        </w:rPr>
+      </w:pPr>
+      <w:r>
+        <w:rPr>
+          <w:rFonts w:ascii="Arial" w:eastAsia="Times New Roman" w:hAnsi="Arial" w:cs="Arial"/>
+          <w:sz w:val="24"/>
+          <w:szCs w:val="24"/>
+          <w:lang w:eastAsia="ru-RU"/>
+        </w:rPr>
+        <w:t>не протравленные, без химической обработки;</w:t>
+      </w:r>
+    </w:p>
+    <w:p>
+      <w:pPr>
+        <w:shd w:val="clear" w:color="auto" w:fill="191919"/>
+        <w:spacing w:before="120" w:after="120" w:line="420" w:lineRule="atLeast"/>
+        <w:rPr>
+          <w:rFonts w:ascii="Arial" w:eastAsia="Times New Roman" w:hAnsi="Arial" w:cs="Arial"/>
+          <w:sz w:val="24"/>
+          <w:szCs w:val="24"/>
+          <w:lang w:eastAsia="ru-RU"/>
+        </w:rPr>
+      </w:pPr>
+    </w:p>
+    <w:p>
+      <w:pPr>
+        <w:shd w:val="clear" w:color="auto" w:fill="191919"/>
+        <w:spacing w:before="120" w:after="120" w:line="420" w:lineRule="atLeast"/>
+        <w:rPr>
+          <w:rFonts w:ascii="Arial" w:eastAsia="Times New Roman" w:hAnsi="Arial" w:cs="Arial"/>
+          <w:sz w:val="24"/>
+          <w:szCs w:val="24"/>
+          <w:lang w:eastAsia="ru-RU"/>
+        </w:rPr>
+      </w:pPr>
+      <w:r>
+        <w:rPr>
+          <w:rFonts w:ascii="Arial" w:eastAsia="Times New Roman" w:hAnsi="Arial" w:cs="Arial"/>
+          <w:sz w:val="24"/>
+          <w:szCs w:val="24"/>
+          <w:lang w:eastAsia="ru-RU"/>
+        </w:rPr>
+        <w:t>целые, без деформаций;</w:t>
+      </w:r>
+    </w:p>
+    <w:p>
+      <w:pPr>
+        <w:shd w:val="clear" w:color="auto" w:fill="191919"/>
+        <w:spacing w:before="120" w:after="120" w:line="420" w:lineRule="atLeast"/>
+        <w:rPr>
+          <w:rFonts w:ascii="Arial" w:eastAsia="Times New Roman" w:hAnsi="Arial" w:cs="Arial"/>
+          <w:sz w:val="24"/>
+          <w:szCs w:val="24"/>
+          <w:lang w:eastAsia="ru-RU"/>
+        </w:rPr>
+      </w:pPr>
+    </w:p>
+    <w:p>
+      <w:pPr>
+        <w:shd w:val="clear" w:color="auto" w:fill="191919"/>
+        <w:spacing w:before="120" w:after="120" w:line="420" w:lineRule="atLeast"/>
+        <w:rPr>
+          <w:rFonts w:ascii="Arial" w:eastAsia="Times New Roman" w:hAnsi="Arial" w:cs="Arial"/>
+          <w:sz w:val="24"/>
+          <w:szCs w:val="24"/>
+          <w:lang w:eastAsia="ru-RU"/>
+        </w:rPr>
+      </w:pPr>
+      <w:r>
+        <w:rPr>
+          <w:rFonts w:ascii="Arial" w:eastAsia="Times New Roman" w:hAnsi="Arial" w:cs="Arial"/>
+          <w:sz w:val="24"/>
+          <w:szCs w:val="24"/>
+          <w:lang w:eastAsia="ru-RU"/>
+        </w:rPr>
+        <w:t>без насекомых и загрязнений.</w:t>
+      </w:r>
+    </w:p>
+    <w:p>
+      <w:pPr>
+        <w:shd w:val="clear" w:color="auto" w:fill="191919"/>
+        <w:spacing w:before="120" w:after="120" w:line="420" w:lineRule="atLeast"/>
+        <w:rPr>
+          <w:rFonts w:ascii="Arial" w:eastAsia="Times New Roman" w:hAnsi="Arial" w:cs="Arial"/>
+          <w:sz w:val="24"/>
+          <w:szCs w:val="24"/>
+          <w:lang w:eastAsia="ru-RU"/>
+        </w:rPr>
+      </w:pPr>
+    </w:p>
+    <w:p>
+      <w:pPr>
+        <w:shd w:val="clear" w:color="auto" w:fill="191919"/>
+        <w:spacing w:before="120" w:after="120" w:line="420" w:lineRule="atLeast"/>
+        <w:rPr>
+          <w:rFonts w:ascii="Arial" w:eastAsia="Times New Roman" w:hAnsi="Arial" w:cs="Arial"/>
+          <w:sz w:val="24"/>
+          <w:szCs w:val="24"/>
+          <w:lang w:eastAsia="ru-RU"/>
+        </w:rPr>
+      </w:pPr>
+      <w:r>
+        <w:rPr>
+          <w:rFonts w:ascii="Arial" w:eastAsia="Times New Roman" w:hAnsi="Arial" w:cs="Arial"/>
+          <w:sz w:val="24"/>
+          <w:szCs w:val="24"/>
+          <w:lang w:eastAsia="ru-RU"/>
+        </w:rPr>
+        <w:t>Пошаговая инструкция:</w:t>
+      </w:r>
+    </w:p>
+    <w:p>
+      <w:pPr>
+        <w:shd w:val="clear" w:color="auto" w:fill="191919"/>
+        <w:spacing w:before="120" w:after="120" w:line="420" w:lineRule="atLeast"/>
+        <w:rPr>
+          <w:rFonts w:ascii="Arial" w:eastAsia="Times New Roman" w:hAnsi="Arial" w:cs="Arial"/>
+          <w:sz w:val="24"/>
+          <w:szCs w:val="24"/>
+          <w:lang w:eastAsia="ru-RU"/>
+        </w:rPr>
+      </w:pPr>
+    </w:p>
+    <w:p>
+      <w:pPr>
+        <w:shd w:val="clear" w:color="auto" w:fill="191919"/>
+        <w:spacing w:before="120" w:after="120" w:line="420" w:lineRule="atLeast"/>
+        <w:rPr>
+          <w:rFonts w:ascii="Arial" w:eastAsia="Times New Roman" w:hAnsi="Arial" w:cs="Arial"/>
+          <w:sz w:val="24"/>
+          <w:szCs w:val="24"/>
+          <w:lang w:eastAsia="ru-RU"/>
+        </w:rPr>
+      </w:pPr>
+      <w:r>
+        <w:rPr>
+          <w:rFonts w:ascii="Arial" w:eastAsia="Times New Roman" w:hAnsi="Arial" w:cs="Arial"/>
+          <w:sz w:val="24"/>
+          <w:szCs w:val="24"/>
+          <w:lang w:eastAsia="ru-RU"/>
+        </w:rPr>
+        <w:t>Рассчитайте количество: 50–100 г проростков на одного человека.</w:t>
+      </w:r>
+    </w:p>
+    <w:p>
+      <w:pPr>
+        <w:shd w:val="clear" w:color="auto" w:fill="191919"/>
+        <w:spacing w:before="120" w:after="120" w:line="420" w:lineRule="atLeast"/>
+        <w:rPr>
+          <w:rFonts w:ascii="Arial" w:eastAsia="Times New Roman" w:hAnsi="Arial" w:cs="Arial"/>
+          <w:sz w:val="24"/>
+          <w:szCs w:val="24"/>
+          <w:lang w:eastAsia="ru-RU"/>
+        </w:rPr>
+      </w:pPr>
+    </w:p>
+    <w:p>
+      <w:pPr>
+        <w:shd w:val="clear" w:color="auto" w:fill="191919"/>
+        <w:spacing w:before="120" w:after="120" w:line="420" w:lineRule="atLeast"/>
+        <w:rPr>
+          <w:rFonts w:ascii="Arial" w:eastAsia="Times New Roman" w:hAnsi="Arial" w:cs="Arial"/>
+          <w:sz w:val="24"/>
+          <w:szCs w:val="24"/>
+          <w:lang w:eastAsia="ru-RU"/>
+        </w:rPr>
+      </w:pPr>
+      <w:r>
+        <w:rPr>
+          <w:rFonts w:ascii="Arial" w:eastAsia="Times New Roman" w:hAnsi="Arial" w:cs="Arial"/>
+          <w:sz w:val="24"/>
+          <w:szCs w:val="24"/>
+          <w:lang w:eastAsia="ru-RU"/>
+        </w:rPr>
+        <w:t>Тщательно промойте семена водой.</w:t>
+      </w:r>
+    </w:p>
+    <w:p>
+      <w:pPr>
+        <w:shd w:val="clear" w:color="auto" w:fill="191919"/>
+        <w:spacing w:before="120" w:after="120" w:line="420" w:lineRule="atLeast"/>
+        <w:rPr>
+          <w:rFonts w:ascii="Arial" w:eastAsia="Times New Roman" w:hAnsi="Arial" w:cs="Arial"/>
+          <w:sz w:val="24"/>
+          <w:szCs w:val="24"/>
+          <w:lang w:eastAsia="ru-RU"/>
+        </w:rPr>
+      </w:pPr>
+    </w:p>
+    <w:p>
+      <w:pPr>
+        <w:shd w:val="clear" w:color="auto" w:fill="191919"/>
+        <w:spacing w:before="120" w:after="120" w:line="420" w:lineRule="atLeast"/>
+        <w:rPr>
+          <w:rFonts w:ascii="Arial" w:eastAsia="Times New Roman" w:hAnsi="Arial" w:cs="Arial"/>
+          <w:sz w:val="24"/>
+          <w:szCs w:val="24"/>
+          <w:lang w:eastAsia="ru-RU"/>
+        </w:rPr>
+      </w:pPr>
+      <w:r>
+        <w:rPr>
+          <w:rFonts w:ascii="Arial" w:eastAsia="Times New Roman" w:hAnsi="Arial" w:cs="Arial"/>
+          <w:sz w:val="24"/>
+          <w:szCs w:val="24"/>
+          <w:lang w:eastAsia="ru-RU"/>
+        </w:rPr>
+        <w:t>Замочите на 6 часов. Удалите всплывшие зёрна — они неполноценны.</w:t>
+      </w:r>
+    </w:p>
+    <w:p>
+      <w:pPr>
+        <w:shd w:val="clear" w:color="auto" w:fill="191919"/>
+        <w:spacing w:before="120" w:after="120" w:line="420" w:lineRule="atLeast"/>
+        <w:rPr>
+          <w:rFonts w:ascii="Arial" w:eastAsia="Times New Roman" w:hAnsi="Arial" w:cs="Arial"/>
+          <w:sz w:val="24"/>
+          <w:szCs w:val="24"/>
+          <w:lang w:eastAsia="ru-RU"/>
+        </w:rPr>
+      </w:pPr>
+    </w:p>
+    <w:p>
+      <w:pPr>
+        <w:shd w:val="clear" w:color="auto" w:fill="191919"/>
+        <w:spacing w:before="120" w:after="120" w:line="420" w:lineRule="atLeast"/>
+        <w:rPr>
+          <w:rFonts w:ascii="Arial" w:eastAsia="Times New Roman" w:hAnsi="Arial" w:cs="Arial"/>
+          <w:sz w:val="24"/>
+          <w:szCs w:val="24"/>
+          <w:lang w:eastAsia="ru-RU"/>
+        </w:rPr>
+      </w:pPr>
+      <w:r>
+        <w:rPr>
+          <w:rFonts w:ascii="Arial" w:eastAsia="Times New Roman" w:hAnsi="Arial" w:cs="Arial"/>
+          <w:sz w:val="24"/>
+          <w:szCs w:val="24"/>
+          <w:lang w:eastAsia="ru-RU"/>
+        </w:rPr>
+        <w:t>Выложите влажные семена в глубокую посуду (фарфоровую, стеклянную, эмалированную или глиняную) на многослойную мокрую марлю.</w:t>
+      </w:r>
+    </w:p>
+    <w:p>
+      <w:pPr>
+        <w:shd w:val="clear" w:color="auto" w:fill="191919"/>
+        <w:spacing w:before="120" w:after="120" w:line="420" w:lineRule="atLeast"/>
+        <w:rPr>
+          <w:rFonts w:ascii="Arial" w:eastAsia="Times New Roman" w:hAnsi="Arial" w:cs="Arial"/>
+          <w:sz w:val="24"/>
+          <w:szCs w:val="24"/>
+          <w:lang w:eastAsia="ru-RU"/>
+        </w:rPr>
+      </w:pPr>
+    </w:p>
+    <w:p>
+      <w:pPr>
+        <w:shd w:val="clear" w:color="auto" w:fill="191919"/>
+        <w:spacing w:before="120" w:after="120" w:line="420" w:lineRule="atLeast"/>
+        <w:rPr>
+          <w:rFonts w:ascii="Arial" w:eastAsia="Times New Roman" w:hAnsi="Arial" w:cs="Arial"/>
+          <w:sz w:val="24"/>
+          <w:szCs w:val="24"/>
+          <w:lang w:eastAsia="ru-RU"/>
+        </w:rPr>
+      </w:pPr>
+      <w:r>
+        <w:rPr>
+          <w:rFonts w:ascii="Arial" w:eastAsia="Times New Roman" w:hAnsi="Arial" w:cs="Arial"/>
+          <w:sz w:val="24"/>
+          <w:szCs w:val="24"/>
+          <w:lang w:eastAsia="ru-RU"/>
+        </w:rPr>
+        <w:t>Поместите в место с комнатной температурой, без прямого солнечного света.</w:t>
+      </w:r>
+    </w:p>
+    <w:p>
+      <w:pPr>
+        <w:shd w:val="clear" w:color="auto" w:fill="191919"/>
+        <w:spacing w:before="120" w:after="120" w:line="420" w:lineRule="atLeast"/>
+        <w:rPr>
+          <w:rFonts w:ascii="Arial" w:eastAsia="Times New Roman" w:hAnsi="Arial" w:cs="Arial"/>
+          <w:sz w:val="24"/>
+          <w:szCs w:val="24"/>
+          <w:lang w:eastAsia="ru-RU"/>
+        </w:rPr>
+      </w:pPr>
+    </w:p>
+    <w:p>
+      <w:pPr>
+        <w:shd w:val="clear" w:color="auto" w:fill="191919"/>
+        <w:spacing w:before="120" w:after="120" w:line="420" w:lineRule="atLeast"/>
+        <w:rPr>
+          <w:rFonts w:ascii="Arial" w:eastAsia="Times New Roman" w:hAnsi="Arial" w:cs="Arial"/>
+          <w:sz w:val="24"/>
+          <w:szCs w:val="24"/>
+          <w:lang w:eastAsia="ru-RU"/>
+        </w:rPr>
+      </w:pPr>
+      <w:r>
+        <w:rPr>
+          <w:rFonts w:ascii="Arial" w:eastAsia="Times New Roman" w:hAnsi="Arial" w:cs="Arial"/>
+          <w:sz w:val="24"/>
+          <w:szCs w:val="24"/>
+          <w:lang w:eastAsia="ru-RU"/>
+        </w:rPr>
+        <w:t>Регулярно увлажняйте семена и марлю — они должны быть влажными, но не залитыми (иначе начнётся гниение).</w:t>
+      </w:r>
+    </w:p>
+    <w:p>
+      <w:pPr>
+        <w:shd w:val="clear" w:color="auto" w:fill="191919"/>
+        <w:spacing w:before="120" w:after="120" w:line="420" w:lineRule="atLeast"/>
+        <w:rPr>
+          <w:rFonts w:ascii="Arial" w:eastAsia="Times New Roman" w:hAnsi="Arial" w:cs="Arial"/>
+          <w:sz w:val="24"/>
+          <w:szCs w:val="24"/>
+          <w:lang w:eastAsia="ru-RU"/>
+        </w:rPr>
+      </w:pPr>
+    </w:p>
+    <w:p>
+      <w:pPr>
+        <w:shd w:val="clear" w:color="auto" w:fill="191919"/>
+        <w:spacing w:before="120" w:after="120" w:line="420" w:lineRule="atLeast"/>
+        <w:rPr>
+          <w:rFonts w:ascii="Arial" w:eastAsia="Times New Roman" w:hAnsi="Arial" w:cs="Arial"/>
+          <w:sz w:val="24"/>
+          <w:szCs w:val="24"/>
+          <w:lang w:eastAsia="ru-RU"/>
+        </w:rPr>
+      </w:pPr>
+      <w:r>
+        <w:rPr>
+          <w:rFonts w:ascii="Arial" w:eastAsia="Times New Roman" w:hAnsi="Arial" w:cs="Arial"/>
+          <w:sz w:val="24"/>
+          <w:szCs w:val="24"/>
+          <w:lang w:eastAsia="ru-RU"/>
+        </w:rPr>
+        <w:t>Через сутки (или чуть раньше/позже, в зависимости от культуры) появятся первые ростки с корешками 1–3 мм.</w:t>
+      </w:r>
+    </w:p>
+    <w:p>
+      <w:pPr>
+        <w:shd w:val="clear" w:color="auto" w:fill="191919"/>
+        <w:spacing w:before="120" w:after="120" w:line="420" w:lineRule="atLeast"/>
+        <w:rPr>
+          <w:rFonts w:ascii="Arial" w:eastAsia="Times New Roman" w:hAnsi="Arial" w:cs="Arial"/>
+          <w:sz w:val="24"/>
+          <w:szCs w:val="24"/>
+          <w:lang w:eastAsia="ru-RU"/>
+        </w:rPr>
+      </w:pPr>
+    </w:p>
+    <w:p>
+      <w:pPr>
+        <w:shd w:val="clear" w:color="auto" w:fill="191919"/>
+        <w:spacing w:before="120" w:after="120" w:line="420" w:lineRule="atLeast"/>
+        <w:rPr>
+          <w:rFonts w:ascii="Arial" w:eastAsia="Times New Roman" w:hAnsi="Arial" w:cs="Arial"/>
+          <w:sz w:val="24"/>
+          <w:szCs w:val="24"/>
+          <w:lang w:eastAsia="ru-RU"/>
+        </w:rPr>
+      </w:pPr>
+      <w:r>
+        <w:rPr>
+          <w:rFonts w:ascii="Arial" w:eastAsia="Times New Roman" w:hAnsi="Arial" w:cs="Arial"/>
+          <w:sz w:val="24"/>
+          <w:szCs w:val="24"/>
+          <w:lang w:eastAsia="ru-RU"/>
+        </w:rPr>
+        <w:t>Для получения зелёных ростков (с зачатками листьев) продлите проращивание до 7–10 дней.</w:t>
+      </w:r>
+    </w:p>
+    <w:p>
+      <w:pPr>
+        <w:shd w:val="clear" w:color="auto" w:fill="191919"/>
+        <w:spacing w:before="120" w:after="120" w:line="420" w:lineRule="atLeast"/>
+        <w:rPr>
+          <w:rFonts w:ascii="Arial" w:eastAsia="Times New Roman" w:hAnsi="Arial" w:cs="Arial"/>
+          <w:sz w:val="24"/>
+          <w:szCs w:val="24"/>
+          <w:lang w:eastAsia="ru-RU"/>
+        </w:rPr>
+      </w:pPr>
+    </w:p>
+    <w:p>
+      <w:pPr>
+        <w:shd w:val="clear" w:color="auto" w:fill="191919"/>
+        <w:spacing w:before="120" w:after="120" w:line="420" w:lineRule="atLeast"/>
+        <w:rPr>
+          <w:rFonts w:ascii="Arial" w:eastAsia="Times New Roman" w:hAnsi="Arial" w:cs="Arial"/>
+          <w:sz w:val="24"/>
+          <w:szCs w:val="24"/>
+          <w:lang w:eastAsia="ru-RU"/>
+        </w:rPr>
+      </w:pPr>
+      <w:r>
+        <w:rPr>
+          <w:rFonts w:ascii="Arial" w:eastAsia="Times New Roman" w:hAnsi="Arial" w:cs="Arial"/>
+          <w:sz w:val="24"/>
+          <w:szCs w:val="24"/>
+          <w:lang w:eastAsia="ru-RU"/>
+        </w:rPr>
+        <w:t>Готовые проростки храните в холодильнике 2–3 дня.</w:t>
+      </w:r>
+    </w:p>
+    <w:p>
+      <w:pPr>
+        <w:shd w:val="clear" w:color="auto" w:fill="191919"/>
+        <w:spacing w:before="120" w:after="120" w:line="420" w:lineRule="atLeast"/>
+        <w:rPr>
+          <w:rFonts w:ascii="Arial" w:eastAsia="Times New Roman" w:hAnsi="Arial" w:cs="Arial"/>
+          <w:sz w:val="24"/>
+          <w:szCs w:val="24"/>
+          <w:lang w:eastAsia="ru-RU"/>
+        </w:rPr>
+      </w:pPr>
+    </w:p>
+    <w:p>
+      <w:pPr>
+        <w:shd w:val="clear" w:color="auto" w:fill="191919"/>
+        <w:spacing w:before="120" w:after="120" w:line="420" w:lineRule="atLeast"/>
+        <w:rPr>
+          <w:rFonts w:ascii="Arial" w:eastAsia="Times New Roman" w:hAnsi="Arial" w:cs="Arial"/>
+          <w:sz w:val="24"/>
+          <w:szCs w:val="24"/>
+          <w:lang w:eastAsia="ru-RU"/>
+        </w:rPr>
+      </w:pPr>
+      <w:r>
+        <w:rPr>
+          <w:rFonts w:ascii="Arial" w:eastAsia="Times New Roman" w:hAnsi="Arial" w:cs="Arial"/>
+          <w:sz w:val="24"/>
+          <w:szCs w:val="24"/>
+          <w:lang w:eastAsia="ru-RU"/>
+        </w:rPr>
+        <w:t>Способы проращивания:</w:t>
+      </w:r>
+    </w:p>
+    <w:p>
+      <w:pPr>
+        <w:shd w:val="clear" w:color="auto" w:fill="191919"/>
+        <w:spacing w:before="120" w:after="120" w:line="420" w:lineRule="atLeast"/>
+        <w:rPr>
+          <w:rFonts w:ascii="Arial" w:eastAsia="Times New Roman" w:hAnsi="Arial" w:cs="Arial"/>
+          <w:sz w:val="24"/>
+          <w:szCs w:val="24"/>
+          <w:lang w:eastAsia="ru-RU"/>
+        </w:rPr>
+      </w:pPr>
+    </w:p>
+    <w:p>
+      <w:pPr>
+        <w:shd w:val="clear" w:color="auto" w:fill="191919"/>
+        <w:spacing w:before="120" w:after="120" w:line="420" w:lineRule="atLeast"/>
+        <w:rPr>
+          <w:rFonts w:ascii="Arial" w:eastAsia="Times New Roman" w:hAnsi="Arial" w:cs="Arial"/>
+          <w:sz w:val="24"/>
+          <w:szCs w:val="24"/>
+          <w:lang w:eastAsia="ru-RU"/>
+        </w:rPr>
+      </w:pPr>
+      <w:r>
+        <w:rPr>
+          <w:rFonts w:ascii="Arial" w:eastAsia="Times New Roman" w:hAnsi="Arial" w:cs="Arial"/>
+          <w:sz w:val="24"/>
+          <w:szCs w:val="24"/>
+          <w:lang w:eastAsia="ru-RU"/>
+        </w:rPr>
+        <w:t>в стеклянных банках с сетчатой крышкой;</w:t>
+      </w:r>
+    </w:p>
+    <w:p>
+      <w:pPr>
+        <w:shd w:val="clear" w:color="auto" w:fill="191919"/>
+        <w:spacing w:before="120" w:after="120" w:line="420" w:lineRule="atLeast"/>
+        <w:rPr>
+          <w:rFonts w:ascii="Arial" w:eastAsia="Times New Roman" w:hAnsi="Arial" w:cs="Arial"/>
+          <w:sz w:val="24"/>
+          <w:szCs w:val="24"/>
+          <w:lang w:eastAsia="ru-RU"/>
+        </w:rPr>
+      </w:pPr>
+    </w:p>
+    <w:p>
+      <w:pPr>
+        <w:shd w:val="clear" w:color="auto" w:fill="191919"/>
+        <w:spacing w:before="120" w:after="120" w:line="420" w:lineRule="atLeast"/>
+        <w:rPr>
+          <w:rFonts w:ascii="Arial" w:eastAsia="Times New Roman" w:hAnsi="Arial" w:cs="Arial"/>
+          <w:sz w:val="24"/>
+          <w:szCs w:val="24"/>
+          <w:lang w:eastAsia="ru-RU"/>
+        </w:rPr>
+      </w:pPr>
+      <w:r>
+        <w:rPr>
+          <w:rFonts w:ascii="Arial" w:eastAsia="Times New Roman" w:hAnsi="Arial" w:cs="Arial"/>
+          <w:sz w:val="24"/>
+          <w:szCs w:val="24"/>
+          <w:lang w:eastAsia="ru-RU"/>
+        </w:rPr>
+        <w:t xml:space="preserve">в специальных </w:t>
+      </w:r>
+      <w:proofErr w:type="spellStart"/>
+      <w:r>
+        <w:rPr>
+          <w:rFonts w:ascii="Arial" w:eastAsia="Times New Roman" w:hAnsi="Arial" w:cs="Arial"/>
+          <w:sz w:val="24"/>
+          <w:szCs w:val="24"/>
+          <w:lang w:eastAsia="ru-RU"/>
+        </w:rPr>
+        <w:t>проращивателях</w:t>
+      </w:r>
+      <w:proofErr w:type="spellEnd"/>
+      <w:r>
+        <w:rPr>
+          <w:rFonts w:ascii="Arial" w:eastAsia="Times New Roman" w:hAnsi="Arial" w:cs="Arial"/>
+          <w:sz w:val="24"/>
+          <w:szCs w:val="24"/>
+          <w:lang w:eastAsia="ru-RU"/>
+        </w:rPr>
+        <w:t xml:space="preserve"> или лотках с сетчатым дном;</w:t>
+      </w:r>
+    </w:p>
+    <w:p>
+      <w:pPr>
+        <w:shd w:val="clear" w:color="auto" w:fill="191919"/>
+        <w:spacing w:before="120" w:after="120" w:line="420" w:lineRule="atLeast"/>
+        <w:rPr>
+          <w:rFonts w:ascii="Arial" w:eastAsia="Times New Roman" w:hAnsi="Arial" w:cs="Arial"/>
+          <w:sz w:val="24"/>
+          <w:szCs w:val="24"/>
+          <w:lang w:eastAsia="ru-RU"/>
+        </w:rPr>
+      </w:pPr>
+    </w:p>
+    <w:p>
+      <w:pPr>
+        <w:shd w:val="clear" w:color="auto" w:fill="191919"/>
+        <w:spacing w:before="120" w:after="120" w:line="420" w:lineRule="atLeast"/>
+        <w:rPr>
+          <w:rFonts w:ascii="Arial" w:eastAsia="Times New Roman" w:hAnsi="Arial" w:cs="Arial"/>
+          <w:sz w:val="24"/>
+          <w:szCs w:val="24"/>
+          <w:lang w:eastAsia="ru-RU"/>
+        </w:rPr>
+      </w:pPr>
+      <w:r>
+        <w:rPr>
+          <w:rFonts w:ascii="Arial" w:eastAsia="Times New Roman" w:hAnsi="Arial" w:cs="Arial"/>
+          <w:sz w:val="24"/>
+          <w:szCs w:val="24"/>
+          <w:lang w:eastAsia="ru-RU"/>
+        </w:rPr>
+        <w:t>на марле/ткани в тарелке (как описано выше).</w:t>
+      </w:r>
+    </w:p>
+    <w:p>
+      <w:pPr>
+        <w:shd w:val="clear" w:color="auto" w:fill="191919"/>
+        <w:spacing w:before="120" w:after="120" w:line="420" w:lineRule="atLeast"/>
+        <w:rPr>
+          <w:rFonts w:ascii="Arial" w:eastAsia="Times New Roman" w:hAnsi="Arial" w:cs="Arial"/>
+          <w:sz w:val="24"/>
+          <w:szCs w:val="24"/>
+          <w:lang w:eastAsia="ru-RU"/>
+        </w:rPr>
+      </w:pPr>
+    </w:p>
+    <w:p>
+      <w:pPr>
+        <w:shd w:val="clear" w:color="auto" w:fill="191919"/>
+        <w:spacing w:before="120" w:after="120" w:line="420" w:lineRule="atLeast"/>
+        <w:rPr>
+          <w:rFonts w:ascii="Arial" w:eastAsia="Times New Roman" w:hAnsi="Arial" w:cs="Arial"/>
+          <w:sz w:val="24"/>
+          <w:szCs w:val="24"/>
+          <w:lang w:eastAsia="ru-RU"/>
+        </w:rPr>
+      </w:pPr>
+      <w:r>
+        <w:rPr>
+          <w:rFonts w:ascii="Arial" w:eastAsia="Times New Roman" w:hAnsi="Arial" w:cs="Arial"/>
+          <w:sz w:val="24"/>
+          <w:szCs w:val="24"/>
+          <w:lang w:eastAsia="ru-RU"/>
+        </w:rPr>
+        <w:t>Как употреблять проростки</w:t>
+      </w:r>
+    </w:p>
+    <w:p>
+      <w:pPr>
+        <w:shd w:val="clear" w:color="auto" w:fill="191919"/>
+        <w:spacing w:before="120" w:after="120" w:line="420" w:lineRule="atLeast"/>
+        <w:rPr>
+          <w:rFonts w:ascii="Arial" w:eastAsia="Times New Roman" w:hAnsi="Arial" w:cs="Arial"/>
+          <w:sz w:val="24"/>
+          <w:szCs w:val="24"/>
+          <w:lang w:eastAsia="ru-RU"/>
+        </w:rPr>
+      </w:pPr>
+      <w:r>
+        <w:rPr>
+          <w:rFonts w:ascii="Arial" w:eastAsia="Times New Roman" w:hAnsi="Arial" w:cs="Arial"/>
+          <w:sz w:val="24"/>
+          <w:szCs w:val="24"/>
+          <w:lang w:eastAsia="ru-RU"/>
+        </w:rPr>
+        <w:t>Начинайте с 1 столовой ложки в день.</w:t>
+      </w:r>
+    </w:p>
+    <w:p>
+      <w:pPr>
+        <w:shd w:val="clear" w:color="auto" w:fill="191919"/>
+        <w:spacing w:before="120" w:after="120" w:line="420" w:lineRule="atLeast"/>
+        <w:rPr>
+          <w:rFonts w:ascii="Arial" w:eastAsia="Times New Roman" w:hAnsi="Arial" w:cs="Arial"/>
+          <w:sz w:val="24"/>
+          <w:szCs w:val="24"/>
+          <w:lang w:eastAsia="ru-RU"/>
+        </w:rPr>
+      </w:pPr>
+    </w:p>
+    <w:p>
+      <w:pPr>
+        <w:shd w:val="clear" w:color="auto" w:fill="191919"/>
+        <w:spacing w:before="120" w:after="120" w:line="420" w:lineRule="atLeast"/>
+        <w:rPr>
+          <w:rFonts w:ascii="Arial" w:eastAsia="Times New Roman" w:hAnsi="Arial" w:cs="Arial"/>
+          <w:sz w:val="24"/>
+          <w:szCs w:val="24"/>
+          <w:lang w:eastAsia="ru-RU"/>
+        </w:rPr>
+      </w:pPr>
+      <w:r>
+        <w:rPr>
+          <w:rFonts w:ascii="Arial" w:eastAsia="Times New Roman" w:hAnsi="Arial" w:cs="Arial"/>
+          <w:sz w:val="24"/>
+          <w:szCs w:val="24"/>
+          <w:lang w:eastAsia="ru-RU"/>
+        </w:rPr>
+        <w:t>Добавляйте в салаты, смузи, каши, гарниры, супы.</w:t>
+      </w:r>
+    </w:p>
+    <w:p>
+      <w:pPr>
+        <w:shd w:val="clear" w:color="auto" w:fill="191919"/>
+        <w:spacing w:before="120" w:after="120" w:line="420" w:lineRule="atLeast"/>
+        <w:rPr>
+          <w:rFonts w:ascii="Arial" w:eastAsia="Times New Roman" w:hAnsi="Arial" w:cs="Arial"/>
+          <w:sz w:val="24"/>
+          <w:szCs w:val="24"/>
+          <w:lang w:eastAsia="ru-RU"/>
+        </w:rPr>
+      </w:pPr>
+    </w:p>
+    <w:p>
+      <w:pPr>
+        <w:shd w:val="clear" w:color="auto" w:fill="191919"/>
+        <w:spacing w:before="120" w:after="120" w:line="420" w:lineRule="atLeast"/>
+        <w:rPr>
+          <w:rFonts w:ascii="Arial" w:eastAsia="Times New Roman" w:hAnsi="Arial" w:cs="Arial"/>
+          <w:sz w:val="24"/>
+          <w:szCs w:val="24"/>
+          <w:lang w:eastAsia="ru-RU"/>
+        </w:rPr>
+      </w:pPr>
+      <w:r>
+        <w:rPr>
+          <w:rFonts w:ascii="Arial" w:eastAsia="Times New Roman" w:hAnsi="Arial" w:cs="Arial"/>
+          <w:sz w:val="24"/>
+          <w:szCs w:val="24"/>
+          <w:lang w:eastAsia="ru-RU"/>
+        </w:rPr>
+        <w:t>Из проростков маша, нута можно готовить вегетарианские котлеты.</w:t>
+      </w:r>
+    </w:p>
+    <w:p>
+      <w:pPr>
+        <w:shd w:val="clear" w:color="auto" w:fill="191919"/>
+        <w:spacing w:before="120" w:after="120" w:line="420" w:lineRule="atLeast"/>
+        <w:rPr>
+          <w:rFonts w:ascii="Arial" w:eastAsia="Times New Roman" w:hAnsi="Arial" w:cs="Arial"/>
+          <w:sz w:val="24"/>
+          <w:szCs w:val="24"/>
+          <w:lang w:eastAsia="ru-RU"/>
+        </w:rPr>
+      </w:pPr>
+    </w:p>
+    <w:p>
+      <w:pPr>
+        <w:shd w:val="clear" w:color="auto" w:fill="191919"/>
+        <w:spacing w:before="120" w:after="120" w:line="420" w:lineRule="atLeast"/>
+        <w:rPr>
+          <w:rFonts w:ascii="Arial" w:eastAsia="Times New Roman" w:hAnsi="Arial" w:cs="Arial"/>
+          <w:sz w:val="24"/>
+          <w:szCs w:val="24"/>
+          <w:lang w:eastAsia="ru-RU"/>
+        </w:rPr>
+      </w:pPr>
+      <w:r>
+        <w:rPr>
+          <w:rFonts w:ascii="Arial" w:eastAsia="Times New Roman" w:hAnsi="Arial" w:cs="Arial"/>
+          <w:sz w:val="24"/>
+          <w:szCs w:val="24"/>
+          <w:lang w:eastAsia="ru-RU"/>
+        </w:rPr>
+        <w:t>Тщательно пережёвывайте пророщенное зерно.</w:t>
+      </w:r>
+    </w:p>
+    <w:p>
+      <w:pPr>
+        <w:shd w:val="clear" w:color="auto" w:fill="191919"/>
+        <w:spacing w:before="120" w:after="120" w:line="420" w:lineRule="atLeast"/>
+        <w:rPr>
+          <w:rFonts w:ascii="Arial" w:eastAsia="Times New Roman" w:hAnsi="Arial" w:cs="Arial"/>
+          <w:sz w:val="24"/>
+          <w:szCs w:val="24"/>
+          <w:lang w:eastAsia="ru-RU"/>
+        </w:rPr>
+      </w:pPr>
+    </w:p>
+    <w:p>
+      <w:pPr>
+        <w:shd w:val="clear" w:color="auto" w:fill="191919"/>
+        <w:spacing w:before="120" w:after="120" w:line="420" w:lineRule="atLeast"/>
+        <w:rPr>
+          <w:rFonts w:ascii="Arial" w:eastAsia="Times New Roman" w:hAnsi="Arial" w:cs="Arial"/>
+          <w:sz w:val="24"/>
+          <w:szCs w:val="24"/>
+          <w:lang w:eastAsia="ru-RU"/>
+        </w:rPr>
+      </w:pPr>
+      <w:r>
+        <w:rPr>
+          <w:rFonts w:ascii="Arial" w:eastAsia="Times New Roman" w:hAnsi="Arial" w:cs="Arial"/>
+          <w:sz w:val="24"/>
+          <w:szCs w:val="24"/>
+          <w:lang w:eastAsia="ru-RU"/>
+        </w:rPr>
+        <w:t>Не сочетайте с молочными продуктами (может вызвать метеоризм).</w:t>
+      </w:r>
+    </w:p>
+    <w:p>
+      <w:pPr>
+        <w:shd w:val="clear" w:color="auto" w:fill="191919"/>
+        <w:spacing w:before="120" w:after="120" w:line="420" w:lineRule="atLeast"/>
+        <w:rPr>
+          <w:rFonts w:ascii="Arial" w:eastAsia="Times New Roman" w:hAnsi="Arial" w:cs="Arial"/>
+          <w:sz w:val="24"/>
+          <w:szCs w:val="24"/>
+          <w:lang w:eastAsia="ru-RU"/>
+        </w:rPr>
+      </w:pPr>
+    </w:p>
+    <w:p>
+      <w:pPr>
+        <w:shd w:val="clear" w:color="auto" w:fill="191919"/>
+        <w:spacing w:before="120" w:after="120" w:line="420" w:lineRule="atLeast"/>
+        <w:rPr>
+          <w:rFonts w:ascii="Arial" w:eastAsia="Times New Roman" w:hAnsi="Arial" w:cs="Arial"/>
+          <w:sz w:val="24"/>
+          <w:szCs w:val="24"/>
+          <w:lang w:eastAsia="ru-RU"/>
+        </w:rPr>
+      </w:pPr>
+      <w:r>
+        <w:rPr>
+          <w:rFonts w:ascii="Arial" w:eastAsia="Times New Roman" w:hAnsi="Arial" w:cs="Arial"/>
+          <w:sz w:val="24"/>
+          <w:szCs w:val="24"/>
+          <w:lang w:eastAsia="ru-RU"/>
+        </w:rPr>
+        <w:t>Противопоказания и меры предосторожности</w:t>
+      </w:r>
+    </w:p>
+    <w:p>
+      <w:pPr>
+        <w:shd w:val="clear" w:color="auto" w:fill="191919"/>
+        <w:spacing w:before="120" w:after="120" w:line="420" w:lineRule="atLeast"/>
+        <w:rPr>
+          <w:rFonts w:ascii="Arial" w:eastAsia="Times New Roman" w:hAnsi="Arial" w:cs="Arial"/>
+          <w:sz w:val="24"/>
+          <w:szCs w:val="24"/>
+          <w:lang w:eastAsia="ru-RU"/>
+        </w:rPr>
+      </w:pPr>
+      <w:r>
+        <w:rPr>
+          <w:rFonts w:ascii="Arial" w:eastAsia="Times New Roman" w:hAnsi="Arial" w:cs="Arial"/>
+          <w:sz w:val="24"/>
+          <w:szCs w:val="24"/>
+          <w:lang w:eastAsia="ru-RU"/>
+        </w:rPr>
+        <w:t>Проростки не рекомендуются:</w:t>
+      </w:r>
+    </w:p>
+    <w:p>
+      <w:pPr>
+        <w:shd w:val="clear" w:color="auto" w:fill="191919"/>
+        <w:spacing w:before="120" w:after="120" w:line="420" w:lineRule="atLeast"/>
+        <w:rPr>
+          <w:rFonts w:ascii="Arial" w:eastAsia="Times New Roman" w:hAnsi="Arial" w:cs="Arial"/>
+          <w:sz w:val="24"/>
+          <w:szCs w:val="24"/>
+          <w:lang w:eastAsia="ru-RU"/>
+        </w:rPr>
+      </w:pPr>
+    </w:p>
+    <w:p>
+      <w:pPr>
+        <w:shd w:val="clear" w:color="auto" w:fill="191919"/>
+        <w:spacing w:before="120" w:after="120" w:line="420" w:lineRule="atLeast"/>
+        <w:rPr>
+          <w:rFonts w:ascii="Arial" w:eastAsia="Times New Roman" w:hAnsi="Arial" w:cs="Arial"/>
+          <w:sz w:val="24"/>
+          <w:szCs w:val="24"/>
+          <w:lang w:eastAsia="ru-RU"/>
+        </w:rPr>
+      </w:pPr>
+      <w:r>
+        <w:rPr>
+          <w:rFonts w:ascii="Arial" w:eastAsia="Times New Roman" w:hAnsi="Arial" w:cs="Arial"/>
+          <w:sz w:val="24"/>
+          <w:szCs w:val="24"/>
+          <w:lang w:eastAsia="ru-RU"/>
+        </w:rPr>
+        <w:t>при индивидуальной непереносимости и аллергических реакциях;</w:t>
+      </w:r>
+    </w:p>
+    <w:p>
+      <w:pPr>
+        <w:shd w:val="clear" w:color="auto" w:fill="191919"/>
+        <w:spacing w:before="120" w:after="120" w:line="420" w:lineRule="atLeast"/>
+        <w:rPr>
+          <w:rFonts w:ascii="Arial" w:eastAsia="Times New Roman" w:hAnsi="Arial" w:cs="Arial"/>
+          <w:sz w:val="24"/>
+          <w:szCs w:val="24"/>
+          <w:lang w:eastAsia="ru-RU"/>
+        </w:rPr>
+      </w:pPr>
+    </w:p>
+    <w:p>
+      <w:pPr>
+        <w:shd w:val="clear" w:color="auto" w:fill="191919"/>
+        <w:spacing w:before="120" w:after="120" w:line="420" w:lineRule="atLeast"/>
+        <w:rPr>
+          <w:rFonts w:ascii="Arial" w:eastAsia="Times New Roman" w:hAnsi="Arial" w:cs="Arial"/>
+          <w:sz w:val="24"/>
+          <w:szCs w:val="24"/>
+          <w:lang w:eastAsia="ru-RU"/>
+        </w:rPr>
+      </w:pPr>
+      <w:r>
+        <w:rPr>
+          <w:rFonts w:ascii="Arial" w:eastAsia="Times New Roman" w:hAnsi="Arial" w:cs="Arial"/>
+          <w:sz w:val="24"/>
+          <w:szCs w:val="24"/>
+          <w:lang w:eastAsia="ru-RU"/>
+        </w:rPr>
+        <w:t>если по состоянию здоровья противопоказано большое количество клетчатки;</w:t>
+      </w:r>
+    </w:p>
+    <w:p>
+      <w:pPr>
+        <w:shd w:val="clear" w:color="auto" w:fill="191919"/>
+        <w:spacing w:before="120" w:after="120" w:line="420" w:lineRule="atLeast"/>
+        <w:rPr>
+          <w:rFonts w:ascii="Arial" w:eastAsia="Times New Roman" w:hAnsi="Arial" w:cs="Arial"/>
+          <w:sz w:val="24"/>
+          <w:szCs w:val="24"/>
+          <w:lang w:eastAsia="ru-RU"/>
+        </w:rPr>
+      </w:pPr>
+    </w:p>
+    <w:p>
+      <w:pPr>
+        <w:shd w:val="clear" w:color="auto" w:fill="191919"/>
+        <w:spacing w:before="120" w:after="120" w:line="420" w:lineRule="atLeast"/>
+        <w:rPr>
+          <w:rFonts w:ascii="Arial" w:eastAsia="Times New Roman" w:hAnsi="Arial" w:cs="Arial"/>
+          <w:sz w:val="24"/>
+          <w:szCs w:val="24"/>
+          <w:lang w:eastAsia="ru-RU"/>
+        </w:rPr>
+      </w:pPr>
+      <w:r>
+        <w:rPr>
+          <w:rFonts w:ascii="Arial" w:eastAsia="Times New Roman" w:hAnsi="Arial" w:cs="Arial"/>
+          <w:sz w:val="24"/>
+          <w:szCs w:val="24"/>
+          <w:lang w:eastAsia="ru-RU"/>
+        </w:rPr>
+        <w:lastRenderedPageBreak/>
+        <w:t>без консультации врача при хронических заболеваниях.</w:t>
+      </w:r>
+    </w:p>
+    <w:p>
+      <w:pPr>
+        <w:shd w:val="clear" w:color="auto" w:fill="191919"/>
+        <w:spacing w:before="120" w:after="120" w:line="420" w:lineRule="atLeast"/>
+        <w:rPr>
+          <w:rFonts w:ascii="Arial" w:eastAsia="Times New Roman" w:hAnsi="Arial" w:cs="Arial"/>
+          <w:sz w:val="24"/>
+          <w:szCs w:val="24"/>
+          <w:lang w:eastAsia="ru-RU"/>
+        </w:rPr>
+      </w:pPr>
+    </w:p>
+    <w:p>
+      <w:pPr>
+        <w:shd w:val="clear" w:color="auto" w:fill="191919"/>
+        <w:spacing w:before="120" w:after="120" w:line="420" w:lineRule="atLeast"/>
+        <w:rPr>
+          <w:rFonts w:ascii="Arial" w:eastAsia="Times New Roman" w:hAnsi="Arial" w:cs="Arial"/>
+          <w:sz w:val="24"/>
+          <w:szCs w:val="24"/>
+          <w:lang w:eastAsia="ru-RU"/>
+        </w:rPr>
+      </w:pPr>
+      <w:r>
+        <w:rPr>
+          <w:rFonts w:ascii="Arial" w:eastAsia="Times New Roman" w:hAnsi="Arial" w:cs="Arial"/>
+          <w:sz w:val="24"/>
+          <w:szCs w:val="24"/>
+          <w:lang w:eastAsia="ru-RU"/>
+        </w:rPr>
+        <w:t>Перед включением проростков в рацион, особенно при наличии заболеваний, проконсультируйтесь с врачом.</w:t>
+      </w:r>
+    </w:p>
+    <w:p>
+      <w:pPr>
+        <w:shd w:val="clear" w:color="auto" w:fill="191919"/>
+        <w:spacing w:before="120" w:after="120" w:line="420" w:lineRule="atLeast"/>
+        <w:rPr>
+          <w:rFonts w:ascii="Arial" w:eastAsia="Times New Roman" w:hAnsi="Arial" w:cs="Arial"/>
+          <w:sz w:val="24"/>
+          <w:szCs w:val="24"/>
+          <w:lang w:eastAsia="ru-RU"/>
+        </w:rPr>
+      </w:pPr>
+    </w:p>
+    <w:p>
+      <w:pPr>
+        <w:shd w:val="clear" w:color="auto" w:fill="191919"/>
+        <w:spacing w:before="120" w:after="120" w:line="420" w:lineRule="atLeast"/>
+        <w:rPr>
+          <w:rFonts w:ascii="Arial" w:eastAsia="Times New Roman" w:hAnsi="Arial" w:cs="Arial"/>
+          <w:sz w:val="24"/>
+          <w:szCs w:val="24"/>
+          <w:lang w:eastAsia="ru-RU"/>
+        </w:rPr>
+      </w:pPr>
+      <w:r>
+        <w:rPr>
+          <w:rFonts w:ascii="Arial" w:eastAsia="Times New Roman" w:hAnsi="Arial" w:cs="Arial"/>
+          <w:sz w:val="24"/>
+          <w:szCs w:val="24"/>
+          <w:lang w:eastAsia="ru-RU"/>
+        </w:rPr>
+        <w:t>Хотите, я раскрою какой</w:t>
+      </w:r>
+      <w:r>
+        <w:rPr>
+          <w:rFonts w:ascii="Cambria Math" w:eastAsia="Times New Roman" w:hAnsi="Cambria Math" w:cs="Cambria Math"/>
+          <w:sz w:val="24"/>
+          <w:szCs w:val="24"/>
+          <w:lang w:eastAsia="ru-RU"/>
+        </w:rPr>
+        <w:t>‑</w:t>
+      </w:r>
+      <w:r>
+        <w:rPr>
+          <w:rFonts w:ascii="Arial" w:eastAsia="Times New Roman" w:hAnsi="Arial" w:cs="Arial"/>
+          <w:sz w:val="24"/>
+          <w:szCs w:val="24"/>
+          <w:lang w:eastAsia="ru-RU"/>
+        </w:rPr>
+        <w:t>то из разделов подробнее?</w:t>
+      </w:r>
+    </w:p>
+    <w:p>
+      <w:pPr>
+        <w:shd w:val="clear" w:color="auto" w:fill="191919"/>
+        <w:spacing w:before="120" w:after="120" w:line="420" w:lineRule="atLeast"/>
+        <w:rPr>
+          <w:rFonts w:ascii="Arial" w:eastAsia="Times New Roman" w:hAnsi="Arial" w:cs="Arial"/>
+          <w:sz w:val="24"/>
+          <w:szCs w:val="24"/>
+          <w:lang w:eastAsia="ru-RU"/>
+        </w:rPr>
+      </w:pPr>
     </w:p>
     <w:sectPr>
       <w:pgSz w:w="11906" w:h="16838"/>

--- a/Описание.docx
+++ b/Описание.docx
@@ -4098,6 +4098,1387 @@
           <w:lang w:eastAsia="ru-RU"/>
         </w:rPr>
       </w:pPr>
+    </w:p>
+    <w:p>
+      <w:pPr>
+        <w:pStyle w:val="a3"/>
+        <w:spacing w:before="120" w:beforeAutospacing="0" w:after="120" w:afterAutospacing="0" w:line="420" w:lineRule="atLeast"/>
+        <w:rPr>
+          <w:rFonts w:ascii="Arial" w:hAnsi="Arial" w:cs="Arial"/>
+        </w:rPr>
+      </w:pPr>
+      <w:r>
+        <w:rPr>
+          <w:rFonts w:ascii="Arial" w:hAnsi="Arial" w:cs="Arial"/>
+        </w:rPr>
+        <w:t xml:space="preserve">Базилик (лат. </w:t>
+      </w:r>
+      <w:proofErr w:type="spellStart"/>
+      <w:r>
+        <w:rPr>
+          <w:rFonts w:ascii="Arial" w:hAnsi="Arial" w:cs="Arial"/>
+        </w:rPr>
+        <w:t>Ocimum</w:t>
+      </w:r>
+      <w:proofErr w:type="spellEnd"/>
+      <w:r>
+        <w:rPr>
+          <w:rFonts w:ascii="Arial" w:hAnsi="Arial" w:cs="Arial"/>
+        </w:rPr>
+        <w:t>) — род однолетних и многолетних трав и кустарников семейства Яснотковые (</w:t>
+      </w:r>
+      <w:proofErr w:type="spellStart"/>
+      <w:r>
+        <w:rPr>
+          <w:rFonts w:ascii="Arial" w:hAnsi="Arial" w:cs="Arial"/>
+        </w:rPr>
+        <w:t>Lamiaceae</w:t>
+      </w:r>
+      <w:proofErr w:type="spellEnd"/>
+      <w:r>
+        <w:rPr>
+          <w:rFonts w:ascii="Arial" w:hAnsi="Arial" w:cs="Arial"/>
+        </w:rPr>
+        <w:t>). Родина растения — Южная Азия, но в одичавшем состоянии оно растёт в субтропиках и тропиках Америки, Азии и Африки. В XVI веке базилик попал в Европу и быстро завоевал популярность в кулинарии как пряное растение. </w:t>
+      </w:r>
+    </w:p>
+    <w:p>
+      <w:pPr>
+        <w:spacing w:line="300" w:lineRule="atLeast"/>
+        <w:jc w:val="center"/>
+        <w:rPr>
+          <w:rFonts w:ascii="Arial" w:hAnsi="Arial" w:cs="Arial"/>
+        </w:rPr>
+      </w:pPr>
+      <w:r>
+        <w:rPr>
+          <w:rFonts w:ascii="Arial" w:hAnsi="Arial" w:cs="Arial"/>
+          <w:noProof/>
+        </w:rPr>
+        <mc:AlternateContent>
+          <mc:Choice Requires="wps">
+            <w:drawing>
+              <wp:inline distT="0" distB="0" distL="0" distR="0" wp14:anchorId="71C4D165" wp14:editId="51148FE8">
+                <wp:extent cx="2190750" cy="2190750"/>
+                <wp:effectExtent l="0" t="0" r="0" b="0"/>
+                <wp:docPr id="1" name="Прямоугольник 1" descr="Базилик Бархат цп купить в Нур-Султане, доставка почтой по Казахстану, недорого в интернет-магазине, цены"/>
+                <wp:cNvGraphicFramePr>
+                  <a:graphicFrameLocks xmlns:a="http://schemas.openxmlformats.org/drawingml/2006/main" noChangeAspect="1"/>
+                </wp:cNvGraphicFramePr>
+                <a:graphic xmlns:a="http://schemas.openxmlformats.org/drawingml/2006/main">
+                  <a:graphicData uri="http://schemas.microsoft.com/office/word/2010/wordprocessingShape">
+                    <wps:wsp>
+                      <wps:cNvSpPr>
+                        <a:spLocks noChangeAspect="1" noChangeArrowheads="1"/>
+                      </wps:cNvSpPr>
+                      <wps:spPr bwMode="auto">
+                        <a:xfrm>
+                          <a:off x="0" y="0"/>
+                          <a:ext cx="2190750" cy="2190750"/>
+                        </a:xfrm>
+                        <a:prstGeom prst="rect">
+                          <a:avLst/>
+                        </a:prstGeom>
+                        <a:noFill/>
+                        <a:ln>
+                          <a:noFill/>
+                        </a:ln>
+                        <a:extLst>
+                          <a:ext uri="{909E8E84-426E-40DD-AFC4-6F175D3DCCD1}">
+                            <a14:hiddenFill xmlns:a14="http://schemas.microsoft.com/office/drawing/2010/main">
+                              <a:solidFill>
+                                <a:srgbClr val="FFFFFF"/>
+                              </a:solidFill>
+                            </a14:hiddenFill>
+                          </a:ext>
+                          <a:ext uri="{91240B29-F687-4F45-9708-019B960494DF}">
+                            <a14:hiddenLine xmlns:a14="http://schemas.microsoft.com/office/drawing/2010/main" w="9525">
+                              <a:solidFill>
+                                <a:srgbClr val="000000"/>
+                              </a:solidFill>
+                              <a:miter lim="800000"/>
+                              <a:headEnd/>
+                              <a:tailEnd/>
+                            </a14:hiddenLine>
+                          </a:ext>
+                        </a:extLst>
+                      </wps:spPr>
+                      <wps:bodyPr rot="0" vert="horz" wrap="square" lIns="91440" tIns="45720" rIns="91440" bIns="45720" anchor="t" anchorCtr="0" upright="1">
+                        <a:noAutofit/>
+                      </wps:bodyPr>
+                    </wps:wsp>
+                  </a:graphicData>
+                </a:graphic>
+              </wp:inline>
+            </w:drawing>
+          </mc:Choice>
+          <mc:Fallback>
+            <w:pict>
+              <v:rect w14:anchorId="6B4707B9" id="Прямоугольник 1" o:spid="_x0000_s1026" alt="Базилик Бархат цп купить в Нур-Султане, доставка почтой по Казахстану, недорого в интернет-магазине, цены" style="width:172.5pt;height:172.5pt;visibility:visible;mso-wrap-style:square;mso-left-percent:-10001;mso-top-percent:-10001;mso-position-horizontal:absolute;mso-position-horizontal-relative:char;mso-position-vertical:absolute;mso-position-vertical-relative:line;mso-left-percent:-10001;mso-top-percent:-10001;v-text-anchor:top" o:gfxdata="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" filled="f" stroked="f">
+                <o:lock v:ext="edit" aspectratio="t"/>
+                <w10:anchorlock/>
+              </v:rect>
+            </w:pict>
+          </mc:Fallback>
+        </mc:AlternateContent>
+      </w:r>
+    </w:p>
+    <w:p>
+      <w:pPr>
+        <w:pStyle w:val="2"/>
+        <w:spacing w:before="360" w:after="180" w:line="420" w:lineRule="atLeast"/>
+        <w:rPr>
+          <w:rFonts w:ascii="Arial" w:hAnsi="Arial" w:cs="Arial"/>
+          <w:sz w:val="30"/>
+          <w:szCs w:val="30"/>
+        </w:rPr>
+      </w:pPr>
+      <w:r>
+        <w:rPr>
+          <w:rFonts w:ascii="Arial" w:hAnsi="Arial" w:cs="Arial"/>
+          <w:sz w:val="30"/>
+          <w:szCs w:val="30"/>
+        </w:rPr>
+        <w:t>Ботаническое описание</w:t>
+      </w:r>
+    </w:p>
+    <w:p>
+      <w:pPr>
+        <w:pStyle w:val="a3"/>
+        <w:spacing w:before="120" w:beforeAutospacing="0" w:after="120" w:afterAutospacing="0" w:line="420" w:lineRule="atLeast"/>
+        <w:rPr>
+          <w:rFonts w:ascii="Arial" w:hAnsi="Arial" w:cs="Arial"/>
+        </w:rPr>
+      </w:pPr>
+      <w:r>
+        <w:rPr>
+          <w:rFonts w:ascii="Arial" w:hAnsi="Arial" w:cs="Arial"/>
+        </w:rPr>
+        <w:t>Цветки собраны в 6–10-цветковые мутовки, образуют прерванный колос или кисть. Чашечка яйцевидная или колокольчатая, при плодах разрастается и отворачивается вниз. Венчик двугубый, с трубкой; нижняя лопасть длиннее остальных и отогнута вниз, четыре образуют «верхнюю губу». Тычинок четыре, верхние с придатком в виде пучка волосков. Плоды — гладкие орешки. </w:t>
+      </w:r>
+    </w:p>
+    <w:p>
+      <w:pPr>
+        <w:pStyle w:val="a3"/>
+        <w:spacing w:before="120" w:beforeAutospacing="0" w:after="120" w:afterAutospacing="0" w:line="420" w:lineRule="atLeast"/>
+        <w:rPr>
+          <w:rFonts w:ascii="Arial" w:hAnsi="Arial" w:cs="Arial"/>
+        </w:rPr>
+      </w:pPr>
+      <w:r>
+        <w:rPr>
+          <w:rFonts w:ascii="Arial" w:hAnsi="Arial" w:cs="Arial"/>
+        </w:rPr>
+        <w:t>Высота растения варьируется от 20 до 60 см, побеги часто разветвляются, образуя густой куст. Листья имеют овальную или яйцевидную форму с гладкими или слегка зубчатыми краями. Поверхность листьев мягкая, бархатистая на ощупь, с чёткими прожилками. </w:t>
+      </w:r>
+    </w:p>
+    <w:p>
+      <w:pPr>
+        <w:pStyle w:val="2"/>
+        <w:spacing w:before="360" w:after="180" w:line="420" w:lineRule="atLeast"/>
+        <w:rPr>
+          <w:rFonts w:ascii="Arial" w:hAnsi="Arial" w:cs="Arial"/>
+          <w:sz w:val="30"/>
+          <w:szCs w:val="30"/>
+        </w:rPr>
+      </w:pPr>
+      <w:r>
+        <w:rPr>
+          <w:rFonts w:ascii="Arial" w:hAnsi="Arial" w:cs="Arial"/>
+          <w:sz w:val="30"/>
+          <w:szCs w:val="30"/>
+        </w:rPr>
+        <w:lastRenderedPageBreak/>
+        <w:t>Виды и сорта</w:t>
+      </w:r>
+    </w:p>
+    <w:p>
+      <w:pPr>
+        <w:pStyle w:val="a3"/>
+        <w:spacing w:before="120" w:beforeAutospacing="0" w:after="120" w:afterAutospacing="0" w:line="420" w:lineRule="atLeast"/>
+        <w:rPr>
+          <w:rFonts w:ascii="Arial" w:hAnsi="Arial" w:cs="Arial"/>
+        </w:rPr>
+      </w:pPr>
+      <w:r>
+        <w:rPr>
+          <w:rFonts w:ascii="Arial" w:hAnsi="Arial" w:cs="Arial"/>
+        </w:rPr>
+        <w:t>Существует множество видов базилика, которые различаются окраской листвы и ароматом — от горького перечного до сладковатого ванильного. Некоторые из них:</w:t>
+      </w:r>
+    </w:p>
+    <w:p>
+      <w:pPr>
+        <w:numPr>
+          <w:ilvl w:val="0"/>
+          <w:numId w:val="9"/>
+        </w:numPr>
+        <w:spacing w:before="120" w:after="120" w:line="420" w:lineRule="atLeast"/>
+        <w:rPr>
+          <w:rFonts w:ascii="Arial" w:hAnsi="Arial" w:cs="Arial"/>
+        </w:rPr>
+      </w:pPr>
+      <w:r>
+        <w:rPr>
+          <w:rStyle w:val="a4"/>
+          <w:rFonts w:ascii="Arial" w:hAnsi="Arial" w:cs="Arial"/>
+        </w:rPr>
+        <w:t>Базилик душистый (благородный)</w:t>
+      </w:r>
+      <w:r>
+        <w:rPr>
+          <w:rFonts w:ascii="Arial" w:hAnsi="Arial" w:cs="Arial"/>
+        </w:rPr>
+        <w:t> (</w:t>
+      </w:r>
+      <w:proofErr w:type="spellStart"/>
+      <w:r>
+        <w:rPr>
+          <w:rFonts w:ascii="Arial" w:hAnsi="Arial" w:cs="Arial"/>
+        </w:rPr>
+        <w:t>Ocimum</w:t>
+      </w:r>
+      <w:proofErr w:type="spellEnd"/>
+      <w:r>
+        <w:rPr>
+          <w:rFonts w:ascii="Arial" w:hAnsi="Arial" w:cs="Arial"/>
+        </w:rPr>
+        <w:t xml:space="preserve"> </w:t>
+      </w:r>
+      <w:proofErr w:type="spellStart"/>
+      <w:r>
+        <w:rPr>
+          <w:rFonts w:ascii="Arial" w:hAnsi="Arial" w:cs="Arial"/>
+        </w:rPr>
+        <w:t>basilicum</w:t>
+      </w:r>
+      <w:proofErr w:type="spellEnd"/>
+      <w:r>
+        <w:rPr>
+          <w:rFonts w:ascii="Arial" w:hAnsi="Arial" w:cs="Arial"/>
+        </w:rPr>
+        <w:t xml:space="preserve"> L.) — типовой вид, в европейской кулинарии чаще всего используют его две разновидности: зелёную и фиолетовую. Аромат напоминает шафран с оттенками корицы, лакрицы, мяты и гвоздики. </w:t>
+      </w:r>
+    </w:p>
+    <w:p>
+      <w:pPr>
+        <w:numPr>
+          <w:ilvl w:val="0"/>
+          <w:numId w:val="9"/>
+        </w:numPr>
+        <w:spacing w:before="120" w:after="120" w:line="420" w:lineRule="atLeast"/>
+        <w:rPr>
+          <w:rFonts w:ascii="Arial" w:hAnsi="Arial" w:cs="Arial"/>
+        </w:rPr>
+      </w:pPr>
+      <w:r>
+        <w:rPr>
+          <w:rStyle w:val="a4"/>
+          <w:rFonts w:ascii="Arial" w:hAnsi="Arial" w:cs="Arial"/>
+        </w:rPr>
+        <w:t>Лимонный базилик</w:t>
+      </w:r>
+      <w:r>
+        <w:rPr>
+          <w:rFonts w:ascii="Arial" w:hAnsi="Arial" w:cs="Arial"/>
+        </w:rPr>
+        <w:t> — отличается ярким цитрусовым ароматом, который хорошо сочетается с рыбой, птицей и напитками. </w:t>
+      </w:r>
+    </w:p>
+    <w:p>
+      <w:pPr>
+        <w:numPr>
+          <w:ilvl w:val="0"/>
+          <w:numId w:val="9"/>
+        </w:numPr>
+        <w:spacing w:before="120" w:after="120" w:line="420" w:lineRule="atLeast"/>
+        <w:rPr>
+          <w:rFonts w:ascii="Arial" w:hAnsi="Arial" w:cs="Arial"/>
+        </w:rPr>
+      </w:pPr>
+      <w:proofErr w:type="spellStart"/>
+      <w:r>
+        <w:rPr>
+          <w:rStyle w:val="a4"/>
+          <w:rFonts w:ascii="Arial" w:hAnsi="Arial" w:cs="Arial"/>
+        </w:rPr>
+        <w:t>Тулси</w:t>
+      </w:r>
+      <w:proofErr w:type="spellEnd"/>
+      <w:r>
+        <w:rPr>
+          <w:rStyle w:val="a4"/>
+          <w:rFonts w:ascii="Arial" w:hAnsi="Arial" w:cs="Arial"/>
+        </w:rPr>
+        <w:t xml:space="preserve"> (священный базилик, тонкоцветный)</w:t>
+      </w:r>
+      <w:r>
+        <w:rPr>
+          <w:rFonts w:ascii="Arial" w:hAnsi="Arial" w:cs="Arial"/>
+        </w:rPr>
+        <w:t> — многолетний базилик, популярный в Индии благодаря лечебным свойствам. Аромат напоминает гвоздику, вкус более пряный и острый, чем у обыкновенного базилика. </w:t>
+      </w:r>
+      <w:r>
+        <w:rPr>
+          <w:rStyle w:val="futurisfootnotegroup"/>
+          <w:rFonts w:ascii="Arial" w:hAnsi="Arial" w:cs="Arial"/>
+          <w:sz w:val="18"/>
+          <w:szCs w:val="18"/>
+        </w:rPr>
+        <w:t>ru.ruwiki.ru +1</w:t>
+      </w:r>
+    </w:p>
+    <w:p>
+      <w:pPr>
+        <w:numPr>
+          <w:ilvl w:val="0"/>
+          <w:numId w:val="9"/>
+        </w:numPr>
+        <w:spacing w:before="120" w:after="120" w:line="420" w:lineRule="atLeast"/>
+        <w:rPr>
+          <w:rFonts w:ascii="Arial" w:hAnsi="Arial" w:cs="Arial"/>
+        </w:rPr>
+      </w:pPr>
+      <w:r>
+        <w:rPr>
+          <w:rStyle w:val="a4"/>
+          <w:rFonts w:ascii="Arial" w:hAnsi="Arial" w:cs="Arial"/>
+        </w:rPr>
+        <w:t>Тайский базилик</w:t>
+      </w:r>
+      <w:r>
+        <w:rPr>
+          <w:rFonts w:ascii="Arial" w:hAnsi="Arial" w:cs="Arial"/>
+        </w:rPr>
+        <w:t> — имеет сладковатый вкус с нотками аниса и лакрицы, часто используется в азиатской кухне. </w:t>
+      </w:r>
+    </w:p>
+    <w:p>
+      <w:pPr>
+        <w:pStyle w:val="a3"/>
+        <w:spacing w:before="120" w:beforeAutospacing="0" w:after="120" w:afterAutospacing="0" w:line="420" w:lineRule="atLeast"/>
+        <w:rPr>
+          <w:rFonts w:ascii="Arial" w:hAnsi="Arial" w:cs="Arial"/>
+        </w:rPr>
+      </w:pPr>
+      <w:r>
+        <w:rPr>
+          <w:rFonts w:ascii="Arial" w:hAnsi="Arial" w:cs="Arial"/>
+        </w:rPr>
+        <w:t>Среди популярных сортов можно назвать, например, «Генуэзский» (классический итальянский базилик с крупными зелёными листьями и мягким ароматом), «Красный рубин» (фиолетовый базилик с насыщенным цветом и пряным вкусом), «</w:t>
+      </w:r>
+      <w:proofErr w:type="spellStart"/>
+      <w:r>
+        <w:rPr>
+          <w:rFonts w:ascii="Arial" w:hAnsi="Arial" w:cs="Arial"/>
+        </w:rPr>
+        <w:t>Лимончелло</w:t>
+      </w:r>
+      <w:proofErr w:type="spellEnd"/>
+      <w:r>
+        <w:rPr>
+          <w:rFonts w:ascii="Arial" w:hAnsi="Arial" w:cs="Arial"/>
+        </w:rPr>
+        <w:t>» (сорт лимонного базилика с сильным цитрусовым ароматом и небольшими листьями). </w:t>
+      </w:r>
+    </w:p>
+    <w:p>
+      <w:pPr>
+        <w:pStyle w:val="2"/>
+        <w:spacing w:before="360" w:after="180" w:line="420" w:lineRule="atLeast"/>
+        <w:rPr>
+          <w:rFonts w:ascii="Arial" w:hAnsi="Arial" w:cs="Arial"/>
+          <w:sz w:val="30"/>
+          <w:szCs w:val="30"/>
+        </w:rPr>
+      </w:pPr>
+      <w:r>
+        <w:rPr>
+          <w:rFonts w:ascii="Arial" w:hAnsi="Arial" w:cs="Arial"/>
+          <w:sz w:val="30"/>
+          <w:szCs w:val="30"/>
+        </w:rPr>
+        <w:t>Химический состав</w:t>
+      </w:r>
+    </w:p>
+    <w:p>
+      <w:pPr>
+        <w:pStyle w:val="a3"/>
+        <w:spacing w:before="120" w:beforeAutospacing="0" w:after="120" w:afterAutospacing="0" w:line="420" w:lineRule="atLeast"/>
+        <w:rPr>
+          <w:rFonts w:ascii="Arial" w:hAnsi="Arial" w:cs="Arial"/>
+        </w:rPr>
+      </w:pPr>
+      <w:r>
+        <w:rPr>
+          <w:rFonts w:ascii="Arial" w:hAnsi="Arial" w:cs="Arial"/>
+        </w:rPr>
+        <w:t xml:space="preserve">Базилик обладает приятным запахом из-за эфирных масел, которые содержатся в надземной части растения. Содержание масла в различных видах базилика может доходить до 1,5–2%. В масле базилика содержатся камфора, цинеол, </w:t>
+      </w:r>
+      <w:proofErr w:type="spellStart"/>
+      <w:r>
+        <w:rPr>
+          <w:rFonts w:ascii="Arial" w:hAnsi="Arial" w:cs="Arial"/>
+        </w:rPr>
+        <w:t>оцимен</w:t>
+      </w:r>
+      <w:proofErr w:type="spellEnd"/>
+      <w:r>
+        <w:rPr>
+          <w:rFonts w:ascii="Arial" w:hAnsi="Arial" w:cs="Arial"/>
+        </w:rPr>
+        <w:t xml:space="preserve">, сапонин, </w:t>
+      </w:r>
+      <w:proofErr w:type="spellStart"/>
+      <w:r>
+        <w:rPr>
+          <w:rFonts w:ascii="Arial" w:hAnsi="Arial" w:cs="Arial"/>
+        </w:rPr>
+        <w:t>метилхавикол</w:t>
+      </w:r>
+      <w:proofErr w:type="spellEnd"/>
+      <w:r>
+        <w:rPr>
+          <w:rFonts w:ascii="Arial" w:hAnsi="Arial" w:cs="Arial"/>
+        </w:rPr>
+        <w:t>. Кроме того, в базилике обнаружены витамины B2, РР, аскорбиновая кислота, рутин, каротин. </w:t>
+      </w:r>
+    </w:p>
+    <w:p>
+      <w:pPr>
+        <w:pStyle w:val="2"/>
+        <w:spacing w:before="360" w:after="180" w:line="420" w:lineRule="atLeast"/>
+        <w:rPr>
+          <w:rFonts w:ascii="Arial" w:hAnsi="Arial" w:cs="Arial"/>
+          <w:sz w:val="30"/>
+          <w:szCs w:val="30"/>
+        </w:rPr>
+      </w:pPr>
+      <w:r>
+        <w:rPr>
+          <w:rFonts w:ascii="Arial" w:hAnsi="Arial" w:cs="Arial"/>
+          <w:sz w:val="30"/>
+          <w:szCs w:val="30"/>
+        </w:rPr>
+        <w:t>Применение</w:t>
+      </w:r>
+    </w:p>
+    <w:p>
+      <w:pPr>
+        <w:pStyle w:val="a3"/>
+        <w:spacing w:before="120" w:beforeAutospacing="0" w:after="120" w:afterAutospacing="0" w:line="420" w:lineRule="atLeast"/>
+        <w:rPr>
+          <w:rFonts w:ascii="Arial" w:hAnsi="Arial" w:cs="Arial"/>
+        </w:rPr>
+      </w:pPr>
+      <w:r>
+        <w:rPr>
+          <w:rFonts w:ascii="Arial" w:hAnsi="Arial" w:cs="Arial"/>
+        </w:rPr>
+        <w:t xml:space="preserve">Благодаря содержанию ароматических веществ листья и стебельки некоторых видов базилика используют в свежем и в сушёном виде в качестве приправы к соусам и супам, для ароматизации овощных консервов, солений и колбас. </w:t>
+      </w:r>
+      <w:r>
+        <w:rPr>
+          <w:rFonts w:ascii="Arial" w:hAnsi="Arial" w:cs="Arial"/>
+        </w:rPr>
+        <w:lastRenderedPageBreak/>
+        <w:t>Истолчённые в порошок листья базилика в смеси с листьями розмарина применяют как перец. В свежем или сушёном виде базилик добавляют в овощные салаты, холодные закуски. </w:t>
+      </w:r>
+    </w:p>
+    <w:p>
+      <w:pPr>
+        <w:pStyle w:val="a3"/>
+        <w:spacing w:before="120" w:beforeAutospacing="0" w:after="120" w:afterAutospacing="0" w:line="420" w:lineRule="atLeast"/>
+        <w:rPr>
+          <w:rFonts w:ascii="Arial" w:hAnsi="Arial" w:cs="Arial"/>
+        </w:rPr>
+      </w:pPr>
+      <w:r>
+        <w:rPr>
+          <w:rFonts w:ascii="Arial" w:hAnsi="Arial" w:cs="Arial"/>
+        </w:rPr>
+        <w:t>Базилик также применяют в медицине и косметологии. </w:t>
+      </w:r>
+    </w:p>
+    <w:p>
+      <w:pPr>
+        <w:pStyle w:val="2"/>
+        <w:spacing w:before="360" w:after="180" w:line="420" w:lineRule="atLeast"/>
+        <w:rPr>
+          <w:rFonts w:ascii="Arial" w:hAnsi="Arial" w:cs="Arial"/>
+          <w:sz w:val="30"/>
+          <w:szCs w:val="30"/>
+        </w:rPr>
+      </w:pPr>
+      <w:r>
+        <w:rPr>
+          <w:rFonts w:ascii="Arial" w:hAnsi="Arial" w:cs="Arial"/>
+          <w:sz w:val="30"/>
+          <w:szCs w:val="30"/>
+        </w:rPr>
+        <w:t>Выращивание</w:t>
+      </w:r>
+    </w:p>
+    <w:p>
+      <w:pPr>
+        <w:pStyle w:val="a3"/>
+        <w:spacing w:before="120" w:beforeAutospacing="0" w:after="120" w:afterAutospacing="0" w:line="420" w:lineRule="atLeast"/>
+        <w:rPr>
+          <w:rFonts w:ascii="Arial" w:hAnsi="Arial" w:cs="Arial"/>
+        </w:rPr>
+      </w:pPr>
+      <w:r>
+        <w:rPr>
+          <w:rFonts w:ascii="Arial" w:hAnsi="Arial" w:cs="Arial"/>
+        </w:rPr>
+        <w:t>Базилик — теплолюбивое растение, которое предпочитает хорошо дренированную почву и регулярный полив. В умеренных регионах его обычно выращивают через рассаду, а в южных — прямым посевом в открытый грунт. Для активного роста растению нужен своевременный полив, так как его корневая система располагается в верхних слоях почвы. </w:t>
+      </w:r>
+      <w:r>
+        <w:rPr>
+          <w:rStyle w:val="futurisfootnotegroup"/>
+          <w:rFonts w:ascii="Arial" w:hAnsi="Arial" w:cs="Arial"/>
+          <w:sz w:val="18"/>
+          <w:szCs w:val="18"/>
+        </w:rPr>
+        <w:t>dzen.ru +1</w:t>
+      </w:r>
+    </w:p>
+    <w:p>
+      <w:pPr>
+        <w:pStyle w:val="a3"/>
+        <w:spacing w:before="120" w:beforeAutospacing="0" w:after="120" w:afterAutospacing="0" w:line="420" w:lineRule="atLeast"/>
+        <w:rPr>
+          <w:rFonts w:ascii="Arial" w:hAnsi="Arial" w:cs="Arial"/>
+        </w:rPr>
+      </w:pPr>
+      <w:r>
+        <w:rPr>
+          <w:rFonts w:ascii="Arial" w:hAnsi="Arial" w:cs="Arial"/>
+        </w:rPr>
+        <w:t>Чтобы растение не пустило семена, рекомендуется прищипывать цветки — это будет способствовать более густому росту. </w:t>
+      </w:r>
+    </w:p>
+    <w:p>
+      <w:pPr>
+        <w:pStyle w:val="a3"/>
+        <w:spacing w:before="120" w:beforeAutospacing="0" w:after="120" w:afterAutospacing="0" w:line="420" w:lineRule="atLeast"/>
+        <w:rPr>
+          <w:rFonts w:ascii="Arial" w:hAnsi="Arial" w:cs="Arial"/>
+        </w:rPr>
+      </w:pPr>
+      <w:r>
+        <w:rPr>
+          <w:rFonts w:ascii="Arial" w:hAnsi="Arial" w:cs="Arial"/>
+        </w:rPr>
+        <w:t>Сезонность базилика зависит от климатических условий. Пик урожая наступает в летний сезон, когда растения достигают максимального роста и ароматности. </w:t>
+      </w:r>
+    </w:p>
+    <w:p>
+      <w:pPr>
+        <w:pStyle w:val="a3"/>
+        <w:spacing w:before="120" w:beforeAutospacing="0" w:after="120" w:afterAutospacing="0" w:line="420" w:lineRule="atLeast"/>
+        <w:rPr>
+          <w:rFonts w:ascii="Arial" w:hAnsi="Arial" w:cs="Arial"/>
+        </w:rPr>
+      </w:pPr>
+    </w:p>
+    <w:p>
+      <w:pPr>
+        <w:pStyle w:val="a3"/>
+        <w:spacing w:before="120" w:beforeAutospacing="0" w:after="120" w:afterAutospacing="0" w:line="420" w:lineRule="atLeast"/>
+        <w:rPr>
+          <w:rFonts w:ascii="Arial" w:hAnsi="Arial" w:cs="Arial"/>
+        </w:rPr>
+      </w:pPr>
+    </w:p>
+    <w:p>
+      <w:pPr>
+        <w:pStyle w:val="a3"/>
+        <w:spacing w:before="120" w:beforeAutospacing="0" w:after="120" w:afterAutospacing="0" w:line="420" w:lineRule="atLeast"/>
+        <w:rPr>
+          <w:rFonts w:ascii="Arial" w:hAnsi="Arial" w:cs="Arial"/>
+        </w:rPr>
+      </w:pPr>
+    </w:p>
+    <w:p>
+      <w:pPr>
+        <w:pStyle w:val="a3"/>
+        <w:spacing w:before="120" w:after="120" w:line="420" w:lineRule="atLeast"/>
+        <w:rPr>
+          <w:rFonts w:ascii="Arial" w:hAnsi="Arial" w:cs="Arial"/>
+        </w:rPr>
+      </w:pPr>
+      <w:proofErr w:type="spellStart"/>
+      <w:r>
+        <w:rPr>
+          <w:rFonts w:ascii="Arial" w:hAnsi="Arial" w:cs="Arial"/>
+        </w:rPr>
+        <w:t>Микрозелень</w:t>
+      </w:r>
+      <w:proofErr w:type="spellEnd"/>
+      <w:r>
+        <w:rPr>
+          <w:rFonts w:ascii="Arial" w:hAnsi="Arial" w:cs="Arial"/>
+        </w:rPr>
+        <w:t xml:space="preserve"> укропа — это молодые ростки растения, которые собирают на ранней стадии развития, обычно на 7–14 день после прорастания, когда появляются первые настоящие листья. В отличие от взрослого укропа, микроформа имеет более нежную текстуру и концентрированный, слегка острый вкус с характерным анисовым оттенком. </w:t>
+      </w:r>
+    </w:p>
+    <w:p>
+      <w:pPr>
+        <w:pStyle w:val="a3"/>
+        <w:spacing w:before="120" w:after="120" w:line="420" w:lineRule="atLeast"/>
+        <w:rPr>
+          <w:rFonts w:ascii="Arial" w:hAnsi="Arial" w:cs="Arial"/>
+        </w:rPr>
+      </w:pPr>
+    </w:p>
+    <w:p>
+      <w:pPr>
+        <w:pStyle w:val="a3"/>
+        <w:spacing w:before="120" w:after="120" w:line="420" w:lineRule="atLeast"/>
+        <w:rPr>
+          <w:rFonts w:ascii="Arial" w:hAnsi="Arial" w:cs="Arial"/>
+        </w:rPr>
+      </w:pPr>
+      <w:r>
+        <w:rPr>
+          <w:rFonts w:ascii="Arial" w:hAnsi="Arial" w:cs="Arial"/>
+        </w:rPr>
+        <w:t xml:space="preserve">Семена </w:t>
+      </w:r>
+      <w:proofErr w:type="spellStart"/>
+      <w:r>
+        <w:rPr>
+          <w:rFonts w:ascii="Arial" w:hAnsi="Arial" w:cs="Arial"/>
+        </w:rPr>
+        <w:t>микрозелени</w:t>
+      </w:r>
+      <w:proofErr w:type="spellEnd"/>
+      <w:r>
+        <w:rPr>
+          <w:rFonts w:ascii="Arial" w:hAnsi="Arial" w:cs="Arial"/>
+        </w:rPr>
+        <w:t xml:space="preserve"> Фенхель - 100 г - купить на Яндекс Маркете, </w:t>
+      </w:r>
+      <w:proofErr w:type="spellStart"/>
+      <w:r>
+        <w:rPr>
+          <w:rFonts w:ascii="Arial" w:hAnsi="Arial" w:cs="Arial"/>
+        </w:rPr>
+        <w:t>undefined</w:t>
+      </w:r>
+      <w:proofErr w:type="spellEnd"/>
+    </w:p>
+    <w:p>
+      <w:pPr>
+        <w:pStyle w:val="a3"/>
+        <w:spacing w:before="120" w:after="120" w:line="420" w:lineRule="atLeast"/>
+        <w:rPr>
+          <w:rFonts w:ascii="Arial" w:hAnsi="Arial" w:cs="Arial"/>
+        </w:rPr>
+      </w:pPr>
+      <w:r>
+        <w:rPr>
+          <w:rFonts w:ascii="Arial" w:hAnsi="Arial" w:cs="Arial"/>
+        </w:rPr>
+        <w:t>Особенности</w:t>
+      </w:r>
+    </w:p>
+    <w:p>
+      <w:pPr>
+        <w:pStyle w:val="a3"/>
+        <w:spacing w:before="120" w:after="120" w:line="420" w:lineRule="atLeast"/>
+        <w:rPr>
+          <w:rFonts w:ascii="Arial" w:hAnsi="Arial" w:cs="Arial"/>
+        </w:rPr>
+      </w:pPr>
+      <w:r>
+        <w:rPr>
+          <w:rFonts w:ascii="Arial" w:hAnsi="Arial" w:cs="Arial"/>
+        </w:rPr>
+        <w:t xml:space="preserve">Внешний вид и размер. </w:t>
+      </w:r>
+      <w:proofErr w:type="spellStart"/>
+      <w:r>
+        <w:rPr>
+          <w:rFonts w:ascii="Arial" w:hAnsi="Arial" w:cs="Arial"/>
+        </w:rPr>
+        <w:t>Микрозелень</w:t>
+      </w:r>
+      <w:proofErr w:type="spellEnd"/>
+      <w:r>
+        <w:rPr>
+          <w:rFonts w:ascii="Arial" w:hAnsi="Arial" w:cs="Arial"/>
+        </w:rPr>
+        <w:t xml:space="preserve"> укропа представляет собой миниатюрные побеги высотой 5–10 см. Листья нежные, светло-зелёные, с характерной для укропа рассечённой формой, но в уменьшенном размере. </w:t>
+      </w:r>
+    </w:p>
+    <w:p>
+      <w:pPr>
+        <w:pStyle w:val="a3"/>
+        <w:spacing w:before="120" w:after="120" w:line="420" w:lineRule="atLeast"/>
+        <w:rPr>
+          <w:rFonts w:ascii="Arial" w:hAnsi="Arial" w:cs="Arial"/>
+        </w:rPr>
+      </w:pPr>
+      <w:r>
+        <w:rPr>
+          <w:rFonts w:ascii="Arial" w:hAnsi="Arial" w:cs="Arial"/>
+        </w:rPr>
+        <w:lastRenderedPageBreak/>
+        <w:t>ozon.ru +1</w:t>
+      </w:r>
+    </w:p>
+    <w:p>
+      <w:pPr>
+        <w:pStyle w:val="a3"/>
+        <w:spacing w:before="120" w:after="120" w:line="420" w:lineRule="atLeast"/>
+        <w:rPr>
+          <w:rFonts w:ascii="Arial" w:hAnsi="Arial" w:cs="Arial"/>
+        </w:rPr>
+      </w:pPr>
+    </w:p>
+    <w:p>
+      <w:pPr>
+        <w:pStyle w:val="a3"/>
+        <w:spacing w:before="120" w:after="120" w:line="420" w:lineRule="atLeast"/>
+        <w:rPr>
+          <w:rFonts w:ascii="Arial" w:hAnsi="Arial" w:cs="Arial"/>
+        </w:rPr>
+      </w:pPr>
+      <w:r>
+        <w:rPr>
+          <w:rFonts w:ascii="Arial" w:hAnsi="Arial" w:cs="Arial"/>
+        </w:rPr>
+        <w:t xml:space="preserve">Вкус и аромат. Вкус более насыщенный, чем у взрослого растения, с лёгкой остротой и выраженным анисовым привкусом. Аромат пряный, сладковатый. </w:t>
+      </w:r>
+    </w:p>
+    <w:p>
+      <w:pPr>
+        <w:pStyle w:val="a3"/>
+        <w:spacing w:before="120" w:after="120" w:line="420" w:lineRule="atLeast"/>
+        <w:rPr>
+          <w:rFonts w:ascii="Arial" w:hAnsi="Arial" w:cs="Arial"/>
+        </w:rPr>
+      </w:pPr>
+      <w:r>
+        <w:rPr>
+          <w:rFonts w:ascii="Arial" w:hAnsi="Arial" w:cs="Arial"/>
+        </w:rPr>
+        <w:t>prosemena.ru +1</w:t>
+      </w:r>
+    </w:p>
+    <w:p>
+      <w:pPr>
+        <w:pStyle w:val="a3"/>
+        <w:spacing w:before="120" w:after="120" w:line="420" w:lineRule="atLeast"/>
+        <w:rPr>
+          <w:rFonts w:ascii="Arial" w:hAnsi="Arial" w:cs="Arial"/>
+        </w:rPr>
+      </w:pPr>
+    </w:p>
+    <w:p>
+      <w:pPr>
+        <w:pStyle w:val="a3"/>
+        <w:spacing w:before="120" w:after="120" w:line="420" w:lineRule="atLeast"/>
+        <w:rPr>
+          <w:rFonts w:ascii="Arial" w:hAnsi="Arial" w:cs="Arial"/>
+        </w:rPr>
+      </w:pPr>
+      <w:r>
+        <w:rPr>
+          <w:rFonts w:ascii="Arial" w:hAnsi="Arial" w:cs="Arial"/>
+        </w:rPr>
+        <w:t xml:space="preserve">Питательная ценность. </w:t>
+      </w:r>
+      <w:proofErr w:type="spellStart"/>
+      <w:r>
+        <w:rPr>
+          <w:rFonts w:ascii="Arial" w:hAnsi="Arial" w:cs="Arial"/>
+        </w:rPr>
+        <w:t>Микрозелень</w:t>
+      </w:r>
+      <w:proofErr w:type="spellEnd"/>
+      <w:r>
+        <w:rPr>
+          <w:rFonts w:ascii="Arial" w:hAnsi="Arial" w:cs="Arial"/>
+        </w:rPr>
+        <w:t xml:space="preserve"> укропа богата витаминами (А, С, Е, D, группы В), минералами (кальций, калий, железо, магний, фосфор), эфирными маслами, фитонцидами и каротиноидами. Исследования показывают, что в </w:t>
+      </w:r>
+      <w:proofErr w:type="spellStart"/>
+      <w:r>
+        <w:rPr>
+          <w:rFonts w:ascii="Arial" w:hAnsi="Arial" w:cs="Arial"/>
+        </w:rPr>
+        <w:t>микростадии</w:t>
+      </w:r>
+      <w:proofErr w:type="spellEnd"/>
+      <w:r>
+        <w:rPr>
+          <w:rFonts w:ascii="Arial" w:hAnsi="Arial" w:cs="Arial"/>
+        </w:rPr>
+        <w:t xml:space="preserve"> концентрация полезных веществ может быть выше, чем во взрослом растении. </w:t>
+      </w:r>
+    </w:p>
+    <w:p>
+      <w:pPr>
+        <w:pStyle w:val="a3"/>
+        <w:spacing w:before="120" w:after="120" w:line="420" w:lineRule="atLeast"/>
+        <w:rPr>
+          <w:rFonts w:ascii="Arial" w:hAnsi="Arial" w:cs="Arial"/>
+        </w:rPr>
+      </w:pPr>
+      <w:r>
+        <w:rPr>
+          <w:rFonts w:ascii="Arial" w:hAnsi="Arial" w:cs="Arial"/>
+        </w:rPr>
+        <w:t>microzelen.ru +2</w:t>
+      </w:r>
+    </w:p>
+    <w:p>
+      <w:pPr>
+        <w:pStyle w:val="a3"/>
+        <w:spacing w:before="120" w:after="120" w:line="420" w:lineRule="atLeast"/>
+        <w:rPr>
+          <w:rFonts w:ascii="Arial" w:hAnsi="Arial" w:cs="Arial"/>
+        </w:rPr>
+      </w:pPr>
+    </w:p>
+    <w:p>
+      <w:pPr>
+        <w:pStyle w:val="a3"/>
+        <w:spacing w:before="120" w:after="120" w:line="420" w:lineRule="atLeast"/>
+        <w:rPr>
+          <w:rFonts w:ascii="Arial" w:hAnsi="Arial" w:cs="Arial"/>
+        </w:rPr>
+      </w:pPr>
+      <w:r>
+        <w:rPr>
+          <w:rFonts w:ascii="Arial" w:hAnsi="Arial" w:cs="Arial"/>
+        </w:rPr>
+        <w:t xml:space="preserve">Польза для здоровья. Употребление </w:t>
+      </w:r>
+      <w:proofErr w:type="spellStart"/>
+      <w:r>
+        <w:rPr>
+          <w:rFonts w:ascii="Arial" w:hAnsi="Arial" w:cs="Arial"/>
+        </w:rPr>
+        <w:t>микрозелени</w:t>
+      </w:r>
+      <w:proofErr w:type="spellEnd"/>
+      <w:r>
+        <w:rPr>
+          <w:rFonts w:ascii="Arial" w:hAnsi="Arial" w:cs="Arial"/>
+        </w:rPr>
+        <w:t xml:space="preserve"> укропа может способствовать укреплению иммунитета, улучшению пищеварения, снижению уровня сахара и холестерина, нормализации сна и работы нервной системы, замедлению ухудшения зрения, очищению дыхательных путей. Благодаря высокому содержанию эфирных масел она также обладает лёгким спазмолитическим эффектом. </w:t>
+      </w:r>
+    </w:p>
+    <w:p>
+      <w:pPr>
+        <w:pStyle w:val="a3"/>
+        <w:spacing w:before="120" w:after="120" w:line="420" w:lineRule="atLeast"/>
+        <w:rPr>
+          <w:rFonts w:ascii="Arial" w:hAnsi="Arial" w:cs="Arial"/>
+        </w:rPr>
+      </w:pPr>
+      <w:r>
+        <w:rPr>
+          <w:rFonts w:ascii="Arial" w:hAnsi="Arial" w:cs="Arial"/>
+        </w:rPr>
+        <w:t>narodsemena.ru +2</w:t>
+      </w:r>
+    </w:p>
+    <w:p>
+      <w:pPr>
+        <w:pStyle w:val="a3"/>
+        <w:spacing w:before="120" w:after="120" w:line="420" w:lineRule="atLeast"/>
+        <w:rPr>
+          <w:rFonts w:ascii="Arial" w:hAnsi="Arial" w:cs="Arial"/>
+        </w:rPr>
+      </w:pPr>
+    </w:p>
+    <w:p>
+      <w:pPr>
+        <w:pStyle w:val="a3"/>
+        <w:spacing w:before="120" w:after="120" w:line="420" w:lineRule="atLeast"/>
+        <w:rPr>
+          <w:rFonts w:ascii="Arial" w:hAnsi="Arial" w:cs="Arial"/>
+        </w:rPr>
+      </w:pPr>
+      <w:r>
+        <w:rPr>
+          <w:rFonts w:ascii="Arial" w:hAnsi="Arial" w:cs="Arial"/>
+        </w:rPr>
+        <w:t>Использование в кулинарии</w:t>
+      </w:r>
+    </w:p>
+    <w:p>
+      <w:pPr>
+        <w:pStyle w:val="a3"/>
+        <w:spacing w:before="120" w:after="120" w:line="420" w:lineRule="atLeast"/>
+        <w:rPr>
+          <w:rFonts w:ascii="Arial" w:hAnsi="Arial" w:cs="Arial"/>
+        </w:rPr>
+      </w:pPr>
+      <w:proofErr w:type="spellStart"/>
+      <w:r>
+        <w:rPr>
+          <w:rFonts w:ascii="Arial" w:hAnsi="Arial" w:cs="Arial"/>
+        </w:rPr>
+        <w:t>Микрозелень</w:t>
+      </w:r>
+      <w:proofErr w:type="spellEnd"/>
+      <w:r>
+        <w:rPr>
+          <w:rFonts w:ascii="Arial" w:hAnsi="Arial" w:cs="Arial"/>
+        </w:rPr>
+        <w:t xml:space="preserve"> укропа добавляют в салаты, смузи, супы, бутерброды, используют как </w:t>
+      </w:r>
+      <w:proofErr w:type="spellStart"/>
+      <w:r>
+        <w:rPr>
+          <w:rFonts w:ascii="Arial" w:hAnsi="Arial" w:cs="Arial"/>
+        </w:rPr>
+        <w:t>топпинг</w:t>
+      </w:r>
+      <w:proofErr w:type="spellEnd"/>
+      <w:r>
+        <w:rPr>
+          <w:rFonts w:ascii="Arial" w:hAnsi="Arial" w:cs="Arial"/>
+        </w:rPr>
+        <w:t xml:space="preserve"> для рыбы и мяса. Её можно употреблять как отдельное блюдо или перекус, а также применять для украшения блюд. Лучше срезать </w:t>
+      </w:r>
+      <w:proofErr w:type="spellStart"/>
+      <w:r>
+        <w:rPr>
+          <w:rFonts w:ascii="Arial" w:hAnsi="Arial" w:cs="Arial"/>
+        </w:rPr>
+        <w:t>микрозелень</w:t>
+      </w:r>
+      <w:proofErr w:type="spellEnd"/>
+      <w:r>
+        <w:rPr>
+          <w:rFonts w:ascii="Arial" w:hAnsi="Arial" w:cs="Arial"/>
+        </w:rPr>
+        <w:t xml:space="preserve"> непосредственно перед употреблением, чтобы сохранить максимум аромата и питательных веществ. </w:t>
+      </w:r>
+    </w:p>
+    <w:p>
+      <w:pPr>
+        <w:pStyle w:val="a3"/>
+        <w:spacing w:before="120" w:after="120" w:line="420" w:lineRule="atLeast"/>
+        <w:rPr>
+          <w:rFonts w:ascii="Arial" w:hAnsi="Arial" w:cs="Arial"/>
+        </w:rPr>
+      </w:pPr>
+      <w:r>
+        <w:rPr>
+          <w:rFonts w:ascii="Arial" w:hAnsi="Arial" w:cs="Arial"/>
+        </w:rPr>
+        <w:lastRenderedPageBreak/>
+        <w:t>rudesignshop.ru +1</w:t>
+      </w:r>
+    </w:p>
+    <w:p>
+      <w:pPr>
+        <w:pStyle w:val="a3"/>
+        <w:spacing w:before="120" w:after="120" w:line="420" w:lineRule="atLeast"/>
+        <w:rPr>
+          <w:rFonts w:ascii="Arial" w:hAnsi="Arial" w:cs="Arial"/>
+        </w:rPr>
+      </w:pPr>
+    </w:p>
+    <w:p>
+      <w:pPr>
+        <w:pStyle w:val="a3"/>
+        <w:spacing w:before="120" w:after="120" w:line="420" w:lineRule="atLeast"/>
+        <w:rPr>
+          <w:rFonts w:ascii="Arial" w:hAnsi="Arial" w:cs="Arial"/>
+        </w:rPr>
+      </w:pPr>
+      <w:r>
+        <w:rPr>
+          <w:rFonts w:ascii="Arial" w:hAnsi="Arial" w:cs="Arial"/>
+        </w:rPr>
+        <w:t>Выращивание</w:t>
+      </w:r>
+    </w:p>
+    <w:p>
+      <w:pPr>
+        <w:pStyle w:val="a3"/>
+        <w:spacing w:before="120" w:after="120" w:line="420" w:lineRule="atLeast"/>
+        <w:rPr>
+          <w:rFonts w:ascii="Arial" w:hAnsi="Arial" w:cs="Arial"/>
+        </w:rPr>
+      </w:pPr>
+      <w:proofErr w:type="spellStart"/>
+      <w:r>
+        <w:rPr>
+          <w:rFonts w:ascii="Arial" w:hAnsi="Arial" w:cs="Arial"/>
+        </w:rPr>
+        <w:t>Микрозелень</w:t>
+      </w:r>
+      <w:proofErr w:type="spellEnd"/>
+      <w:r>
+        <w:rPr>
+          <w:rFonts w:ascii="Arial" w:hAnsi="Arial" w:cs="Arial"/>
+        </w:rPr>
+        <w:t xml:space="preserve"> укропа можно выращивать без почвы или в лёгком субстрате при комнатной температуре. Для этого потребуются качественные семена, подходящие для проращивания (например, сорт «Бизон» даёт нежные и сочные ростки). </w:t>
+      </w:r>
+    </w:p>
+    <w:p>
+      <w:pPr>
+        <w:pStyle w:val="a3"/>
+        <w:spacing w:before="120" w:after="120" w:line="420" w:lineRule="atLeast"/>
+        <w:rPr>
+          <w:rFonts w:ascii="Arial" w:hAnsi="Arial" w:cs="Arial"/>
+        </w:rPr>
+      </w:pPr>
+      <w:r>
+        <w:rPr>
+          <w:rFonts w:ascii="Arial" w:hAnsi="Arial" w:cs="Arial"/>
+        </w:rPr>
+        <w:t>rudesignshop.ru +2</w:t>
+      </w:r>
+    </w:p>
+    <w:p>
+      <w:pPr>
+        <w:pStyle w:val="a3"/>
+        <w:spacing w:before="120" w:after="120" w:line="420" w:lineRule="atLeast"/>
+        <w:rPr>
+          <w:rFonts w:ascii="Arial" w:hAnsi="Arial" w:cs="Arial"/>
+        </w:rPr>
+      </w:pPr>
+    </w:p>
+    <w:p>
+      <w:pPr>
+        <w:pStyle w:val="a3"/>
+        <w:spacing w:before="120" w:after="120" w:line="420" w:lineRule="atLeast"/>
+        <w:rPr>
+          <w:rFonts w:ascii="Arial" w:hAnsi="Arial" w:cs="Arial"/>
+        </w:rPr>
+      </w:pPr>
+      <w:r>
+        <w:rPr>
+          <w:rFonts w:ascii="Arial" w:hAnsi="Arial" w:cs="Arial"/>
+        </w:rPr>
+        <w:t>Основные этапы выращивания:</w:t>
+      </w:r>
+    </w:p>
+    <w:p>
+      <w:pPr>
+        <w:pStyle w:val="a3"/>
+        <w:spacing w:before="120" w:after="120" w:line="420" w:lineRule="atLeast"/>
+        <w:rPr>
+          <w:rFonts w:ascii="Arial" w:hAnsi="Arial" w:cs="Arial"/>
+        </w:rPr>
+      </w:pPr>
+    </w:p>
+    <w:p>
+      <w:pPr>
+        <w:pStyle w:val="a3"/>
+        <w:spacing w:before="120" w:after="120" w:line="420" w:lineRule="atLeast"/>
+        <w:rPr>
+          <w:rFonts w:ascii="Arial" w:hAnsi="Arial" w:cs="Arial"/>
+        </w:rPr>
+      </w:pPr>
+      <w:r>
+        <w:rPr>
+          <w:rFonts w:ascii="Arial" w:hAnsi="Arial" w:cs="Arial"/>
+        </w:rPr>
+        <w:t xml:space="preserve">Подготовка субстрата. Используйте специальный субстрат для </w:t>
+      </w:r>
+      <w:proofErr w:type="spellStart"/>
+      <w:r>
+        <w:rPr>
+          <w:rFonts w:ascii="Arial" w:hAnsi="Arial" w:cs="Arial"/>
+        </w:rPr>
+        <w:t>микрозелени</w:t>
+      </w:r>
+      <w:proofErr w:type="spellEnd"/>
+      <w:r>
+        <w:rPr>
+          <w:rFonts w:ascii="Arial" w:hAnsi="Arial" w:cs="Arial"/>
+        </w:rPr>
+        <w:t xml:space="preserve"> или смесь грунта с перлитом или вермикулитом. </w:t>
+      </w:r>
+    </w:p>
+    <w:p>
+      <w:pPr>
+        <w:pStyle w:val="a3"/>
+        <w:spacing w:before="120" w:after="120" w:line="420" w:lineRule="atLeast"/>
+        <w:rPr>
+          <w:rFonts w:ascii="Arial" w:hAnsi="Arial" w:cs="Arial"/>
+        </w:rPr>
+      </w:pPr>
+      <w:r>
+        <w:rPr>
+          <w:rFonts w:ascii="Arial" w:hAnsi="Arial" w:cs="Arial"/>
+        </w:rPr>
+        <w:t>ozon.ru +1</w:t>
+      </w:r>
+    </w:p>
+    <w:p>
+      <w:pPr>
+        <w:pStyle w:val="a3"/>
+        <w:spacing w:before="120" w:after="120" w:line="420" w:lineRule="atLeast"/>
+        <w:rPr>
+          <w:rFonts w:ascii="Arial" w:hAnsi="Arial" w:cs="Arial"/>
+        </w:rPr>
+      </w:pPr>
+      <w:r>
+        <w:rPr>
+          <w:rFonts w:ascii="Arial" w:hAnsi="Arial" w:cs="Arial"/>
+        </w:rPr>
+        <w:t xml:space="preserve">Посев семян. Равномерно распределите семена по поверхности субстрата и слегка присыпьте их тонким слоем почвы. </w:t>
+      </w:r>
+    </w:p>
+    <w:p>
+      <w:pPr>
+        <w:pStyle w:val="a3"/>
+        <w:spacing w:before="120" w:after="120" w:line="420" w:lineRule="atLeast"/>
+        <w:rPr>
+          <w:rFonts w:ascii="Arial" w:hAnsi="Arial" w:cs="Arial"/>
+        </w:rPr>
+      </w:pPr>
+      <w:r>
+        <w:rPr>
+          <w:rFonts w:ascii="Arial" w:hAnsi="Arial" w:cs="Arial"/>
+        </w:rPr>
+        <w:t>ozon.ru +1</w:t>
+      </w:r>
+    </w:p>
+    <w:p>
+      <w:pPr>
+        <w:pStyle w:val="a3"/>
+        <w:spacing w:before="120" w:after="120" w:line="420" w:lineRule="atLeast"/>
+        <w:rPr>
+          <w:rFonts w:ascii="Arial" w:hAnsi="Arial" w:cs="Arial"/>
+        </w:rPr>
+      </w:pPr>
+      <w:r>
+        <w:rPr>
+          <w:rFonts w:ascii="Arial" w:hAnsi="Arial" w:cs="Arial"/>
+        </w:rPr>
+        <w:t xml:space="preserve">Полив. Регулярно увлажняйте почву, чтобы она была слегка влажной, но не мокрой. </w:t>
+      </w:r>
+    </w:p>
+    <w:p>
+      <w:pPr>
+        <w:pStyle w:val="a3"/>
+        <w:spacing w:before="120" w:after="120" w:line="420" w:lineRule="atLeast"/>
+        <w:rPr>
+          <w:rFonts w:ascii="Arial" w:hAnsi="Arial" w:cs="Arial"/>
+        </w:rPr>
+      </w:pPr>
+      <w:r>
+        <w:rPr>
+          <w:rFonts w:ascii="Arial" w:hAnsi="Arial" w:cs="Arial"/>
+        </w:rPr>
+        <w:t>ozon.ru +1</w:t>
+      </w:r>
+    </w:p>
+    <w:p>
+      <w:pPr>
+        <w:pStyle w:val="a3"/>
+        <w:spacing w:before="120" w:after="120" w:line="420" w:lineRule="atLeast"/>
+        <w:rPr>
+          <w:rFonts w:ascii="Arial" w:hAnsi="Arial" w:cs="Arial"/>
+        </w:rPr>
+      </w:pPr>
+      <w:r>
+        <w:rPr>
+          <w:rFonts w:ascii="Arial" w:hAnsi="Arial" w:cs="Arial"/>
+        </w:rPr>
+        <w:t xml:space="preserve">Освещение. Обеспечьте </w:t>
+      </w:r>
+      <w:proofErr w:type="spellStart"/>
+      <w:r>
+        <w:rPr>
+          <w:rFonts w:ascii="Arial" w:hAnsi="Arial" w:cs="Arial"/>
+        </w:rPr>
+        <w:t>микрозелени</w:t>
+      </w:r>
+      <w:proofErr w:type="spellEnd"/>
+      <w:r>
+        <w:rPr>
+          <w:rFonts w:ascii="Arial" w:hAnsi="Arial" w:cs="Arial"/>
+        </w:rPr>
+        <w:t xml:space="preserve"> достаточное количество света, используя </w:t>
+      </w:r>
+      <w:proofErr w:type="spellStart"/>
+      <w:r>
+        <w:rPr>
+          <w:rFonts w:ascii="Arial" w:hAnsi="Arial" w:cs="Arial"/>
+        </w:rPr>
+        <w:t>фитолампы</w:t>
+      </w:r>
+      <w:proofErr w:type="spellEnd"/>
+      <w:r>
+        <w:rPr>
+          <w:rFonts w:ascii="Arial" w:hAnsi="Arial" w:cs="Arial"/>
+        </w:rPr>
+        <w:t xml:space="preserve"> или естественное освещение. </w:t>
+      </w:r>
+    </w:p>
+    <w:p>
+      <w:pPr>
+        <w:pStyle w:val="a3"/>
+        <w:spacing w:before="120" w:after="120" w:line="420" w:lineRule="atLeast"/>
+        <w:rPr>
+          <w:rFonts w:ascii="Arial" w:hAnsi="Arial" w:cs="Arial"/>
+        </w:rPr>
+      </w:pPr>
+      <w:r>
+        <w:rPr>
+          <w:rFonts w:ascii="Arial" w:hAnsi="Arial" w:cs="Arial"/>
+        </w:rPr>
+        <w:t>ozon.ru +1</w:t>
+      </w:r>
+    </w:p>
+    <w:p>
+      <w:pPr>
+        <w:pStyle w:val="a3"/>
+        <w:spacing w:before="120" w:after="120" w:line="420" w:lineRule="atLeast"/>
+        <w:rPr>
+          <w:rFonts w:ascii="Arial" w:hAnsi="Arial" w:cs="Arial"/>
+        </w:rPr>
+      </w:pPr>
+      <w:r>
+        <w:rPr>
+          <w:rFonts w:ascii="Arial" w:hAnsi="Arial" w:cs="Arial"/>
+        </w:rPr>
+        <w:lastRenderedPageBreak/>
+        <w:t xml:space="preserve">Сбор урожая. </w:t>
+      </w:r>
+      <w:proofErr w:type="spellStart"/>
+      <w:r>
+        <w:rPr>
+          <w:rFonts w:ascii="Arial" w:hAnsi="Arial" w:cs="Arial"/>
+        </w:rPr>
+        <w:t>Микрозелень</w:t>
+      </w:r>
+      <w:proofErr w:type="spellEnd"/>
+      <w:r>
+        <w:rPr>
+          <w:rFonts w:ascii="Arial" w:hAnsi="Arial" w:cs="Arial"/>
+        </w:rPr>
+        <w:t xml:space="preserve"> укропа готова к употреблению, когда она достигает высоты 5–10 см. </w:t>
+      </w:r>
+    </w:p>
+    <w:p>
+      <w:pPr>
+        <w:pStyle w:val="a3"/>
+        <w:spacing w:before="120" w:after="120" w:line="420" w:lineRule="atLeast"/>
+        <w:rPr>
+          <w:rFonts w:ascii="Arial" w:hAnsi="Arial" w:cs="Arial"/>
+        </w:rPr>
+      </w:pPr>
+      <w:r>
+        <w:rPr>
+          <w:rFonts w:ascii="Arial" w:hAnsi="Arial" w:cs="Arial"/>
+        </w:rPr>
+        <w:t>ozon.ru +1</w:t>
+      </w:r>
+    </w:p>
+    <w:p>
+      <w:pPr>
+        <w:pStyle w:val="a3"/>
+        <w:spacing w:before="120" w:after="120" w:line="420" w:lineRule="atLeast"/>
+        <w:rPr>
+          <w:rFonts w:ascii="Arial" w:hAnsi="Arial" w:cs="Arial"/>
+        </w:rPr>
+      </w:pPr>
+      <w:r>
+        <w:rPr>
+          <w:rFonts w:ascii="Arial" w:hAnsi="Arial" w:cs="Arial"/>
+        </w:rPr>
+        <w:t>Важные условия:</w:t>
+      </w:r>
+    </w:p>
+    <w:p>
+      <w:pPr>
+        <w:pStyle w:val="a3"/>
+        <w:spacing w:before="120" w:after="120" w:line="420" w:lineRule="atLeast"/>
+        <w:rPr>
+          <w:rFonts w:ascii="Arial" w:hAnsi="Arial" w:cs="Arial"/>
+        </w:rPr>
+      </w:pPr>
+    </w:p>
+    <w:p>
+      <w:pPr>
+        <w:pStyle w:val="a3"/>
+        <w:spacing w:before="120" w:after="120" w:line="420" w:lineRule="atLeast"/>
+        <w:rPr>
+          <w:rFonts w:ascii="Arial" w:hAnsi="Arial" w:cs="Arial"/>
+        </w:rPr>
+      </w:pPr>
+      <w:r>
+        <w:rPr>
+          <w:rFonts w:ascii="Arial" w:hAnsi="Arial" w:cs="Arial"/>
+        </w:rPr>
+        <w:t xml:space="preserve">температура: днём около 20–22 °C, ночью — 18–20 °C; </w:t>
+      </w:r>
+    </w:p>
+    <w:p>
+      <w:pPr>
+        <w:pStyle w:val="a3"/>
+        <w:spacing w:before="120" w:after="120" w:line="420" w:lineRule="atLeast"/>
+        <w:rPr>
+          <w:rFonts w:ascii="Arial" w:hAnsi="Arial" w:cs="Arial"/>
+        </w:rPr>
+      </w:pPr>
+      <w:r>
+        <w:rPr>
+          <w:rFonts w:ascii="Arial" w:hAnsi="Arial" w:cs="Arial"/>
+        </w:rPr>
+        <w:t xml:space="preserve">влажность: 60–70%; </w:t>
+      </w:r>
+    </w:p>
+    <w:p>
+      <w:pPr>
+        <w:pStyle w:val="a3"/>
+        <w:spacing w:before="120" w:after="120" w:line="420" w:lineRule="atLeast"/>
+        <w:rPr>
+          <w:rFonts w:ascii="Arial" w:hAnsi="Arial" w:cs="Arial"/>
+        </w:rPr>
+      </w:pPr>
+      <w:r>
+        <w:rPr>
+          <w:rFonts w:ascii="Arial" w:hAnsi="Arial" w:cs="Arial"/>
+        </w:rPr>
+        <w:t xml:space="preserve">освещение: около 100 Вт/м². </w:t>
+      </w:r>
+    </w:p>
+    <w:p>
+      <w:pPr>
+        <w:pStyle w:val="a3"/>
+        <w:spacing w:before="120" w:beforeAutospacing="0" w:after="120" w:afterAutospacing="0" w:line="420" w:lineRule="atLeast"/>
+        <w:rPr>
+          <w:rFonts w:ascii="Arial" w:hAnsi="Arial" w:cs="Arial"/>
+          <w:lang w:val="en-US"/>
+        </w:rPr>
+      </w:pPr>
+      <w:r>
+        <w:rPr>
+          <w:rFonts w:ascii="Arial" w:hAnsi="Arial" w:cs="Arial"/>
+        </w:rPr>
+        <w:t xml:space="preserve">При недостатке света или избытке влажности </w:t>
+      </w:r>
+      <w:proofErr w:type="spellStart"/>
+      <w:r>
+        <w:rPr>
+          <w:rFonts w:ascii="Arial" w:hAnsi="Arial" w:cs="Arial"/>
+        </w:rPr>
+        <w:t>микрозелень</w:t>
+      </w:r>
+      <w:proofErr w:type="spellEnd"/>
+      <w:r>
+        <w:rPr>
+          <w:rFonts w:ascii="Arial" w:hAnsi="Arial" w:cs="Arial"/>
+        </w:rPr>
+        <w:t xml:space="preserve"> может поражаться грибковыми заболеваниями.</w:t>
+      </w:r>
     </w:p>
     <w:sectPr>
       <w:pgSz w:w="11906" w:h="16838"/>
@@ -4857,6 +6238,155 @@
     </w:lvl>
   </w:abstractNum>
   <w:abstractNum w:abstractNumId="5" w15:restartNumberingAfterBreak="0">
+    <w:nsid w:val="515C0A7F"/>
+    <w:multiLevelType w:val="multilevel"/>
+    <w:tmpl w:val="DA1AD300"/>
+    <w:lvl w:ilvl="0">
+      <w:start w:val="1"/>
+      <w:numFmt w:val="bullet"/>
+      <w:lvlText w:val=""/>
+      <w:lvlJc w:val="left"/>
+      <w:pPr>
+        <w:tabs>
+          <w:tab w:val="num" w:pos="720"/>
+        </w:tabs>
+        <w:ind w:left="720" w:hanging="360"/>
+      </w:pPr>
+      <w:rPr>
+        <w:rFonts w:ascii="Symbol" w:hAnsi="Symbol" w:hint="default"/>
+        <w:sz w:val="20"/>
+      </w:rPr>
+    </w:lvl>
+    <w:lvl w:ilvl="1" w:tentative="1">
+      <w:start w:val="1"/>
+      <w:numFmt w:val="bullet"/>
+      <w:lvlText w:val="o"/>
+      <w:lvlJc w:val="left"/>
+      <w:pPr>
+        <w:tabs>
+          <w:tab w:val="num" w:pos="1440"/>
+        </w:tabs>
+        <w:ind w:left="1440" w:hanging="360"/>
+      </w:pPr>
+      <w:rPr>
+        <w:rFonts w:ascii="Courier New" w:hAnsi="Courier New" w:hint="default"/>
+        <w:sz w:val="20"/>
+      </w:rPr>
+    </w:lvl>
+    <w:lvl w:ilvl="2" w:tentative="1">
+      <w:start w:val="1"/>
+      <w:numFmt w:val="bullet"/>
+      <w:lvlText w:val=""/>
+      <w:lvlJc w:val="left"/>
+      <w:pPr>
+        <w:tabs>
+          <w:tab w:val="num" w:pos="2160"/>
+        </w:tabs>
+        <w:ind w:left="2160" w:hanging="360"/>
+      </w:pPr>
+      <w:rPr>
+        <w:rFonts w:ascii="Wingdings" w:hAnsi="Wingdings" w:hint="default"/>
+        <w:sz w:val="20"/>
+      </w:rPr>
+    </w:lvl>
+    <w:lvl w:ilvl="3" w:tentative="1">
+      <w:start w:val="1"/>
+      <w:numFmt w:val="bullet"/>
+      <w:lvlText w:val=""/>
+      <w:lvlJc w:val="left"/>
+      <w:pPr>
+        <w:tabs>
+          <w:tab w:val="num" w:pos="2880"/>
+        </w:tabs>
+        <w:ind w:left="2880" w:hanging="360"/>
+      </w:pPr>
+      <w:rPr>
+        <w:rFonts w:ascii="Wingdings" w:hAnsi="Wingdings" w:hint="default"/>
+        <w:sz w:val="20"/>
+      </w:rPr>
+    </w:lvl>
+    <w:lvl w:ilvl="4" w:tentative="1">
+      <w:start w:val="1"/>
+      <w:numFmt w:val="bullet"/>
+      <w:lvlText w:val=""/>
+      <w:lvlJc w:val="left"/>
+      <w:pPr>
+        <w:tabs>
+          <w:tab w:val="num" w:pos="3600"/>
+        </w:tabs>
+        <w:ind w:left="3600" w:hanging="360"/>
+      </w:pPr>
+      <w:rPr>
+        <w:rFonts w:ascii="Wingdings" w:hAnsi="Wingdings" w:hint="default"/>
+        <w:sz w:val="20"/>
+      </w:rPr>
+    </w:lvl>
+    <w:lvl w:ilvl="5" w:tentative="1">
+      <w:start w:val="1"/>
+      <w:numFmt w:val="bullet"/>
+      <w:lvlText w:val=""/>
+      <w:lvlJc w:val="left"/>
+      <w:pPr>
+        <w:tabs>
+          <w:tab w:val="num" w:pos="4320"/>
+        </w:tabs>
+        <w:ind w:left="4320" w:hanging="360"/>
+      </w:pPr>
+      <w:rPr>
+        <w:rFonts w:ascii="Wingdings" w:hAnsi="Wingdings" w:hint="default"/>
+        <w:sz w:val="20"/>
+      </w:rPr>
+    </w:lvl>
+    <w:lvl w:ilvl="6" w:tentative="1">
+      <w:start w:val="1"/>
+      <w:numFmt w:val="bullet"/>
+      <w:lvlText w:val=""/>
+      <w:lvlJc w:val="left"/>
+      <w:pPr>
+        <w:tabs>
+          <w:tab w:val="num" w:pos="5040"/>
+        </w:tabs>
+        <w:ind w:left="5040" w:hanging="360"/>
+      </w:pPr>
+      <w:rPr>
+        <w:rFonts w:ascii="Wingdings" w:hAnsi="Wingdings" w:hint="default"/>
+        <w:sz w:val="20"/>
+      </w:rPr>
+    </w:lvl>
+    <w:lvl w:ilvl="7" w:tentative="1">
+      <w:start w:val="1"/>
+      <w:numFmt w:val="bullet"/>
+      <w:lvlText w:val=""/>
+      <w:lvlJc w:val="left"/>
+      <w:pPr>
+        <w:tabs>
+          <w:tab w:val="num" w:pos="5760"/>
+        </w:tabs>
+        <w:ind w:left="5760" w:hanging="360"/>
+      </w:pPr>
+      <w:rPr>
+        <w:rFonts w:ascii="Wingdings" w:hAnsi="Wingdings" w:hint="default"/>
+        <w:sz w:val="20"/>
+      </w:rPr>
+    </w:lvl>
+    <w:lvl w:ilvl="8" w:tentative="1">
+      <w:start w:val="1"/>
+      <w:numFmt w:val="bullet"/>
+      <w:lvlText w:val=""/>
+      <w:lvlJc w:val="left"/>
+      <w:pPr>
+        <w:tabs>
+          <w:tab w:val="num" w:pos="6480"/>
+        </w:tabs>
+        <w:ind w:left="6480" w:hanging="360"/>
+      </w:pPr>
+      <w:rPr>
+        <w:rFonts w:ascii="Wingdings" w:hAnsi="Wingdings" w:hint="default"/>
+        <w:sz w:val="20"/>
+      </w:rPr>
+    </w:lvl>
+  </w:abstractNum>
+  <w:abstractNum w:abstractNumId="6" w15:restartNumberingAfterBreak="0">
     <w:nsid w:val="517662C2"/>
     <w:multiLevelType w:val="multilevel"/>
     <w:tmpl w:val="1250D54C"/>
@@ -5005,7 +6535,7 @@
       </w:rPr>
     </w:lvl>
   </w:abstractNum>
-  <w:abstractNum w:abstractNumId="6" w15:restartNumberingAfterBreak="0">
+  <w:abstractNum w:abstractNumId="7" w15:restartNumberingAfterBreak="0">
     <w:nsid w:val="52EA2319"/>
     <w:multiLevelType w:val="multilevel"/>
     <w:tmpl w:val="5AB0776A"/>
@@ -5154,7 +6684,7 @@
       </w:rPr>
     </w:lvl>
   </w:abstractNum>
-  <w:abstractNum w:abstractNumId="7" w15:restartNumberingAfterBreak="0">
+  <w:abstractNum w:abstractNumId="8" w15:restartNumberingAfterBreak="0">
     <w:nsid w:val="6431077B"/>
     <w:multiLevelType w:val="multilevel"/>
     <w:tmpl w:val="31C0EC10"/>
@@ -5310,13 +6840,13 @@
     <w:abstractNumId w:val="2"/>
   </w:num>
   <w:num w:numId="3">
+    <w:abstractNumId w:val="8"/>
+  </w:num>
+  <w:num w:numId="4">
     <w:abstractNumId w:val="7"/>
   </w:num>
-  <w:num w:numId="4">
+  <w:num w:numId="5">
     <w:abstractNumId w:val="6"/>
-  </w:num>
-  <w:num w:numId="5">
-    <w:abstractNumId w:val="5"/>
   </w:num>
   <w:num w:numId="6">
     <w:abstractNumId w:val="1"/>
@@ -5326,6 +6856,9 @@
   </w:num>
   <w:num w:numId="8">
     <w:abstractNumId w:val="3"/>
+  </w:num>
+  <w:num w:numId="9">
+    <w:abstractNumId w:val="5"/>
   </w:num>
 </w:numbering>
 </file>
@@ -5750,6 +7283,29 @@
       <w:lang w:eastAsia="ru-RU"/>
     </w:rPr>
   </w:style>
+  <w:style w:type="paragraph" w:styleId="2">
+    <w:name w:val="heading 2"/>
+    <w:basedOn w:val="a"/>
+    <w:next w:val="a"/>
+    <w:link w:val="20"/>
+    <w:uiPriority w:val="9"/>
+    <w:semiHidden/>
+    <w:unhideWhenUsed/>
+    <w:qFormat/>
+    <w:rsid w:val="006E2960"/>
+    <w:pPr>
+      <w:keepNext/>
+      <w:keepLines/>
+      <w:spacing w:before="40" w:after="0"/>
+      <w:outlineLvl w:val="1"/>
+    </w:pPr>
+    <w:rPr>
+      <w:rFonts w:asciiTheme="majorHAnsi" w:eastAsiaTheme="majorEastAsia" w:hAnsiTheme="majorHAnsi" w:cstheme="majorBidi"/>
+      <w:color w:val="2F5496" w:themeColor="accent1" w:themeShade="BF"/>
+      <w:sz w:val="26"/>
+      <w:szCs w:val="26"/>
+    </w:rPr>
+  </w:style>
   <w:style w:type="paragraph" w:styleId="3">
     <w:name w:val="heading 3"/>
     <w:basedOn w:val="a"/>
@@ -5899,6 +7455,36 @@
     <w:name w:val="mbin"/>
     <w:basedOn w:val="a0"/>
     <w:rsid w:val="007B41A7"/>
+  </w:style>
+  <w:style w:type="character" w:customStyle="1" w:styleId="20">
+    <w:name w:val="Заголовок 2 Знак"/>
+    <w:basedOn w:val="a0"/>
+    <w:link w:val="2"/>
+    <w:uiPriority w:val="9"/>
+    <w:semiHidden/>
+    <w:rsid w:val="006E2960"/>
+    <w:rPr>
+      <w:rFonts w:asciiTheme="majorHAnsi" w:eastAsiaTheme="majorEastAsia" w:hAnsiTheme="majorHAnsi" w:cstheme="majorBidi"/>
+      <w:color w:val="2F5496" w:themeColor="accent1" w:themeShade="BF"/>
+      <w:sz w:val="26"/>
+      <w:szCs w:val="26"/>
+    </w:rPr>
+  </w:style>
+  <w:style w:type="character" w:styleId="a4">
+    <w:name w:val="Strong"/>
+    <w:basedOn w:val="a0"/>
+    <w:uiPriority w:val="22"/>
+    <w:qFormat/>
+    <w:rsid w:val="006E2960"/>
+    <w:rPr>
+      <w:b/>
+      <w:bCs/>
+    </w:rPr>
+  </w:style>
+  <w:style w:type="character" w:customStyle="1" w:styleId="futurisfootnotegroup">
+    <w:name w:val="futurisfootnotegroup"/>
+    <w:basedOn w:val="a0"/>
+    <w:rsid w:val="006E2960"/>
   </w:style>
 </w:styles>
 </file>
